--- a/triplet_extraction/data/luat_dat_dai/files/Luậtquyhoạch21.2017.QH14.docx
+++ b/triplet_extraction/data/luat_dat_dai/files/Luậtquyhoạch21.2017.QH14.docx
@@ -1,6 +1,6 @@
 
 <file path=word/document.xml><?xml version="1.0" encoding="utf-8"?>
-<w:document xmlns:wpc="http://schemas.microsoft.com/office/word/2010/wordprocessingCanvas" xmlns:mc="http://schemas.openxmlformats.org/markup-compatibility/2006" xmlns:o="urn:schemas-microsoft-com:office:office" xmlns:r="http://schemas.openxmlformats.org/officeDocument/2006/relationships" xmlns:m="http://schemas.openxmlformats.org/officeDocument/2006/math" xmlns:v="urn:schemas-microsoft-com:vml" xmlns:wp14="http://schemas.microsoft.com/office/word/2010/wordprocessingDrawing" xmlns:wp="http://schemas.openxmlformats.org/drawingml/2006/wordprocessingDrawing" xmlns:w10="urn:schemas-microsoft-com:office:word" xmlns:w="http://schemas.openxmlformats.org/wordprocessingml/2006/main" xmlns:w14="http://schemas.microsoft.com/office/word/2010/wordml" xmlns:w15="http://schemas.microsoft.com/office/word/2012/wordml" xmlns:wpg="http://schemas.microsoft.com/office/word/2010/wordprocessingGroup" xmlns:wpi="http://schemas.microsoft.com/office/word/2010/wordprocessingInk" xmlns:wne="http://schemas.microsoft.com/office/word/2006/wordml" xmlns:wps="http://schemas.microsoft.com/office/word/2010/wordprocessingShape" mc:Ignorable="w14 w15 wp14">
+<w:document xmlns:wpc="http://schemas.microsoft.com/office/word/2010/wordprocessingCanvas" xmlns:cx="http://schemas.microsoft.com/office/drawing/2014/chartex" xmlns:cx1="http://schemas.microsoft.com/office/drawing/2015/9/8/chartex" xmlns:cx2="http://schemas.microsoft.com/office/drawing/2015/10/21/chartex" xmlns:cx3="http://schemas.microsoft.com/office/drawing/2016/5/9/chartex" xmlns:cx4="http://schemas.microsoft.com/office/drawing/2016/5/10/chartex" xmlns:cx5="http://schemas.microsoft.com/office/drawing/2016/5/11/chartex" xmlns:cx6="http://schemas.microsoft.com/office/drawing/2016/5/12/chartex" xmlns:cx7="http://schemas.microsoft.com/office/drawing/2016/5/13/chartex" xmlns:cx8="http://schemas.microsoft.com/office/drawing/2016/5/14/chartex" xmlns:mc="http://schemas.openxmlformats.org/markup-compatibility/2006" xmlns:aink="http://schemas.microsoft.com/office/drawing/2016/ink" xmlns:am3d="http://schemas.microsoft.com/office/drawing/2017/model3d" xmlns:o="urn:schemas-microsoft-com:office:office" xmlns:oel="http://schemas.microsoft.com/office/2019/extlst" xmlns:r="http://schemas.openxmlformats.org/officeDocument/2006/relationships" xmlns:m="http://schemas.openxmlformats.org/officeDocument/2006/math" xmlns:v="urn:schemas-microsoft-com:vml" xmlns:wp14="http://schemas.microsoft.com/office/word/2010/wordprocessingDrawing" xmlns:wp="http://schemas.openxmlformats.org/drawingml/2006/wordprocessingDrawing" xmlns:w10="urn:schemas-microsoft-com:office:word" xmlns:w="http://schemas.openxmlformats.org/wordprocessingml/2006/main" xmlns:w14="http://schemas.microsoft.com/office/word/2010/wordml" xmlns:w15="http://schemas.microsoft.com/office/word/2012/wordml" xmlns:w16cex="http://schemas.microsoft.com/office/word/2018/wordml/cex" xmlns:w16cid="http://schemas.microsoft.com/office/word/2016/wordml/cid" xmlns:w16="http://schemas.microsoft.com/office/word/2018/wordml" xmlns:w16du="http://schemas.microsoft.com/office/word/2023/wordml/word16du" xmlns:w16sdtdh="http://schemas.microsoft.com/office/word/2020/wordml/sdtdatahash" xmlns:w16sdtfl="http://schemas.microsoft.com/office/word/2024/wordml/sdtformatlock" xmlns:w16se="http://schemas.microsoft.com/office/word/2015/wordml/symex" xmlns:wpg="http://schemas.microsoft.com/office/word/2010/wordprocessingGroup" xmlns:wpi="http://schemas.microsoft.com/office/word/2010/wordprocessingInk" xmlns:wne="http://schemas.microsoft.com/office/word/2006/wordml" xmlns:wps="http://schemas.microsoft.com/office/word/2010/wordprocessingShape" mc:Ignorable="w14 w15 w16se w16cid w16 w16cex w16sdtdh w16sdtfl w16du wp14">
   <w:body>
     <w:tbl>
       <w:tblPr>
@@ -1644,17 +1644,7 @@
           <w:szCs w:val="28"/>
           <w:lang w:val="vi-VN"/>
         </w:rPr>
-        <w:t xml:space="preserve">Trường hợp quy hoạch ngành quốc gia có mâu thuẫn với quy hoạch không gian biển quốc gia, quy hoạch sử dụng đất quốc gia hoặc các quy hoạch ngành quốc gia mâu thuẫn với nhau thì phải điều chỉnh và thực hiện theo quy hoạch không </w:t>
-      </w:r>
-      <w:r>
-        <w:rPr>
-          <w:rFonts w:eastAsia="Times New Roman" w:cs="Times New Roman"/>
-          <w:color w:val="000000"/>
-          <w:szCs w:val="28"/>
-          <w:lang w:val="vi-VN"/>
-        </w:rPr>
-        <w:lastRenderedPageBreak/>
-        <w:t>gian biển quốc gia, quy hoạch sử dụng đất quốc gia và quy hoạch tổng thể quốc gia.</w:t>
+        <w:t>Trường hợp quy hoạch ngành quốc gia có mâu thuẫn với quy hoạch không gian biển quốc gia, quy hoạch sử dụng đất quốc gia hoặc các quy hoạch ngành quốc gia mâu thuẫn với nhau thì phải điều chỉnh và thực hiện theo quy hoạch không gian biển quốc gia, quy hoạch sử dụng đất quốc gia và quy hoạch tổng thể quốc gia.</w:t>
       </w:r>
     </w:p>
     <w:p>
@@ -2141,7 +2131,6 @@
           <w:szCs w:val="28"/>
           <w:lang w:val="vi-VN"/>
         </w:rPr>
-        <w:lastRenderedPageBreak/>
         <w:t>2. Nhà nước ban hành cơ chế, chính sách khuyến khích và huy động nguồn lực để thúc đẩy phát triển bền vững gắn với bảo vệ môi trường và ứng phó với biến đổi khí hậu theo quy hoạch đã được quyết định hoặc phê duyệt.</w:t>
       </w:r>
     </w:p>
@@ -2485,27 +2474,7 @@
           <w:szCs w:val="28"/>
           <w:lang w:val="vi-VN"/>
         </w:rPr>
-        <w:t xml:space="preserve">1. Lập, thẩm định, quyết định hoặc </w:t>
-      </w:r>
-      <w:bookmarkStart w:id="16" w:name="_GoBack"/>
-      <w:r>
-        <w:rPr>
-          <w:rFonts w:eastAsia="Times New Roman" w:cs="Times New Roman"/>
-          <w:color w:val="000000"/>
-          <w:szCs w:val="28"/>
-          <w:lang w:val="vi-VN"/>
-        </w:rPr>
-        <w:t xml:space="preserve">phê </w:t>
-      </w:r>
-      <w:bookmarkEnd w:id="16"/>
-      <w:r>
-        <w:rPr>
-          <w:rFonts w:eastAsia="Times New Roman" w:cs="Times New Roman"/>
-          <w:color w:val="000000"/>
-          <w:szCs w:val="28"/>
-          <w:lang w:val="vi-VN"/>
-        </w:rPr>
-        <w:t>duyệt, điều ch</w:t>
+        <w:t>1. Lập, thẩm định, quyết định hoặc phê duyệt, điều ch</w:t>
       </w:r>
       <w:r>
         <w:rPr>
@@ -2542,7 +2511,6 @@
           <w:szCs w:val="28"/>
           <w:lang w:val="vi-VN"/>
         </w:rPr>
-        <w:lastRenderedPageBreak/>
         <w:t>2. Lập, thẩm định, quyết định hoặc phê duyệt, điều chỉnh quy hoạch về đầu tư phát triển hàng hóa, dịch vụ, sản phẩm cụ thể, ấn định khối lượng, số lượng hàng hóa, dịch vụ, sản phẩm được sản xuất, tiêu thụ.</w:t>
       </w:r>
     </w:p>
@@ -2673,7 +2641,7 @@
           <w:szCs w:val="28"/>
         </w:rPr>
       </w:pPr>
-      <w:bookmarkStart w:id="17" w:name="chuong_2"/>
+      <w:bookmarkStart w:id="16" w:name="chuong_2"/>
       <w:r>
         <w:rPr>
           <w:rFonts w:eastAsia="Times New Roman" w:cs="Times New Roman"/>
@@ -2695,7 +2663,7 @@
         </w:rPr>
         <w:t>II</w:t>
       </w:r>
-      <w:bookmarkEnd w:id="17"/>
+      <w:bookmarkEnd w:id="16"/>
     </w:p>
     <w:p>
       <w:pPr>
@@ -2708,7 +2676,7 @@
           <w:szCs w:val="28"/>
         </w:rPr>
       </w:pPr>
-      <w:bookmarkStart w:id="18" w:name="chuong_2_name"/>
+      <w:bookmarkStart w:id="17" w:name="chuong_2_name"/>
       <w:r>
         <w:rPr>
           <w:rFonts w:eastAsia="Times New Roman" w:cs="Times New Roman"/>
@@ -2720,7 +2688,7 @@
         </w:rPr>
         <w:t>LẬP QUY HOẠCH</w:t>
       </w:r>
-      <w:bookmarkEnd w:id="18"/>
+      <w:bookmarkEnd w:id="17"/>
     </w:p>
     <w:p>
       <w:pPr>
@@ -2732,7 +2700,7 @@
           <w:szCs w:val="28"/>
         </w:rPr>
       </w:pPr>
-      <w:bookmarkStart w:id="19" w:name="muc_1"/>
+      <w:bookmarkStart w:id="18" w:name="muc_1"/>
       <w:r>
         <w:rPr>
           <w:rFonts w:eastAsia="Times New Roman" w:cs="Times New Roman"/>
@@ -2744,7 +2712,7 @@
         </w:rPr>
         <w:t>Mục 1. TỔ CHỨC LẬP QUY HOẠCH</w:t>
       </w:r>
-      <w:bookmarkEnd w:id="19"/>
+      <w:bookmarkEnd w:id="18"/>
     </w:p>
     <w:p>
       <w:pPr>
@@ -2756,7 +2724,7 @@
           <w:szCs w:val="28"/>
         </w:rPr>
       </w:pPr>
-      <w:bookmarkStart w:id="20" w:name="dieu_14"/>
+      <w:bookmarkStart w:id="19" w:name="dieu_14"/>
       <w:r>
         <w:rPr>
           <w:rFonts w:eastAsia="Times New Roman" w:cs="Times New Roman"/>
@@ -2768,7 +2736,7 @@
         </w:rPr>
         <w:t>Điều 14. Thẩm quyền tổ chức lập quy hoạch</w:t>
       </w:r>
-      <w:bookmarkEnd w:id="20"/>
+      <w:bookmarkEnd w:id="19"/>
     </w:p>
     <w:p>
       <w:pPr>
@@ -2860,7 +2828,7 @@
           <w:szCs w:val="28"/>
         </w:rPr>
       </w:pPr>
-      <w:bookmarkStart w:id="21" w:name="dieu_15"/>
+      <w:bookmarkStart w:id="20" w:name="dieu_15"/>
       <w:r>
         <w:rPr>
           <w:rFonts w:eastAsia="Times New Roman" w:cs="Times New Roman"/>
@@ -2872,7 +2840,7 @@
         </w:rPr>
         <w:t>Điều 15. Nhiệm vụ lập quy hoạch</w:t>
       </w:r>
-      <w:bookmarkEnd w:id="21"/>
+      <w:bookmarkEnd w:id="20"/>
     </w:p>
     <w:p>
       <w:pPr>
@@ -3084,7 +3052,7 @@
           <w:szCs w:val="28"/>
         </w:rPr>
       </w:pPr>
-      <w:bookmarkStart w:id="22" w:name="dieu_16"/>
+      <w:bookmarkStart w:id="21" w:name="dieu_16"/>
       <w:r>
         <w:rPr>
           <w:rFonts w:eastAsia="Times New Roman" w:cs="Times New Roman"/>
@@ -3096,26 +3064,25 @@
         </w:rPr>
         <w:t>Điều 16. Quy trình lập quy hoạch</w:t>
       </w:r>
-      <w:bookmarkEnd w:id="22"/>
-    </w:p>
-    <w:p>
-      <w:pPr>
-        <w:shd w:val="clear" w:color="auto" w:fill="FFFFFF"/>
-        <w:spacing w:before="120" w:after="120" w:line="234" w:lineRule="atLeast"/>
-        <w:rPr>
-          <w:rFonts w:eastAsia="Times New Roman" w:cs="Times New Roman"/>
-          <w:color w:val="000000"/>
-          <w:szCs w:val="28"/>
-        </w:rPr>
-      </w:pPr>
-      <w:r>
-        <w:rPr>
-          <w:rFonts w:eastAsia="Times New Roman" w:cs="Times New Roman"/>
-          <w:color w:val="000000"/>
-          <w:szCs w:val="28"/>
-          <w:lang w:val="vi-VN"/>
-        </w:rPr>
-        <w:lastRenderedPageBreak/>
+      <w:bookmarkEnd w:id="21"/>
+    </w:p>
+    <w:p>
+      <w:pPr>
+        <w:shd w:val="clear" w:color="auto" w:fill="FFFFFF"/>
+        <w:spacing w:before="120" w:after="120" w:line="234" w:lineRule="atLeast"/>
+        <w:rPr>
+          <w:rFonts w:eastAsia="Times New Roman" w:cs="Times New Roman"/>
+          <w:color w:val="000000"/>
+          <w:szCs w:val="28"/>
+        </w:rPr>
+      </w:pPr>
+      <w:r>
+        <w:rPr>
+          <w:rFonts w:eastAsia="Times New Roman" w:cs="Times New Roman"/>
+          <w:color w:val="000000"/>
+          <w:szCs w:val="28"/>
+          <w:lang w:val="vi-VN"/>
+        </w:rPr>
         <w:t>1. Quy trình lập quy hoạch tổng thể quốc gia, quy hoạch không gian biển quốc gia, quy hoạch sử dụng đất quốc gia thực hiện theo các bước sau đây:</w:t>
       </w:r>
     </w:p>
@@ -3484,7 +3451,6 @@
           <w:szCs w:val="28"/>
           <w:lang w:val="vi-VN"/>
         </w:rPr>
-        <w:lastRenderedPageBreak/>
         <w:t>a) Cơ quan lập quy hoạch chủ trì, phối hợp với các Bộ, cơ quan ngang Bộ và địa phương liên quan xây dựng nhiệm vụ lập quy hoạch trình Thủ tướng Chính phủ phê duyệt;</w:t>
       </w:r>
     </w:p>
@@ -3827,17 +3793,7 @@
           <w:szCs w:val="28"/>
           <w:lang w:val="vi-VN"/>
         </w:rPr>
-        <w:t xml:space="preserve">d) Cơ quan lập quy hoạch chủ trì, phối hợp với các cơ quan, tổ chức liên quan, Ủy ban nhân dân cấp huyện xem xét, xử lý các vấn đề liên ngành, liên huyện nhằm bảo đảm tính thống nhất, đồng bộ và hiệu quả của quy hoạch; đề xuất </w:t>
-      </w:r>
-      <w:r>
-        <w:rPr>
-          <w:rFonts w:eastAsia="Times New Roman" w:cs="Times New Roman"/>
-          <w:color w:val="000000"/>
-          <w:szCs w:val="28"/>
-          <w:lang w:val="vi-VN"/>
-        </w:rPr>
-        <w:lastRenderedPageBreak/>
-        <w:t>Điều chỉnh, bổ sung nội dung quy hoạch do các cơ quan, tổ chức, Ủy ban nhân dân cấp huyện xây dựng;</w:t>
+        <w:t>d) Cơ quan lập quy hoạch chủ trì, phối hợp với các cơ quan, tổ chức liên quan, Ủy ban nhân dân cấp huyện xem xét, xử lý các vấn đề liên ngành, liên huyện nhằm bảo đảm tính thống nhất, đồng bộ và hiệu quả của quy hoạch; đề xuất Điều chỉnh, bổ sung nội dung quy hoạch do các cơ quan, tổ chức, Ủy ban nhân dân cấp huyện xây dựng;</w:t>
       </w:r>
     </w:p>
     <w:p>
@@ -3984,7 +3940,7 @@
           <w:szCs w:val="28"/>
         </w:rPr>
       </w:pPr>
-      <w:bookmarkStart w:id="23" w:name="dieu_17"/>
+      <w:bookmarkStart w:id="22" w:name="dieu_17"/>
       <w:r>
         <w:rPr>
           <w:rFonts w:eastAsia="Times New Roman" w:cs="Times New Roman"/>
@@ -3996,7 +3952,7 @@
         </w:rPr>
         <w:t>Điều 17. Tổ chức tư vấn lập quy hoạch</w:t>
       </w:r>
-      <w:bookmarkEnd w:id="23"/>
+      <w:bookmarkEnd w:id="22"/>
     </w:p>
     <w:p>
       <w:pPr>
@@ -4048,7 +4004,7 @@
           <w:szCs w:val="28"/>
         </w:rPr>
       </w:pPr>
-      <w:bookmarkStart w:id="24" w:name="dieu_18"/>
+      <w:bookmarkStart w:id="23" w:name="dieu_18"/>
       <w:r>
         <w:rPr>
           <w:rFonts w:eastAsia="Times New Roman" w:cs="Times New Roman"/>
@@ -4060,7 +4016,7 @@
         </w:rPr>
         <w:t>Điều 18. Đánh giá môi trường chiến lược trong lập quy hoạch</w:t>
       </w:r>
-      <w:bookmarkEnd w:id="24"/>
+      <w:bookmarkEnd w:id="23"/>
     </w:p>
     <w:p>
       <w:pPr>
@@ -4149,7 +4105,7 @@
           <w:szCs w:val="28"/>
         </w:rPr>
       </w:pPr>
-      <w:bookmarkStart w:id="25" w:name="dieu_19"/>
+      <w:bookmarkStart w:id="24" w:name="dieu_19"/>
       <w:r>
         <w:rPr>
           <w:rFonts w:eastAsia="Times New Roman" w:cs="Times New Roman"/>
@@ -4161,7 +4117,7 @@
         </w:rPr>
         <w:t>Điều 19. Lấy ý kiến về quy hoạch</w:t>
       </w:r>
-      <w:bookmarkEnd w:id="25"/>
+      <w:bookmarkEnd w:id="24"/>
     </w:p>
     <w:p>
       <w:pPr>
@@ -4254,17 +4210,7 @@
           <w:szCs w:val="28"/>
           <w:lang w:val="vi-VN"/>
         </w:rPr>
-        <w:t xml:space="preserve">3. Việc lấy ý kiến cộng đồng về quy hoạch được thực hiện bằng hình thức đăng tải trên trang thông tin điện tử của cơ quan lập quy hoạch, niêm yết, trưng bày </w:t>
-      </w:r>
-      <w:r>
-        <w:rPr>
-          <w:rFonts w:eastAsia="Times New Roman" w:cs="Times New Roman"/>
-          <w:color w:val="000000"/>
-          <w:szCs w:val="28"/>
-          <w:lang w:val="vi-VN"/>
-        </w:rPr>
-        <w:lastRenderedPageBreak/>
-        <w:t>tại nơi công cộng, phát phiếu Điều tra phỏng vấn, tổ chức hội nghị, hội thảo và các hình thức khác theo quy định của pháp luật về thực hiện dân chủ ở xã, phường, thị trấn.</w:t>
+        <w:t>3. Việc lấy ý kiến cộng đồng về quy hoạch được thực hiện bằng hình thức đăng tải trên trang thông tin điện tử của cơ quan lập quy hoạch, niêm yết, trưng bày tại nơi công cộng, phát phiếu Điều tra phỏng vấn, tổ chức hội nghị, hội thảo và các hình thức khác theo quy định của pháp luật về thực hiện dân chủ ở xã, phường, thị trấn.</w:t>
       </w:r>
     </w:p>
     <w:p>
@@ -4317,7 +4263,7 @@
           <w:szCs w:val="28"/>
         </w:rPr>
       </w:pPr>
-      <w:bookmarkStart w:id="26" w:name="muc_2"/>
+      <w:bookmarkStart w:id="25" w:name="muc_2"/>
       <w:r>
         <w:rPr>
           <w:rFonts w:eastAsia="Times New Roman" w:cs="Times New Roman"/>
@@ -4329,7 +4275,7 @@
         </w:rPr>
         <w:t>Mục 2. NỘI DUNG QUY HOẠCH</w:t>
       </w:r>
-      <w:bookmarkEnd w:id="26"/>
+      <w:bookmarkEnd w:id="25"/>
     </w:p>
     <w:p>
       <w:pPr>
@@ -4341,7 +4287,7 @@
           <w:szCs w:val="28"/>
         </w:rPr>
       </w:pPr>
-      <w:bookmarkStart w:id="27" w:name="dieu_20"/>
+      <w:bookmarkStart w:id="26" w:name="dieu_20"/>
       <w:r>
         <w:rPr>
           <w:rFonts w:eastAsia="Times New Roman" w:cs="Times New Roman"/>
@@ -4353,7 +4299,7 @@
         </w:rPr>
         <w:t>Điều 20. Căn cứ lập quy hoạch</w:t>
       </w:r>
-      <w:bookmarkEnd w:id="27"/>
+      <w:bookmarkEnd w:id="26"/>
     </w:p>
     <w:p>
       <w:pPr>
@@ -4425,7 +4371,7 @@
           <w:szCs w:val="28"/>
         </w:rPr>
       </w:pPr>
-      <w:bookmarkStart w:id="28" w:name="dieu_21"/>
+      <w:bookmarkStart w:id="27" w:name="dieu_21"/>
       <w:r>
         <w:rPr>
           <w:rFonts w:eastAsia="Times New Roman" w:cs="Times New Roman"/>
@@ -4437,7 +4383,7 @@
         </w:rPr>
         <w:t>Điều 21. Yêu cầu về nội dung quy hoạch</w:t>
       </w:r>
-      <w:bookmarkEnd w:id="28"/>
+      <w:bookmarkEnd w:id="27"/>
     </w:p>
     <w:p>
       <w:pPr>
@@ -4664,7 +4610,6 @@
           <w:szCs w:val="28"/>
           <w:lang w:val="vi-VN"/>
         </w:rPr>
-        <w:lastRenderedPageBreak/>
         <w:t>8. Bảo đảm tính khoa học, ứng dụng công nghệ hiện đại trong quá trình lập quy hoạch; đáp ứng được các tiêu chuẩn, quy chuẩn, kỹ thuật và phù hợp với yêu cầu phát triển và hội nhập quốc tế của đất nước.</w:t>
       </w:r>
     </w:p>
@@ -4698,7 +4643,7 @@
           <w:szCs w:val="28"/>
         </w:rPr>
       </w:pPr>
-      <w:bookmarkStart w:id="29" w:name="dieu_22"/>
+      <w:bookmarkStart w:id="28" w:name="dieu_22"/>
       <w:r>
         <w:rPr>
           <w:rFonts w:eastAsia="Times New Roman" w:cs="Times New Roman"/>
@@ -4710,7 +4655,7 @@
         </w:rPr>
         <w:t>Điều 22. Nội dung quy hoạch tổng thể quốc gia</w:t>
       </w:r>
-      <w:bookmarkEnd w:id="29"/>
+      <w:bookmarkEnd w:id="28"/>
     </w:p>
     <w:p>
       <w:pPr>
@@ -5188,7 +5133,6 @@
           <w:szCs w:val="28"/>
           <w:lang w:val="vi-VN"/>
         </w:rPr>
-        <w:lastRenderedPageBreak/>
         <w:t>Việc lập, thẩm định, phê duyệt và điều chỉnh quy hoạch có tính chất kỹ thuật, chuyên ngành để triển khai các nội dung quy định tại khoản 2 Điều này được thực hiện theo quy định của pháp luật có liên quan.</w:t>
       </w:r>
     </w:p>
@@ -5202,7 +5146,7 @@
           <w:szCs w:val="28"/>
         </w:rPr>
       </w:pPr>
-      <w:bookmarkStart w:id="30" w:name="dieu_23"/>
+      <w:bookmarkStart w:id="29" w:name="dieu_23"/>
       <w:r>
         <w:rPr>
           <w:rFonts w:eastAsia="Times New Roman" w:cs="Times New Roman"/>
@@ -5214,7 +5158,7 @@
         </w:rPr>
         <w:t>Điều 23. Nội dung quy hoạch không gian biển quốc gia</w:t>
       </w:r>
-      <w:bookmarkEnd w:id="30"/>
+      <w:bookmarkEnd w:id="29"/>
     </w:p>
     <w:p>
       <w:pPr>
@@ -5605,7 +5549,7 @@
           <w:szCs w:val="28"/>
         </w:rPr>
       </w:pPr>
-      <w:bookmarkStart w:id="31" w:name="dieu_24"/>
+      <w:bookmarkStart w:id="30" w:name="dieu_24"/>
       <w:r>
         <w:rPr>
           <w:rFonts w:eastAsia="Times New Roman" w:cs="Times New Roman"/>
@@ -5615,10 +5559,9 @@
           <w:szCs w:val="28"/>
           <w:lang w:val="vi-VN"/>
         </w:rPr>
-        <w:lastRenderedPageBreak/>
         <w:t>Điều 24. Nội dung quy hoạch sử dụng đất quốc gia</w:t>
       </w:r>
-      <w:bookmarkEnd w:id="31"/>
+      <w:bookmarkEnd w:id="30"/>
     </w:p>
     <w:p>
       <w:pPr>
@@ -5847,7 +5790,7 @@
           <w:szCs w:val="28"/>
         </w:rPr>
       </w:pPr>
-      <w:bookmarkStart w:id="32" w:name="dieu_25"/>
+      <w:bookmarkStart w:id="31" w:name="dieu_25"/>
       <w:r>
         <w:rPr>
           <w:rFonts w:eastAsia="Times New Roman" w:cs="Times New Roman"/>
@@ -5859,7 +5802,7 @@
         </w:rPr>
         <w:t>Điều 25. Nội dung quy hoạch ngành quốc gia</w:t>
       </w:r>
-      <w:bookmarkEnd w:id="32"/>
+      <w:bookmarkEnd w:id="31"/>
     </w:p>
     <w:p>
       <w:pPr>
@@ -6055,7 +5998,6 @@
           <w:szCs w:val="28"/>
           <w:lang w:val="vi-VN"/>
         </w:rPr>
-        <w:lastRenderedPageBreak/>
         <w:t>đ) Phương án phát triển ngành kết cấu hạ tầng trên phạm vi cả nước và các vùng lãnh th</w:t>
       </w:r>
       <w:r>
@@ -6524,7 +6466,6 @@
           <w:szCs w:val="28"/>
           <w:lang w:val="vi-VN"/>
         </w:rPr>
-        <w:lastRenderedPageBreak/>
         <w:t>a) Đánh giá hiện trạng, diễn biến đa dạng sinh học, tình hình quản lý bảo tồn đa dạng sinh học;</w:t>
       </w:r>
     </w:p>
@@ -6658,7 +6599,7 @@
           <w:szCs w:val="28"/>
         </w:rPr>
       </w:pPr>
-      <w:bookmarkStart w:id="33" w:name="dieu_26"/>
+      <w:bookmarkStart w:id="32" w:name="dieu_26"/>
       <w:r>
         <w:rPr>
           <w:rFonts w:eastAsia="Times New Roman" w:cs="Times New Roman"/>
@@ -6670,7 +6611,7 @@
         </w:rPr>
         <w:t>Điều 26. Nội dung quy hoạch vùng</w:t>
       </w:r>
-      <w:bookmarkEnd w:id="33"/>
+      <w:bookmarkEnd w:id="32"/>
     </w:p>
     <w:p>
       <w:pPr>
@@ -6943,7 +6884,6 @@
           <w:szCs w:val="28"/>
           <w:lang w:val="vi-VN"/>
         </w:rPr>
-        <w:lastRenderedPageBreak/>
         <w:t>Việc lập, thẩm định, phê duyệt và điều chỉnh quy hoạch có tính chất kỹ thuật, chuyên ngành để triển khai các nội dung quy định tại khoản 2 Điều này được thực hiện theo quy định của pháp luật có liên quan.</w:t>
       </w:r>
     </w:p>
@@ -6957,7 +6897,7 @@
           <w:szCs w:val="28"/>
         </w:rPr>
       </w:pPr>
-      <w:bookmarkStart w:id="34" w:name="dieu_27"/>
+      <w:bookmarkStart w:id="33" w:name="dieu_27"/>
       <w:r>
         <w:rPr>
           <w:rFonts w:eastAsia="Times New Roman" w:cs="Times New Roman"/>
@@ -6969,7 +6909,7 @@
         </w:rPr>
         <w:t>Điều 27. Nội dung quy hoạch tỉnh</w:t>
       </w:r>
-      <w:bookmarkEnd w:id="34"/>
+      <w:bookmarkEnd w:id="33"/>
     </w:p>
     <w:p>
       <w:pPr>
@@ -7270,7 +7210,6 @@
           <w:szCs w:val="28"/>
           <w:lang w:val="vi-VN"/>
         </w:rPr>
-        <w:lastRenderedPageBreak/>
         <w:t>h) Phương án phát triển mạng lưới thủy lợi, cấp nước, bao gồm mạng lưới thủy lợi, mạng lưới cấp nước quy mô vùng, liên tỉnh đã được xác định trong quy hoạch cấp quốc gia, quy hoạch vùng trên địa bàn; mạng lưới thủy lợi, cấp nước liên huyện;</w:t>
       </w:r>
     </w:p>
@@ -7498,7 +7437,7 @@
           <w:szCs w:val="28"/>
         </w:rPr>
       </w:pPr>
-      <w:bookmarkStart w:id="35" w:name="dieu_28"/>
+      <w:bookmarkStart w:id="34" w:name="dieu_28"/>
       <w:r>
         <w:rPr>
           <w:rFonts w:eastAsia="Times New Roman" w:cs="Times New Roman"/>
@@ -7510,7 +7449,7 @@
         </w:rPr>
         <w:t>Điều 28. Nội dung quy hoạch đô thị, quy hoạch nông thôn</w:t>
       </w:r>
-      <w:bookmarkEnd w:id="35"/>
+      <w:bookmarkEnd w:id="34"/>
     </w:p>
     <w:p>
       <w:pPr>
@@ -7562,7 +7501,7 @@
           <w:szCs w:val="28"/>
         </w:rPr>
       </w:pPr>
-      <w:bookmarkStart w:id="36" w:name="chuong_3"/>
+      <w:bookmarkStart w:id="35" w:name="chuong_3"/>
       <w:r>
         <w:rPr>
           <w:rFonts w:eastAsia="Times New Roman" w:cs="Times New Roman"/>
@@ -7584,7 +7523,7 @@
         </w:rPr>
         <w:t>III</w:t>
       </w:r>
-      <w:bookmarkEnd w:id="36"/>
+      <w:bookmarkEnd w:id="35"/>
     </w:p>
     <w:p>
       <w:pPr>
@@ -7597,7 +7536,7 @@
           <w:szCs w:val="28"/>
         </w:rPr>
       </w:pPr>
-      <w:bookmarkStart w:id="37" w:name="chuong_3_name"/>
+      <w:bookmarkStart w:id="36" w:name="chuong_3_name"/>
       <w:r>
         <w:rPr>
           <w:rFonts w:eastAsia="Times New Roman" w:cs="Times New Roman"/>
@@ -7609,7 +7548,7 @@
         </w:rPr>
         <w:t>THẨM ĐỊNH, QUYẾT ĐỊNH HOẶC PHÊ DUYỆT, CÔNG BỐ VÀ CUNG CẤP THÔNG TIN QUY HOẠCH</w:t>
       </w:r>
-      <w:bookmarkEnd w:id="37"/>
+      <w:bookmarkEnd w:id="36"/>
     </w:p>
     <w:p>
       <w:pPr>
@@ -7621,7 +7560,7 @@
           <w:szCs w:val="28"/>
         </w:rPr>
       </w:pPr>
-      <w:bookmarkStart w:id="38" w:name="muc_1_1"/>
+      <w:bookmarkStart w:id="37" w:name="muc_1_1"/>
       <w:r>
         <w:rPr>
           <w:rFonts w:eastAsia="Times New Roman" w:cs="Times New Roman"/>
@@ -7633,7 +7572,7 @@
         </w:rPr>
         <w:t>Mục 1. THẨM ĐỊNH QUY HOẠCH</w:t>
       </w:r>
-      <w:bookmarkEnd w:id="38"/>
+      <w:bookmarkEnd w:id="37"/>
     </w:p>
     <w:p>
       <w:pPr>
@@ -7645,7 +7584,7 @@
           <w:szCs w:val="28"/>
         </w:rPr>
       </w:pPr>
-      <w:bookmarkStart w:id="39" w:name="dieu_29"/>
+      <w:bookmarkStart w:id="38" w:name="dieu_29"/>
       <w:r>
         <w:rPr>
           <w:rFonts w:eastAsia="Times New Roman" w:cs="Times New Roman"/>
@@ -7657,7 +7596,7 @@
         </w:rPr>
         <w:t>Điều 29. Thẩm quyền thành lập Hội đồng thẩm định quy hoạch</w:t>
       </w:r>
-      <w:bookmarkEnd w:id="39"/>
+      <w:bookmarkEnd w:id="38"/>
     </w:p>
     <w:p>
       <w:pPr>
@@ -7709,7 +7648,7 @@
           <w:szCs w:val="28"/>
         </w:rPr>
       </w:pPr>
-      <w:bookmarkStart w:id="40" w:name="dieu_30"/>
+      <w:bookmarkStart w:id="39" w:name="dieu_30"/>
       <w:r>
         <w:rPr>
           <w:rFonts w:eastAsia="Times New Roman" w:cs="Times New Roman"/>
@@ -7719,10 +7658,9 @@
           <w:szCs w:val="28"/>
           <w:lang w:val="vi-VN"/>
         </w:rPr>
-        <w:lastRenderedPageBreak/>
         <w:t>Điều 30. Hội đồng thẩm định quy hoạch</w:t>
       </w:r>
-      <w:bookmarkEnd w:id="40"/>
+      <w:bookmarkEnd w:id="39"/>
     </w:p>
     <w:p>
       <w:pPr>
@@ -7885,7 +7823,7 @@
           <w:szCs w:val="28"/>
         </w:rPr>
       </w:pPr>
-      <w:bookmarkStart w:id="41" w:name="dieu_31"/>
+      <w:bookmarkStart w:id="40" w:name="dieu_31"/>
       <w:r>
         <w:rPr>
           <w:rFonts w:eastAsia="Times New Roman" w:cs="Times New Roman"/>
@@ -7897,7 +7835,7 @@
         </w:rPr>
         <w:t>Điều 31. Hồ sơ trình thẩm định quy hoạch</w:t>
       </w:r>
-      <w:bookmarkEnd w:id="41"/>
+      <w:bookmarkEnd w:id="40"/>
     </w:p>
     <w:p>
       <w:pPr>
@@ -8103,7 +8041,7 @@
           <w:szCs w:val="28"/>
         </w:rPr>
       </w:pPr>
-      <w:bookmarkStart w:id="42" w:name="dieu_32"/>
+      <w:bookmarkStart w:id="41" w:name="dieu_32"/>
       <w:r>
         <w:rPr>
           <w:rFonts w:eastAsia="Times New Roman" w:cs="Times New Roman"/>
@@ -8115,7 +8053,7 @@
         </w:rPr>
         <w:t>Điều 32. Nội dung thẩm định quy hoạch</w:t>
       </w:r>
-      <w:bookmarkEnd w:id="42"/>
+      <w:bookmarkEnd w:id="41"/>
     </w:p>
     <w:p>
       <w:pPr>
@@ -8174,7 +8112,6 @@
           <w:szCs w:val="28"/>
           <w:lang w:val="vi-VN"/>
         </w:rPr>
-        <w:lastRenderedPageBreak/>
         <w:t>2. Việc tuân thủ quy trình lập quy hoạch quy định tại Điều 16 của Luật này;</w:t>
       </w:r>
     </w:p>
@@ -8245,7 +8182,7 @@
           <w:szCs w:val="28"/>
         </w:rPr>
       </w:pPr>
-      <w:bookmarkStart w:id="43" w:name="dieu_33"/>
+      <w:bookmarkStart w:id="42" w:name="dieu_33"/>
       <w:r>
         <w:rPr>
           <w:rFonts w:eastAsia="Times New Roman" w:cs="Times New Roman"/>
@@ -8257,7 +8194,7 @@
         </w:rPr>
         <w:t>Điều 33. Báo cáo thẩm định quy hoạch</w:t>
       </w:r>
-      <w:bookmarkEnd w:id="43"/>
+      <w:bookmarkEnd w:id="42"/>
     </w:p>
     <w:p>
       <w:pPr>
@@ -8454,7 +8391,7 @@
           <w:szCs w:val="28"/>
         </w:rPr>
       </w:pPr>
-      <w:bookmarkStart w:id="44" w:name="muc_2_1"/>
+      <w:bookmarkStart w:id="43" w:name="muc_2_1"/>
       <w:r>
         <w:rPr>
           <w:rFonts w:eastAsia="Times New Roman" w:cs="Times New Roman"/>
@@ -8466,7 +8403,7 @@
         </w:rPr>
         <w:t>Mục 2. QUYẾT ĐỊNH HOẶC PHÊ DUYỆT QUY HOẠCH</w:t>
       </w:r>
-      <w:bookmarkEnd w:id="44"/>
+      <w:bookmarkEnd w:id="43"/>
     </w:p>
     <w:p>
       <w:pPr>
@@ -8478,7 +8415,7 @@
           <w:szCs w:val="28"/>
         </w:rPr>
       </w:pPr>
-      <w:bookmarkStart w:id="45" w:name="dieu_34"/>
+      <w:bookmarkStart w:id="44" w:name="dieu_34"/>
       <w:r>
         <w:rPr>
           <w:rFonts w:eastAsia="Times New Roman" w:cs="Times New Roman"/>
@@ -8490,7 +8427,7 @@
         </w:rPr>
         <w:t>Điều 34. Thẩm quyền quyết định hoặc phê duyệt quy hoạch</w:t>
       </w:r>
-      <w:bookmarkEnd w:id="45"/>
+      <w:bookmarkEnd w:id="44"/>
     </w:p>
     <w:p>
       <w:pPr>
@@ -8579,7 +8516,7 @@
           <w:szCs w:val="28"/>
         </w:rPr>
       </w:pPr>
-      <w:bookmarkStart w:id="46" w:name="dieu_35"/>
+      <w:bookmarkStart w:id="45" w:name="dieu_35"/>
       <w:r>
         <w:rPr>
           <w:rFonts w:eastAsia="Times New Roman" w:cs="Times New Roman"/>
@@ -8591,7 +8528,7 @@
         </w:rPr>
         <w:t>Điều 35. Hồ sơ trình quyết định hoặc phê duyệt quy hoạch</w:t>
       </w:r>
-      <w:bookmarkEnd w:id="46"/>
+      <w:bookmarkEnd w:id="45"/>
     </w:p>
     <w:p>
       <w:pPr>
@@ -8630,7 +8567,6 @@
           <w:szCs w:val="28"/>
           <w:lang w:val="vi-VN"/>
         </w:rPr>
-        <w:lastRenderedPageBreak/>
         <w:t>1. Tờ trình;</w:t>
       </w:r>
     </w:p>
@@ -8784,7 +8720,7 @@
           <w:szCs w:val="28"/>
         </w:rPr>
       </w:pPr>
-      <w:bookmarkStart w:id="47" w:name="dieu_36"/>
+      <w:bookmarkStart w:id="46" w:name="dieu_36"/>
       <w:r>
         <w:rPr>
           <w:rFonts w:eastAsia="Times New Roman" w:cs="Times New Roman"/>
@@ -8796,7 +8732,7 @@
         </w:rPr>
         <w:t>Điều 36. Trình tự, thủ tục quyết định quy hoạch tổng thể quốc gia, quy hoạch không gian biển quốc gia, quy hoạch sử dụng đất quốc gia</w:t>
       </w:r>
-      <w:bookmarkEnd w:id="47"/>
+      <w:bookmarkEnd w:id="46"/>
     </w:p>
     <w:p>
       <w:pPr>
@@ -8965,7 +8901,7 @@
           <w:szCs w:val="28"/>
         </w:rPr>
       </w:pPr>
-      <w:bookmarkStart w:id="48" w:name="dieu_37"/>
+      <w:bookmarkStart w:id="47" w:name="dieu_37"/>
       <w:r>
         <w:rPr>
           <w:rFonts w:eastAsia="Times New Roman" w:cs="Times New Roman"/>
@@ -8977,7 +8913,7 @@
         </w:rPr>
         <w:t>Điều 37. Nội dung quyết định hoặc phê duyệt quy hoạch</w:t>
       </w:r>
-      <w:bookmarkEnd w:id="48"/>
+      <w:bookmarkEnd w:id="47"/>
     </w:p>
     <w:p>
       <w:pPr>
@@ -9026,7 +8962,7 @@
           <w:szCs w:val="28"/>
         </w:rPr>
       </w:pPr>
-      <w:bookmarkStart w:id="49" w:name="muc_3"/>
+      <w:bookmarkStart w:id="48" w:name="muc_3"/>
       <w:r>
         <w:rPr>
           <w:rFonts w:eastAsia="Times New Roman" w:cs="Times New Roman"/>
@@ -9038,7 +8974,7 @@
         </w:rPr>
         <w:t>Mục 3. CÔNG BỐ VÀ CUNG CẤP THÔNG TIN QUY HOẠCH</w:t>
       </w:r>
-      <w:bookmarkEnd w:id="49"/>
+      <w:bookmarkEnd w:id="48"/>
     </w:p>
     <w:p>
       <w:pPr>
@@ -9050,7 +8986,7 @@
           <w:szCs w:val="28"/>
         </w:rPr>
       </w:pPr>
-      <w:bookmarkStart w:id="50" w:name="dieu_38"/>
+      <w:bookmarkStart w:id="49" w:name="dieu_38"/>
       <w:r>
         <w:rPr>
           <w:rFonts w:eastAsia="Times New Roman" w:cs="Times New Roman"/>
@@ -9062,26 +8998,25 @@
         </w:rPr>
         <w:t>Điều 38. Công bố quy hoạch</w:t>
       </w:r>
-      <w:bookmarkEnd w:id="50"/>
-    </w:p>
-    <w:p>
-      <w:pPr>
-        <w:shd w:val="clear" w:color="auto" w:fill="FFFFFF"/>
-        <w:spacing w:before="120" w:after="120" w:line="234" w:lineRule="atLeast"/>
-        <w:rPr>
-          <w:rFonts w:eastAsia="Times New Roman" w:cs="Times New Roman"/>
-          <w:color w:val="000000"/>
-          <w:szCs w:val="28"/>
-        </w:rPr>
-      </w:pPr>
-      <w:r>
-        <w:rPr>
-          <w:rFonts w:eastAsia="Times New Roman" w:cs="Times New Roman"/>
-          <w:color w:val="000000"/>
-          <w:szCs w:val="28"/>
-          <w:lang w:val="vi-VN"/>
-        </w:rPr>
-        <w:lastRenderedPageBreak/>
+      <w:bookmarkEnd w:id="49"/>
+    </w:p>
+    <w:p>
+      <w:pPr>
+        <w:shd w:val="clear" w:color="auto" w:fill="FFFFFF"/>
+        <w:spacing w:before="120" w:after="120" w:line="234" w:lineRule="atLeast"/>
+        <w:rPr>
+          <w:rFonts w:eastAsia="Times New Roman" w:cs="Times New Roman"/>
+          <w:color w:val="000000"/>
+          <w:szCs w:val="28"/>
+        </w:rPr>
+      </w:pPr>
+      <w:r>
+        <w:rPr>
+          <w:rFonts w:eastAsia="Times New Roman" w:cs="Times New Roman"/>
+          <w:color w:val="000000"/>
+          <w:szCs w:val="28"/>
+          <w:lang w:val="vi-VN"/>
+        </w:rPr>
         <w:t>1. Chậm nhất là 15 ngày kể từ ngày quy hoạch được cơ quan có thẩm quyền quyết định hoặc phê duyệt, toàn bộ nội dung của quy hoạch phải được công bố công khai, trừ những nội dung liên quan đến bí mật nhà nước theo quy định của pháp luật về bảo vệ bí mật nhà nước.</w:t>
       </w:r>
     </w:p>
@@ -9115,7 +9050,7 @@
           <w:szCs w:val="28"/>
         </w:rPr>
       </w:pPr>
-      <w:bookmarkStart w:id="51" w:name="dieu_39"/>
+      <w:bookmarkStart w:id="50" w:name="dieu_39"/>
       <w:r>
         <w:rPr>
           <w:rFonts w:eastAsia="Times New Roman" w:cs="Times New Roman"/>
@@ -9127,7 +9062,7 @@
         </w:rPr>
         <w:t>Điều 39. Trách nhiệm tổ chức công bố quy hoạch</w:t>
       </w:r>
-      <w:bookmarkEnd w:id="51"/>
+      <w:bookmarkEnd w:id="50"/>
     </w:p>
     <w:p>
       <w:pPr>
@@ -9219,7 +9154,7 @@
           <w:szCs w:val="28"/>
         </w:rPr>
       </w:pPr>
-      <w:bookmarkStart w:id="52" w:name="dieu_40"/>
+      <w:bookmarkStart w:id="51" w:name="dieu_40"/>
       <w:r>
         <w:rPr>
           <w:rFonts w:eastAsia="Times New Roman" w:cs="Times New Roman"/>
@@ -9231,7 +9166,7 @@
         </w:rPr>
         <w:t>Điều 40. Hình thức công bố quy hoạch</w:t>
       </w:r>
-      <w:bookmarkEnd w:id="52"/>
+      <w:bookmarkEnd w:id="51"/>
     </w:p>
     <w:p>
       <w:pPr>
@@ -9383,7 +9318,7 @@
           <w:szCs w:val="28"/>
         </w:rPr>
       </w:pPr>
-      <w:bookmarkStart w:id="53" w:name="dieu_41"/>
+      <w:bookmarkStart w:id="52" w:name="dieu_41"/>
       <w:r>
         <w:rPr>
           <w:rFonts w:eastAsia="Times New Roman" w:cs="Times New Roman"/>
@@ -9395,7 +9330,7 @@
         </w:rPr>
         <w:t>Điều 41. Hệ thống thông tin và cơ sở dữ liệu quốc gia về quy hoạch</w:t>
       </w:r>
-      <w:bookmarkEnd w:id="53"/>
+      <w:bookmarkEnd w:id="52"/>
     </w:p>
     <w:p>
       <w:pPr>
@@ -9494,7 +9429,6 @@
           <w:szCs w:val="28"/>
           <w:lang w:val="vi-VN"/>
         </w:rPr>
-        <w:lastRenderedPageBreak/>
         <w:t>b) Bộ Tài nguyên và Môi trường cung cấp cơ sở dữ liệu nền địa lý quốc gia đã được chuẩn hóa và được cập nhật thường xuyên để tạo dữ liệu khung cho hệ thống thông tin và cơ sở dữ liệu quốc gia về quy hoạch;</w:t>
       </w:r>
     </w:p>
@@ -9568,7 +9502,7 @@
           <w:szCs w:val="28"/>
         </w:rPr>
       </w:pPr>
-      <w:bookmarkStart w:id="54" w:name="dieu_42"/>
+      <w:bookmarkStart w:id="53" w:name="dieu_42"/>
       <w:r>
         <w:rPr>
           <w:rFonts w:eastAsia="Times New Roman" w:cs="Times New Roman"/>
@@ -9580,7 +9514,7 @@
         </w:rPr>
         <w:t>Điều 42. Cung cấp thông tin quy hoạch cho cơ quan, tổ chức, cá nhân</w:t>
       </w:r>
-      <w:bookmarkEnd w:id="54"/>
+      <w:bookmarkEnd w:id="53"/>
     </w:p>
     <w:p>
       <w:pPr>
@@ -9692,7 +9626,7 @@
           <w:szCs w:val="28"/>
         </w:rPr>
       </w:pPr>
-      <w:bookmarkStart w:id="55" w:name="dieu_43"/>
+      <w:bookmarkStart w:id="54" w:name="dieu_43"/>
       <w:r>
         <w:rPr>
           <w:rFonts w:eastAsia="Times New Roman" w:cs="Times New Roman"/>
@@ -9704,7 +9638,7 @@
         </w:rPr>
         <w:t>Điều 43. Hình thức cung cấp thông tin quy hoạch</w:t>
       </w:r>
-      <w:bookmarkEnd w:id="55"/>
+      <w:bookmarkEnd w:id="54"/>
     </w:p>
     <w:p>
       <w:pPr>
@@ -9776,7 +9710,7 @@
           <w:szCs w:val="28"/>
         </w:rPr>
       </w:pPr>
-      <w:bookmarkStart w:id="56" w:name="dieu_44"/>
+      <w:bookmarkStart w:id="55" w:name="dieu_44"/>
       <w:r>
         <w:rPr>
           <w:rFonts w:eastAsia="Times New Roman" w:cs="Times New Roman"/>
@@ -9788,7 +9722,7 @@
         </w:rPr>
         <w:t>Điều 44. Lưu trữ hồ sơ quy hoạch</w:t>
       </w:r>
-      <w:bookmarkEnd w:id="56"/>
+      <w:bookmarkEnd w:id="55"/>
     </w:p>
     <w:p>
       <w:pPr>
@@ -9927,7 +9861,6 @@
           <w:szCs w:val="28"/>
           <w:lang w:val="vi-VN"/>
         </w:rPr>
-        <w:lastRenderedPageBreak/>
         <w:t>2. Việc lưu trữ hồ sơ quy hoạch thực hiện theo quy định của pháp luật về lưu trữ.</w:t>
       </w:r>
     </w:p>
@@ -9941,7 +9874,7 @@
           <w:szCs w:val="28"/>
         </w:rPr>
       </w:pPr>
-      <w:bookmarkStart w:id="57" w:name="chuong_4"/>
+      <w:bookmarkStart w:id="56" w:name="chuong_4"/>
       <w:r>
         <w:rPr>
           <w:rFonts w:eastAsia="Times New Roman" w:cs="Times New Roman"/>
@@ -9953,7 +9886,7 @@
         </w:rPr>
         <w:t>Chương IV</w:t>
       </w:r>
-      <w:bookmarkEnd w:id="57"/>
+      <w:bookmarkEnd w:id="56"/>
     </w:p>
     <w:p>
       <w:pPr>
@@ -9966,7 +9899,7 @@
           <w:szCs w:val="28"/>
         </w:rPr>
       </w:pPr>
-      <w:bookmarkStart w:id="58" w:name="chuong_4_name"/>
+      <w:bookmarkStart w:id="57" w:name="chuong_4_name"/>
       <w:r>
         <w:rPr>
           <w:rFonts w:eastAsia="Times New Roman" w:cs="Times New Roman"/>
@@ -9978,7 +9911,7 @@
         </w:rPr>
         <w:t>THỰC HIỆN, ĐÁNH GIÁ, ĐIỀU CHỈNH QUY HOẠCH</w:t>
       </w:r>
-      <w:bookmarkEnd w:id="58"/>
+      <w:bookmarkEnd w:id="57"/>
     </w:p>
     <w:p>
       <w:pPr>
@@ -9990,7 +9923,7 @@
           <w:szCs w:val="28"/>
         </w:rPr>
       </w:pPr>
-      <w:bookmarkStart w:id="59" w:name="muc_1_2"/>
+      <w:bookmarkStart w:id="58" w:name="muc_1_2"/>
       <w:r>
         <w:rPr>
           <w:rFonts w:eastAsia="Times New Roman" w:cs="Times New Roman"/>
@@ -10002,7 +9935,7 @@
         </w:rPr>
         <w:t>Mục 1. THỰC HIỆN QUY HOẠCH</w:t>
       </w:r>
-      <w:bookmarkEnd w:id="59"/>
+      <w:bookmarkEnd w:id="58"/>
     </w:p>
     <w:p>
       <w:pPr>
@@ -10014,7 +9947,7 @@
           <w:szCs w:val="28"/>
         </w:rPr>
       </w:pPr>
-      <w:bookmarkStart w:id="60" w:name="dieu_45"/>
+      <w:bookmarkStart w:id="59" w:name="dieu_45"/>
       <w:r>
         <w:rPr>
           <w:rFonts w:eastAsia="Times New Roman" w:cs="Times New Roman"/>
@@ -10026,7 +9959,7 @@
         </w:rPr>
         <w:t>Điều 45. Kế hoạch thực hiện quy hoạch</w:t>
       </w:r>
-      <w:bookmarkEnd w:id="60"/>
+      <w:bookmarkEnd w:id="59"/>
     </w:p>
     <w:p>
       <w:pPr>
@@ -10175,7 +10108,7 @@
           <w:szCs w:val="28"/>
         </w:rPr>
       </w:pPr>
-      <w:bookmarkStart w:id="61" w:name="dieu_46"/>
+      <w:bookmarkStart w:id="60" w:name="dieu_46"/>
       <w:r>
         <w:rPr>
           <w:rFonts w:eastAsia="Times New Roman" w:cs="Times New Roman"/>
@@ -10187,7 +10120,7 @@
         </w:rPr>
         <w:t>Điều 46. Chính sách, giải pháp thực hiện quy hoạch</w:t>
       </w:r>
-      <w:bookmarkEnd w:id="61"/>
+      <w:bookmarkEnd w:id="60"/>
     </w:p>
     <w:p>
       <w:pPr>
@@ -10376,7 +10309,7 @@
           <w:szCs w:val="28"/>
         </w:rPr>
       </w:pPr>
-      <w:bookmarkStart w:id="62" w:name="dieu_47"/>
+      <w:bookmarkStart w:id="61" w:name="dieu_47"/>
       <w:r>
         <w:rPr>
           <w:rFonts w:eastAsia="Times New Roman" w:cs="Times New Roman"/>
@@ -10388,7 +10321,7 @@
         </w:rPr>
         <w:t>Điều 47. Nguồn lực thực hiện quy hoạch</w:t>
       </w:r>
-      <w:bookmarkEnd w:id="62"/>
+      <w:bookmarkEnd w:id="61"/>
     </w:p>
     <w:p>
       <w:pPr>
@@ -10497,7 +10430,7 @@
           <w:szCs w:val="28"/>
         </w:rPr>
       </w:pPr>
-      <w:bookmarkStart w:id="63" w:name="dieu_48"/>
+      <w:bookmarkStart w:id="62" w:name="dieu_48"/>
       <w:r>
         <w:rPr>
           <w:rFonts w:eastAsia="Times New Roman" w:cs="Times New Roman"/>
@@ -10509,26 +10442,25 @@
         </w:rPr>
         <w:t>Điều 48. Báo cáo về hoạt động quy hoạch</w:t>
       </w:r>
-      <w:bookmarkEnd w:id="63"/>
-    </w:p>
-    <w:p>
-      <w:pPr>
-        <w:shd w:val="clear" w:color="auto" w:fill="FFFFFF"/>
-        <w:spacing w:before="120" w:after="120" w:line="234" w:lineRule="atLeast"/>
-        <w:rPr>
-          <w:rFonts w:eastAsia="Times New Roman" w:cs="Times New Roman"/>
-          <w:color w:val="000000"/>
-          <w:szCs w:val="28"/>
-        </w:rPr>
-      </w:pPr>
-      <w:r>
-        <w:rPr>
-          <w:rFonts w:eastAsia="Times New Roman" w:cs="Times New Roman"/>
-          <w:color w:val="000000"/>
-          <w:szCs w:val="28"/>
-          <w:lang w:val="vi-VN"/>
-        </w:rPr>
-        <w:lastRenderedPageBreak/>
+      <w:bookmarkEnd w:id="62"/>
+    </w:p>
+    <w:p>
+      <w:pPr>
+        <w:shd w:val="clear" w:color="auto" w:fill="FFFFFF"/>
+        <w:spacing w:before="120" w:after="120" w:line="234" w:lineRule="atLeast"/>
+        <w:rPr>
+          <w:rFonts w:eastAsia="Times New Roman" w:cs="Times New Roman"/>
+          <w:color w:val="000000"/>
+          <w:szCs w:val="28"/>
+        </w:rPr>
+      </w:pPr>
+      <w:r>
+        <w:rPr>
+          <w:rFonts w:eastAsia="Times New Roman" w:cs="Times New Roman"/>
+          <w:color w:val="000000"/>
+          <w:szCs w:val="28"/>
+          <w:lang w:val="vi-VN"/>
+        </w:rPr>
         <w:t>1. Bộ, cơ quan ngang Bộ, Ủy ban nhân dân cấp tỉnh gửi báo cáo về hoạt động quy hoạch đến Bộ Kế hoạch và Đầu tư trước ngày 31 tháng 10 để tổng hợp báo cáo Chính phủ trước ngày 31 tháng 12 hằng năm.</w:t>
       </w:r>
     </w:p>
@@ -10562,7 +10494,7 @@
           <w:szCs w:val="28"/>
         </w:rPr>
       </w:pPr>
-      <w:bookmarkStart w:id="64" w:name="muc_2_2"/>
+      <w:bookmarkStart w:id="63" w:name="muc_2_2"/>
       <w:r>
         <w:rPr>
           <w:rFonts w:eastAsia="Times New Roman" w:cs="Times New Roman"/>
@@ -10574,7 +10506,7 @@
         </w:rPr>
         <w:t>Mục 2. ĐÁNH GIÁ THỰC HIỆN QUY HOẠCH</w:t>
       </w:r>
-      <w:bookmarkEnd w:id="64"/>
+      <w:bookmarkEnd w:id="63"/>
     </w:p>
     <w:p>
       <w:pPr>
@@ -10586,7 +10518,7 @@
           <w:szCs w:val="28"/>
         </w:rPr>
       </w:pPr>
-      <w:bookmarkStart w:id="65" w:name="dieu_49"/>
+      <w:bookmarkStart w:id="64" w:name="dieu_49"/>
       <w:r>
         <w:rPr>
           <w:rFonts w:eastAsia="Times New Roman" w:cs="Times New Roman"/>
@@ -10598,7 +10530,7 @@
         </w:rPr>
         <w:t>Điều 49. Trách nhiệm đánh giá thực hiện quy hoạch</w:t>
       </w:r>
-      <w:bookmarkEnd w:id="65"/>
+      <w:bookmarkEnd w:id="64"/>
     </w:p>
     <w:p>
       <w:pPr>
@@ -10804,7 +10736,7 @@
           <w:szCs w:val="28"/>
         </w:rPr>
       </w:pPr>
-      <w:bookmarkStart w:id="66" w:name="dieu_50"/>
+      <w:bookmarkStart w:id="65" w:name="dieu_50"/>
       <w:r>
         <w:rPr>
           <w:rFonts w:eastAsia="Times New Roman" w:cs="Times New Roman"/>
@@ -10816,7 +10748,7 @@
         </w:rPr>
         <w:t>Điều 50. Nội dung đánh giá thực hiện quy hoạch</w:t>
       </w:r>
-      <w:bookmarkEnd w:id="66"/>
+      <w:bookmarkEnd w:id="65"/>
     </w:p>
     <w:p>
       <w:pPr>
@@ -10902,7 +10834,7 @@
           <w:szCs w:val="28"/>
         </w:rPr>
       </w:pPr>
-      <w:bookmarkStart w:id="67" w:name="muc_3_1"/>
+      <w:bookmarkStart w:id="66" w:name="muc_3_1"/>
       <w:r>
         <w:rPr>
           <w:rFonts w:eastAsia="Times New Roman" w:cs="Times New Roman"/>
@@ -10914,7 +10846,7 @@
         </w:rPr>
         <w:t>Mục 3. ĐIỀU CHỈNH QUY HOẠCH</w:t>
       </w:r>
-      <w:bookmarkEnd w:id="67"/>
+      <w:bookmarkEnd w:id="66"/>
     </w:p>
     <w:p>
       <w:pPr>
@@ -10926,7 +10858,7 @@
           <w:szCs w:val="28"/>
         </w:rPr>
       </w:pPr>
-      <w:bookmarkStart w:id="68" w:name="dieu_51"/>
+      <w:bookmarkStart w:id="67" w:name="dieu_51"/>
       <w:r>
         <w:rPr>
           <w:rFonts w:eastAsia="Times New Roman" w:cs="Times New Roman"/>
@@ -10938,7 +10870,7 @@
         </w:rPr>
         <w:t>Điều 51. Nguyên tắc điều chỉnh quy hoạch</w:t>
       </w:r>
-      <w:bookmarkEnd w:id="68"/>
+      <w:bookmarkEnd w:id="67"/>
     </w:p>
     <w:p>
       <w:pPr>
@@ -11010,7 +10942,7 @@
           <w:szCs w:val="28"/>
         </w:rPr>
       </w:pPr>
-      <w:bookmarkStart w:id="69" w:name="dieu_52"/>
+      <w:bookmarkStart w:id="68" w:name="dieu_52"/>
       <w:r>
         <w:rPr>
           <w:rFonts w:eastAsia="Times New Roman" w:cs="Times New Roman"/>
@@ -11022,26 +10954,25 @@
         </w:rPr>
         <w:t>Điều 52. Rà soát quy hoạch</w:t>
       </w:r>
-      <w:bookmarkEnd w:id="69"/>
-    </w:p>
-    <w:p>
-      <w:pPr>
-        <w:shd w:val="clear" w:color="auto" w:fill="FFFFFF"/>
-        <w:spacing w:before="120" w:after="120" w:line="234" w:lineRule="atLeast"/>
-        <w:rPr>
-          <w:rFonts w:eastAsia="Times New Roman" w:cs="Times New Roman"/>
-          <w:color w:val="000000"/>
-          <w:szCs w:val="28"/>
-        </w:rPr>
-      </w:pPr>
-      <w:r>
-        <w:rPr>
-          <w:rFonts w:eastAsia="Times New Roman" w:cs="Times New Roman"/>
-          <w:color w:val="000000"/>
-          <w:szCs w:val="28"/>
-          <w:lang w:val="vi-VN"/>
-        </w:rPr>
-        <w:lastRenderedPageBreak/>
+      <w:bookmarkEnd w:id="68"/>
+    </w:p>
+    <w:p>
+      <w:pPr>
+        <w:shd w:val="clear" w:color="auto" w:fill="FFFFFF"/>
+        <w:spacing w:before="120" w:after="120" w:line="234" w:lineRule="atLeast"/>
+        <w:rPr>
+          <w:rFonts w:eastAsia="Times New Roman" w:cs="Times New Roman"/>
+          <w:color w:val="000000"/>
+          <w:szCs w:val="28"/>
+        </w:rPr>
+      </w:pPr>
+      <w:r>
+        <w:rPr>
+          <w:rFonts w:eastAsia="Times New Roman" w:cs="Times New Roman"/>
+          <w:color w:val="000000"/>
+          <w:szCs w:val="28"/>
+          <w:lang w:val="vi-VN"/>
+        </w:rPr>
         <w:t>1. Quy hoạch được rà soát theo định kỳ 05 năm để điều chỉnh phù hợp với tình hình phát triển kinh tế - xã hội trong từng giai đoạn.</w:t>
       </w:r>
     </w:p>
@@ -11095,7 +11026,7 @@
           <w:szCs w:val="28"/>
         </w:rPr>
       </w:pPr>
-      <w:bookmarkStart w:id="70" w:name="dieu_53"/>
+      <w:bookmarkStart w:id="69" w:name="dieu_53"/>
       <w:r>
         <w:rPr>
           <w:rFonts w:eastAsia="Times New Roman" w:cs="Times New Roman"/>
@@ -11107,7 +11038,7 @@
         </w:rPr>
         <w:t>Điều 53. Căn cứ điều chỉnh quy hoạch</w:t>
       </w:r>
-      <w:bookmarkEnd w:id="70"/>
+      <w:bookmarkEnd w:id="69"/>
     </w:p>
     <w:p>
       <w:pPr>
@@ -11330,7 +11261,7 @@
           <w:szCs w:val="28"/>
         </w:rPr>
       </w:pPr>
-      <w:bookmarkStart w:id="71" w:name="dieu_54"/>
+      <w:bookmarkStart w:id="70" w:name="dieu_54"/>
       <w:r>
         <w:rPr>
           <w:rFonts w:eastAsia="Times New Roman" w:cs="Times New Roman"/>
@@ -11342,7 +11273,7 @@
         </w:rPr>
         <w:t>Điều 54. Trình tự, thủ tục và thẩm quyền điều chỉnh quy hoạch</w:t>
       </w:r>
-      <w:bookmarkEnd w:id="71"/>
+      <w:bookmarkEnd w:id="70"/>
     </w:p>
     <w:p>
       <w:pPr>
@@ -11508,7 +11439,7 @@
           <w:szCs w:val="28"/>
         </w:rPr>
       </w:pPr>
-      <w:bookmarkStart w:id="72" w:name="chuong_5"/>
+      <w:bookmarkStart w:id="71" w:name="chuong_5"/>
       <w:r>
         <w:rPr>
           <w:rFonts w:eastAsia="Times New Roman" w:cs="Times New Roman"/>
@@ -11520,7 +11451,7 @@
         </w:rPr>
         <w:t>Chương V</w:t>
       </w:r>
-      <w:bookmarkEnd w:id="72"/>
+      <w:bookmarkEnd w:id="71"/>
     </w:p>
     <w:p>
       <w:pPr>
@@ -11533,7 +11464,7 @@
           <w:szCs w:val="28"/>
         </w:rPr>
       </w:pPr>
-      <w:bookmarkStart w:id="73" w:name="chuong_5_name"/>
+      <w:bookmarkStart w:id="72" w:name="chuong_5_name"/>
       <w:r>
         <w:rPr>
           <w:rFonts w:eastAsia="Times New Roman" w:cs="Times New Roman"/>
@@ -11545,7 +11476,7 @@
         </w:rPr>
         <w:t>QUẢN LÝ NHÀ NƯỚC VỀ QUY HOẠCH</w:t>
       </w:r>
-      <w:bookmarkEnd w:id="73"/>
+      <w:bookmarkEnd w:id="72"/>
     </w:p>
     <w:p>
       <w:pPr>
@@ -11557,7 +11488,7 @@
           <w:szCs w:val="28"/>
         </w:rPr>
       </w:pPr>
-      <w:bookmarkStart w:id="74" w:name="dieu_55"/>
+      <w:bookmarkStart w:id="73" w:name="dieu_55"/>
       <w:r>
         <w:rPr>
           <w:rFonts w:eastAsia="Times New Roman" w:cs="Times New Roman"/>
@@ -11567,10 +11498,9 @@
           <w:szCs w:val="28"/>
           <w:lang w:val="vi-VN"/>
         </w:rPr>
-        <w:lastRenderedPageBreak/>
         <w:t>Điều 55. Trách nhiệm quản lý nhà nước về quy hoạch của Chính phủ, Bộ, cơ quan ngang Bộ</w:t>
       </w:r>
-      <w:bookmarkEnd w:id="74"/>
+      <w:bookmarkEnd w:id="73"/>
     </w:p>
     <w:p>
       <w:pPr>
@@ -11977,7 +11907,6 @@
           <w:szCs w:val="28"/>
           <w:lang w:val="vi-VN"/>
         </w:rPr>
-        <w:lastRenderedPageBreak/>
         <w:t>5. Bộ Tài nguyên và Môi trường có nhiệm vụ, quyền hạn quy định tại khoản 4 Điều này và nhiệm vụ, quyền hạn sau đây:</w:t>
       </w:r>
     </w:p>
@@ -12111,7 +12040,7 @@
           <w:szCs w:val="28"/>
         </w:rPr>
       </w:pPr>
-      <w:bookmarkStart w:id="75" w:name="dieu_56"/>
+      <w:bookmarkStart w:id="74" w:name="dieu_56"/>
       <w:r>
         <w:rPr>
           <w:rFonts w:eastAsia="Times New Roman" w:cs="Times New Roman"/>
@@ -12123,7 +12052,7 @@
         </w:rPr>
         <w:t>Điều 56. Trách nhiệm quản lý nhà nước về quy hoạch của Ủy ban nhân dân cấp tỉnh</w:t>
       </w:r>
-      <w:bookmarkEnd w:id="75"/>
+      <w:bookmarkEnd w:id="74"/>
     </w:p>
     <w:p>
       <w:pPr>
@@ -12292,7 +12221,7 @@
           <w:szCs w:val="28"/>
         </w:rPr>
       </w:pPr>
-      <w:bookmarkStart w:id="76" w:name="chuong_6"/>
+      <w:bookmarkStart w:id="75" w:name="chuong_6"/>
       <w:r>
         <w:rPr>
           <w:rFonts w:eastAsia="Times New Roman" w:cs="Times New Roman"/>
@@ -12304,7 +12233,7 @@
         </w:rPr>
         <w:t>Chương VI</w:t>
       </w:r>
-      <w:bookmarkEnd w:id="76"/>
+      <w:bookmarkEnd w:id="75"/>
     </w:p>
     <w:p>
       <w:pPr>
@@ -12317,7 +12246,7 @@
           <w:szCs w:val="28"/>
         </w:rPr>
       </w:pPr>
-      <w:bookmarkStart w:id="77" w:name="chuong_6_name"/>
+      <w:bookmarkStart w:id="76" w:name="chuong_6_name"/>
       <w:r>
         <w:rPr>
           <w:rFonts w:eastAsia="Times New Roman" w:cs="Times New Roman"/>
@@ -12329,7 +12258,7 @@
         </w:rPr>
         <w:t>ĐIỀU KHOẢN THI HÀNH</w:t>
       </w:r>
-      <w:bookmarkEnd w:id="77"/>
+      <w:bookmarkEnd w:id="76"/>
     </w:p>
     <w:p>
       <w:pPr>
@@ -12341,7 +12270,7 @@
           <w:szCs w:val="28"/>
         </w:rPr>
       </w:pPr>
-      <w:bookmarkStart w:id="78" w:name="dieu_57"/>
+      <w:bookmarkStart w:id="77" w:name="dieu_57"/>
       <w:r>
         <w:rPr>
           <w:rFonts w:eastAsia="Times New Roman" w:cs="Times New Roman"/>
@@ -12353,7 +12282,87 @@
         </w:rPr>
         <w:t>Điều 57. Sửa đổi, bổ sung một số điều của các luật có liên quan đến hoạt động quy hoạch</w:t>
       </w:r>
+      <w:bookmarkEnd w:id="77"/>
+    </w:p>
+    <w:p>
+      <w:pPr>
+        <w:shd w:val="clear" w:color="auto" w:fill="FFFFFF"/>
+        <w:spacing w:after="0" w:line="234" w:lineRule="atLeast"/>
+        <w:rPr>
+          <w:rFonts w:eastAsia="Times New Roman" w:cs="Times New Roman"/>
+          <w:color w:val="000000"/>
+          <w:szCs w:val="28"/>
+        </w:rPr>
+      </w:pPr>
+      <w:r>
+        <w:rPr>
+          <w:rFonts w:eastAsia="Times New Roman" w:cs="Times New Roman"/>
+          <w:color w:val="000000"/>
+          <w:szCs w:val="28"/>
+          <w:lang w:val="vi-VN"/>
+        </w:rPr>
+        <w:t>1. Sửa đổi, bổ sung </w:t>
+      </w:r>
+      <w:bookmarkStart w:id="78" w:name="dc_1"/>
+      <w:r>
+        <w:rPr>
+          <w:rFonts w:eastAsia="Times New Roman" w:cs="Times New Roman"/>
+          <w:color w:val="000000"/>
+          <w:szCs w:val="28"/>
+          <w:lang w:val="vi-VN"/>
+        </w:rPr>
+        <w:t>khoản 2 Điều 50 của Luật Công nghệ thông tin số 67/2006/QH11</w:t>
+      </w:r>
       <w:bookmarkEnd w:id="78"/>
+      <w:r>
+        <w:rPr>
+          <w:rFonts w:eastAsia="Times New Roman" w:cs="Times New Roman"/>
+          <w:color w:val="000000"/>
+          <w:szCs w:val="28"/>
+          <w:lang w:val="vi-VN"/>
+        </w:rPr>
+        <w:t> như sau:</w:t>
+      </w:r>
+    </w:p>
+    <w:p>
+      <w:pPr>
+        <w:shd w:val="clear" w:color="auto" w:fill="FFFFFF"/>
+        <w:spacing w:before="120" w:after="120" w:line="234" w:lineRule="atLeast"/>
+        <w:rPr>
+          <w:rFonts w:eastAsia="Times New Roman" w:cs="Times New Roman"/>
+          <w:color w:val="000000"/>
+          <w:szCs w:val="28"/>
+        </w:rPr>
+      </w:pPr>
+      <w:r>
+        <w:rPr>
+          <w:rFonts w:eastAsia="Times New Roman" w:cs="Times New Roman"/>
+          <w:color w:val="000000"/>
+          <w:szCs w:val="28"/>
+          <w:lang w:val="vi-VN"/>
+        </w:rPr>
+        <w:t>“2. Bộ Thông tin và Truyền thông công bố danh mục và xây dựng chương trình phát triển các sản phẩm công nghệ thông tin trọng điểm trong từng thời kỳ phù hợp với chiến lược phát triển công nghiệp công nghệ thông tin.”.</w:t>
+      </w:r>
+    </w:p>
+    <w:p>
+      <w:pPr>
+        <w:shd w:val="clear" w:color="auto" w:fill="FFFFFF"/>
+        <w:spacing w:before="120" w:after="120" w:line="234" w:lineRule="atLeast"/>
+        <w:rPr>
+          <w:rFonts w:eastAsia="Times New Roman" w:cs="Times New Roman"/>
+          <w:color w:val="000000"/>
+          <w:szCs w:val="28"/>
+        </w:rPr>
+      </w:pPr>
+      <w:r>
+        <w:rPr>
+          <w:rFonts w:eastAsia="Times New Roman" w:cs="Times New Roman"/>
+          <w:color w:val="000000"/>
+          <w:szCs w:val="28"/>
+          <w:lang w:val="vi-VN"/>
+        </w:rPr>
+        <w:t>2. Sửa đổi, bổ sung một số điều của Luật Tổ chức chính quyền địa phương số 77/2015/QH13 như sau:</w:t>
+      </w:r>
     </w:p>
     <w:p>
       <w:pPr>
@@ -12372,17 +12381,17 @@
           <w:szCs w:val="28"/>
           <w:lang w:val="vi-VN"/>
         </w:rPr>
-        <w:t>1. Sửa đổi, bổ sung </w:t>
-      </w:r>
-      <w:bookmarkStart w:id="79" w:name="dc_1"/>
-      <w:r>
-        <w:rPr>
-          <w:rFonts w:eastAsia="Times New Roman" w:cs="Times New Roman"/>
-          <w:color w:val="000000"/>
-          <w:szCs w:val="28"/>
-          <w:lang w:val="vi-VN"/>
-        </w:rPr>
-        <w:t>khoản 2 Điều 50 của Luật Công nghệ thông tin số 67/2006/QH11</w:t>
+        <w:t>a) Bãi bỏ </w:t>
+      </w:r>
+      <w:bookmarkStart w:id="79" w:name="dc_2"/>
+      <w:r>
+        <w:rPr>
+          <w:rFonts w:eastAsia="Times New Roman" w:cs="Times New Roman"/>
+          <w:color w:val="000000"/>
+          <w:szCs w:val="28"/>
+          <w:lang w:val="vi-VN"/>
+        </w:rPr>
+        <w:t>điểm g khoản 3 Điều 19</w:t>
       </w:r>
       <w:bookmarkEnd w:id="79"/>
       <w:r>
@@ -12392,6 +12401,46 @@
           <w:szCs w:val="28"/>
           <w:lang w:val="vi-VN"/>
         </w:rPr>
+        <w:t>;</w:t>
+      </w:r>
+    </w:p>
+    <w:p>
+      <w:pPr>
+        <w:shd w:val="clear" w:color="auto" w:fill="FFFFFF"/>
+        <w:spacing w:after="0" w:line="234" w:lineRule="atLeast"/>
+        <w:rPr>
+          <w:rFonts w:eastAsia="Times New Roman" w:cs="Times New Roman"/>
+          <w:color w:val="000000"/>
+          <w:szCs w:val="28"/>
+        </w:rPr>
+      </w:pPr>
+      <w:r>
+        <w:rPr>
+          <w:rFonts w:eastAsia="Times New Roman" w:cs="Times New Roman"/>
+          <w:color w:val="000000"/>
+          <w:szCs w:val="28"/>
+          <w:lang w:val="vi-VN"/>
+        </w:rPr>
+        <w:t>b) Sửa đổi, bổ sung </w:t>
+      </w:r>
+      <w:bookmarkStart w:id="80" w:name="dc_3"/>
+      <w:r>
+        <w:rPr>
+          <w:rFonts w:eastAsia="Times New Roman" w:cs="Times New Roman"/>
+          <w:color w:val="000000"/>
+          <w:szCs w:val="28"/>
+          <w:lang w:val="vi-VN"/>
+        </w:rPr>
+        <w:t>điểm a khoản 2 Điều 128</w:t>
+      </w:r>
+      <w:bookmarkEnd w:id="80"/>
+      <w:r>
+        <w:rPr>
+          <w:rFonts w:eastAsia="Times New Roman" w:cs="Times New Roman"/>
+          <w:color w:val="000000"/>
+          <w:szCs w:val="28"/>
+          <w:lang w:val="vi-VN"/>
+        </w:rPr>
         <w:t> như sau:</w:t>
       </w:r>
     </w:p>
@@ -12412,28 +12461,44 @@
           <w:szCs w:val="28"/>
           <w:lang w:val="vi-VN"/>
         </w:rPr>
-        <w:lastRenderedPageBreak/>
-        <w:t>“2. Bộ Thông tin và Truyền thông công bố danh mục và xây dựng chương trình phát triển các sản phẩm công nghệ thông tin trọng điểm trong từng thời kỳ phù hợp với chiến lược phát triển công nghiệp công nghệ thông tin.”.</w:t>
-      </w:r>
-    </w:p>
-    <w:p>
-      <w:pPr>
-        <w:shd w:val="clear" w:color="auto" w:fill="FFFFFF"/>
-        <w:spacing w:before="120" w:after="120" w:line="234" w:lineRule="atLeast"/>
-        <w:rPr>
-          <w:rFonts w:eastAsia="Times New Roman" w:cs="Times New Roman"/>
-          <w:color w:val="000000"/>
-          <w:szCs w:val="28"/>
-        </w:rPr>
-      </w:pPr>
-      <w:r>
-        <w:rPr>
-          <w:rFonts w:eastAsia="Times New Roman" w:cs="Times New Roman"/>
-          <w:color w:val="000000"/>
-          <w:szCs w:val="28"/>
-          <w:lang w:val="vi-VN"/>
-        </w:rPr>
-        <w:t>2. Sửa đổi, bổ sung một số điều của Luật Tổ chức chính quyền địa phương số 77/2015/QH13 như sau:</w:t>
+        <w:t>“a) Phù hợp với các quy hoạch có liên quan đã được cấp có thẩm quyền quyết định hoặc ph</w:t>
+      </w:r>
+      <w:r>
+        <w:rPr>
+          <w:rFonts w:eastAsia="Times New Roman" w:cs="Times New Roman"/>
+          <w:color w:val="000000"/>
+          <w:szCs w:val="28"/>
+        </w:rPr>
+        <w:t>ê</w:t>
+      </w:r>
+      <w:r>
+        <w:rPr>
+          <w:rFonts w:eastAsia="Times New Roman" w:cs="Times New Roman"/>
+          <w:color w:val="000000"/>
+          <w:szCs w:val="28"/>
+          <w:lang w:val="vi-VN"/>
+        </w:rPr>
+        <w:t>duyệt;”.</w:t>
+      </w:r>
+    </w:p>
+    <w:p>
+      <w:pPr>
+        <w:shd w:val="clear" w:color="auto" w:fill="FFFFFF"/>
+        <w:spacing w:before="120" w:after="120" w:line="234" w:lineRule="atLeast"/>
+        <w:rPr>
+          <w:rFonts w:eastAsia="Times New Roman" w:cs="Times New Roman"/>
+          <w:color w:val="000000"/>
+          <w:szCs w:val="28"/>
+        </w:rPr>
+      </w:pPr>
+      <w:r>
+        <w:rPr>
+          <w:rFonts w:eastAsia="Times New Roman" w:cs="Times New Roman"/>
+          <w:color w:val="000000"/>
+          <w:szCs w:val="28"/>
+          <w:lang w:val="vi-VN"/>
+        </w:rPr>
+        <w:t>3. Sửa đổi, bổ sung một số điều của Luật Thú y số 79/2015/QH13 như sau:</w:t>
       </w:r>
     </w:p>
     <w:p>
@@ -12453,27 +12518,47 @@
           <w:szCs w:val="28"/>
           <w:lang w:val="vi-VN"/>
         </w:rPr>
-        <w:t>a) Bãi bỏ </w:t>
-      </w:r>
-      <w:bookmarkStart w:id="80" w:name="dc_2"/>
-      <w:r>
-        <w:rPr>
-          <w:rFonts w:eastAsia="Times New Roman" w:cs="Times New Roman"/>
-          <w:color w:val="000000"/>
-          <w:szCs w:val="28"/>
-          <w:lang w:val="vi-VN"/>
-        </w:rPr>
-        <w:t>điểm g khoản 3 Điều 19</w:t>
-      </w:r>
-      <w:bookmarkEnd w:id="80"/>
-      <w:r>
-        <w:rPr>
-          <w:rFonts w:eastAsia="Times New Roman" w:cs="Times New Roman"/>
-          <w:color w:val="000000"/>
-          <w:szCs w:val="28"/>
-          <w:lang w:val="vi-VN"/>
-        </w:rPr>
-        <w:t>;</w:t>
+        <w:t>a) Sửa đổi, bổ sung </w:t>
+      </w:r>
+      <w:bookmarkStart w:id="81" w:name="dc_4"/>
+      <w:r>
+        <w:rPr>
+          <w:rFonts w:eastAsia="Times New Roman" w:cs="Times New Roman"/>
+          <w:color w:val="000000"/>
+          <w:szCs w:val="28"/>
+          <w:lang w:val="vi-VN"/>
+        </w:rPr>
+        <w:t>điểm b khoản 1 Điều 5</w:t>
+      </w:r>
+      <w:bookmarkEnd w:id="81"/>
+      <w:r>
+        <w:rPr>
+          <w:rFonts w:eastAsia="Times New Roman" w:cs="Times New Roman"/>
+          <w:color w:val="000000"/>
+          <w:szCs w:val="28"/>
+          <w:lang w:val="vi-VN"/>
+        </w:rPr>
+        <w:t> như sau:</w:t>
+      </w:r>
+    </w:p>
+    <w:p>
+      <w:pPr>
+        <w:shd w:val="clear" w:color="auto" w:fill="FFFFFF"/>
+        <w:spacing w:before="120" w:after="120" w:line="234" w:lineRule="atLeast"/>
+        <w:rPr>
+          <w:rFonts w:eastAsia="Times New Roman" w:cs="Times New Roman"/>
+          <w:color w:val="000000"/>
+          <w:szCs w:val="28"/>
+        </w:rPr>
+      </w:pPr>
+      <w:r>
+        <w:rPr>
+          <w:rFonts w:eastAsia="Times New Roman" w:cs="Times New Roman"/>
+          <w:color w:val="000000"/>
+          <w:szCs w:val="28"/>
+          <w:lang w:val="vi-VN"/>
+        </w:rPr>
+        <w:t>“b) Xây dựng hệ thống truy xuất nguồn gốc động vật, sản phẩm động vật; xây dựng mạng lưới cơ sở giết mổ, sơ chế, chế biến sản phẩm động vật theo hướng công nghiệp gắn với vùng chăn nuôi;”;</w:t>
       </w:r>
     </w:p>
     <w:p>
@@ -12495,17 +12580,17 @@
         </w:rPr>
         <w:t>b) Sửa đổi, bổ sung </w:t>
       </w:r>
-      <w:bookmarkStart w:id="81" w:name="dc_3"/>
-      <w:r>
-        <w:rPr>
-          <w:rFonts w:eastAsia="Times New Roman" w:cs="Times New Roman"/>
-          <w:color w:val="000000"/>
-          <w:szCs w:val="28"/>
-          <w:lang w:val="vi-VN"/>
-        </w:rPr>
-        <w:t>điểm a khoản 2 Điều 128</w:t>
-      </w:r>
-      <w:bookmarkEnd w:id="81"/>
+      <w:bookmarkStart w:id="82" w:name="dc_5"/>
+      <w:r>
+        <w:rPr>
+          <w:rFonts w:eastAsia="Times New Roman" w:cs="Times New Roman"/>
+          <w:color w:val="000000"/>
+          <w:szCs w:val="28"/>
+          <w:lang w:val="vi-VN"/>
+        </w:rPr>
+        <w:t>điểm b khoản 1 Điều 9</w:t>
+      </w:r>
+      <w:bookmarkEnd w:id="82"/>
       <w:r>
         <w:rPr>
           <w:rFonts w:eastAsia="Times New Roman" w:cs="Times New Roman"/>
@@ -12533,7 +12618,478 @@
           <w:szCs w:val="28"/>
           <w:lang w:val="vi-VN"/>
         </w:rPr>
-        <w:t>“a) Phù hợp với các quy hoạch có liên quan đã được cấp có thẩm quyền quyết định hoặc ph</w:t>
+        <w:t>“b) Xây dựng quy hoạch vùng và cơ sở an toàn dịch bệnh động vật, tích hợp vào quy hoạch tỉnh và tổ chức thực hiện; xây dựng, ban hành và tổ chức thực hiện kế hoạch phòng, chống dịch bệnh động vật, chương trình giám sát, khống chế, thanh toán dịch bệnh động vật;”;</w:t>
+      </w:r>
+    </w:p>
+    <w:p>
+      <w:pPr>
+        <w:shd w:val="clear" w:color="auto" w:fill="FFFFFF"/>
+        <w:spacing w:after="0" w:line="234" w:lineRule="atLeast"/>
+        <w:rPr>
+          <w:rFonts w:eastAsia="Times New Roman" w:cs="Times New Roman"/>
+          <w:color w:val="000000"/>
+          <w:szCs w:val="28"/>
+        </w:rPr>
+      </w:pPr>
+      <w:r>
+        <w:rPr>
+          <w:rFonts w:eastAsia="Times New Roman" w:cs="Times New Roman"/>
+          <w:color w:val="000000"/>
+          <w:szCs w:val="28"/>
+          <w:lang w:val="vi-VN"/>
+        </w:rPr>
+        <w:t>c) Sửa đổi, bổ sung </w:t>
+      </w:r>
+      <w:bookmarkStart w:id="83" w:name="dc_6"/>
+      <w:r>
+        <w:rPr>
+          <w:rFonts w:eastAsia="Times New Roman" w:cs="Times New Roman"/>
+          <w:color w:val="000000"/>
+          <w:szCs w:val="28"/>
+          <w:lang w:val="vi-VN"/>
+        </w:rPr>
+        <w:t>khoản 3 và khoản 4 Điều 40</w:t>
+      </w:r>
+      <w:bookmarkEnd w:id="83"/>
+      <w:r>
+        <w:rPr>
+          <w:rFonts w:eastAsia="Times New Roman" w:cs="Times New Roman"/>
+          <w:color w:val="000000"/>
+          <w:szCs w:val="28"/>
+          <w:lang w:val="vi-VN"/>
+        </w:rPr>
+        <w:t> như sau:</w:t>
+      </w:r>
+    </w:p>
+    <w:p>
+      <w:pPr>
+        <w:shd w:val="clear" w:color="auto" w:fill="FFFFFF"/>
+        <w:spacing w:before="120" w:after="120" w:line="234" w:lineRule="atLeast"/>
+        <w:rPr>
+          <w:rFonts w:eastAsia="Times New Roman" w:cs="Times New Roman"/>
+          <w:color w:val="000000"/>
+          <w:szCs w:val="28"/>
+        </w:rPr>
+      </w:pPr>
+      <w:r>
+        <w:rPr>
+          <w:rFonts w:eastAsia="Times New Roman" w:cs="Times New Roman"/>
+          <w:color w:val="000000"/>
+          <w:szCs w:val="28"/>
+          <w:lang w:val="vi-VN"/>
+        </w:rPr>
+        <w:t>“3. Bộ trưởng Bộ Nông nghiệp và Phát triển nông thôn quy định việc lập trạm kiểm dịch động vật tại đầu mối giao thông trên phạm vi cả nước.</w:t>
+      </w:r>
+    </w:p>
+    <w:p>
+      <w:pPr>
+        <w:shd w:val="clear" w:color="auto" w:fill="FFFFFF"/>
+        <w:spacing w:before="120" w:after="120" w:line="234" w:lineRule="atLeast"/>
+        <w:rPr>
+          <w:rFonts w:eastAsia="Times New Roman" w:cs="Times New Roman"/>
+          <w:color w:val="000000"/>
+          <w:szCs w:val="28"/>
+        </w:rPr>
+      </w:pPr>
+      <w:r>
+        <w:rPr>
+          <w:rFonts w:eastAsia="Times New Roman" w:cs="Times New Roman"/>
+          <w:color w:val="000000"/>
+          <w:szCs w:val="28"/>
+          <w:lang w:val="vi-VN"/>
+        </w:rPr>
+        <w:t>4. Ủy ban nhân dân cấp tỉnh căn cứ quy định của Bộ trưởng Bộ Nông nghiệp và Phát triển nông thôn tại khoản 3 Điều này quyết định thành lập và tổ chức thực hiện việc kiểm dịch động vật, sản phẩm động vật của các trạm kiểm dịch động vật tại đầu mối giao thông trên địa bàn.”;</w:t>
+      </w:r>
+    </w:p>
+    <w:p>
+      <w:pPr>
+        <w:shd w:val="clear" w:color="auto" w:fill="FFFFFF"/>
+        <w:spacing w:after="0" w:line="234" w:lineRule="atLeast"/>
+        <w:rPr>
+          <w:rFonts w:eastAsia="Times New Roman" w:cs="Times New Roman"/>
+          <w:color w:val="000000"/>
+          <w:szCs w:val="28"/>
+        </w:rPr>
+      </w:pPr>
+      <w:r>
+        <w:rPr>
+          <w:rFonts w:eastAsia="Times New Roman" w:cs="Times New Roman"/>
+          <w:color w:val="000000"/>
+          <w:szCs w:val="28"/>
+          <w:lang w:val="vi-VN"/>
+        </w:rPr>
+        <w:t>d) Sửa đ</w:t>
+      </w:r>
+      <w:r>
+        <w:rPr>
+          <w:rFonts w:eastAsia="Times New Roman" w:cs="Times New Roman"/>
+          <w:color w:val="000000"/>
+          <w:szCs w:val="28"/>
+        </w:rPr>
+        <w:t>ổ</w:t>
+      </w:r>
+      <w:r>
+        <w:rPr>
+          <w:rFonts w:eastAsia="Times New Roman" w:cs="Times New Roman"/>
+          <w:color w:val="000000"/>
+          <w:szCs w:val="28"/>
+          <w:lang w:val="vi-VN"/>
+        </w:rPr>
+        <w:t>i, bổ sung </w:t>
+      </w:r>
+      <w:bookmarkStart w:id="84" w:name="dc_7"/>
+      <w:r>
+        <w:rPr>
+          <w:rFonts w:eastAsia="Times New Roman" w:cs="Times New Roman"/>
+          <w:color w:val="000000"/>
+          <w:szCs w:val="28"/>
+          <w:lang w:val="vi-VN"/>
+        </w:rPr>
+        <w:t>điểm b khoản 1 Điều 76</w:t>
+      </w:r>
+      <w:bookmarkEnd w:id="84"/>
+      <w:r>
+        <w:rPr>
+          <w:rFonts w:eastAsia="Times New Roman" w:cs="Times New Roman"/>
+          <w:color w:val="000000"/>
+          <w:szCs w:val="28"/>
+          <w:lang w:val="vi-VN"/>
+        </w:rPr>
+        <w:t> như sau:</w:t>
+      </w:r>
+    </w:p>
+    <w:p>
+      <w:pPr>
+        <w:shd w:val="clear" w:color="auto" w:fill="FFFFFF"/>
+        <w:spacing w:before="120" w:after="120" w:line="234" w:lineRule="atLeast"/>
+        <w:rPr>
+          <w:rFonts w:eastAsia="Times New Roman" w:cs="Times New Roman"/>
+          <w:color w:val="000000"/>
+          <w:szCs w:val="28"/>
+        </w:rPr>
+      </w:pPr>
+      <w:r>
+        <w:rPr>
+          <w:rFonts w:eastAsia="Times New Roman" w:cs="Times New Roman"/>
+          <w:color w:val="000000"/>
+          <w:szCs w:val="28"/>
+          <w:lang w:val="vi-VN"/>
+        </w:rPr>
+        <w:t>“b) Chỉ đạo xây dựng mạng lư</w:t>
+      </w:r>
+      <w:r>
+        <w:rPr>
+          <w:rFonts w:eastAsia="Times New Roman" w:cs="Times New Roman"/>
+          <w:color w:val="000000"/>
+          <w:szCs w:val="28"/>
+        </w:rPr>
+        <w:t>ớ</w:t>
+      </w:r>
+      <w:r>
+        <w:rPr>
+          <w:rFonts w:eastAsia="Times New Roman" w:cs="Times New Roman"/>
+          <w:color w:val="000000"/>
+          <w:szCs w:val="28"/>
+          <w:lang w:val="vi-VN"/>
+        </w:rPr>
+        <w:t>i cơ sở giết mổ động vật tập trung và lập kế hoạch thực hiện việc giết mổ động vật tập trung;”;</w:t>
+      </w:r>
+    </w:p>
+    <w:p>
+      <w:pPr>
+        <w:shd w:val="clear" w:color="auto" w:fill="FFFFFF"/>
+        <w:spacing w:after="0" w:line="234" w:lineRule="atLeast"/>
+        <w:rPr>
+          <w:rFonts w:eastAsia="Times New Roman" w:cs="Times New Roman"/>
+          <w:color w:val="000000"/>
+          <w:szCs w:val="28"/>
+        </w:rPr>
+      </w:pPr>
+      <w:r>
+        <w:rPr>
+          <w:rFonts w:eastAsia="Times New Roman" w:cs="Times New Roman"/>
+          <w:color w:val="000000"/>
+          <w:szCs w:val="28"/>
+          <w:lang w:val="vi-VN"/>
+        </w:rPr>
+        <w:t>đ) Sửa đổi, bổ sung </w:t>
+      </w:r>
+      <w:bookmarkStart w:id="85" w:name="dc_8"/>
+      <w:r>
+        <w:rPr>
+          <w:rFonts w:eastAsia="Times New Roman" w:cs="Times New Roman"/>
+          <w:color w:val="000000"/>
+          <w:szCs w:val="28"/>
+          <w:lang w:val="vi-VN"/>
+        </w:rPr>
+        <w:t>điểm a khoản 2 Điều 76</w:t>
+      </w:r>
+      <w:bookmarkEnd w:id="85"/>
+      <w:r>
+        <w:rPr>
+          <w:rFonts w:eastAsia="Times New Roman" w:cs="Times New Roman"/>
+          <w:color w:val="000000"/>
+          <w:szCs w:val="28"/>
+          <w:lang w:val="vi-VN"/>
+        </w:rPr>
+        <w:t> như sau:</w:t>
+      </w:r>
+    </w:p>
+    <w:p>
+      <w:pPr>
+        <w:shd w:val="clear" w:color="auto" w:fill="FFFFFF"/>
+        <w:spacing w:before="120" w:after="120" w:line="234" w:lineRule="atLeast"/>
+        <w:rPr>
+          <w:rFonts w:eastAsia="Times New Roman" w:cs="Times New Roman"/>
+          <w:color w:val="000000"/>
+          <w:szCs w:val="28"/>
+        </w:rPr>
+      </w:pPr>
+      <w:r>
+        <w:rPr>
+          <w:rFonts w:eastAsia="Times New Roman" w:cs="Times New Roman"/>
+          <w:color w:val="000000"/>
+          <w:szCs w:val="28"/>
+          <w:lang w:val="vi-VN"/>
+        </w:rPr>
+        <w:t>“a) Phối hợp với các phòng, ban, ngành liên quan tổ chức triển khai thực hiện mạng lưới cơ sở giết mổ động vật tập trung;”.</w:t>
+      </w:r>
+    </w:p>
+    <w:p>
+      <w:pPr>
+        <w:shd w:val="clear" w:color="auto" w:fill="FFFFFF"/>
+        <w:spacing w:after="0" w:line="234" w:lineRule="atLeast"/>
+        <w:rPr>
+          <w:rFonts w:eastAsia="Times New Roman" w:cs="Times New Roman"/>
+          <w:color w:val="000000"/>
+          <w:szCs w:val="28"/>
+        </w:rPr>
+      </w:pPr>
+      <w:r>
+        <w:rPr>
+          <w:rFonts w:eastAsia="Times New Roman" w:cs="Times New Roman"/>
+          <w:color w:val="000000"/>
+          <w:szCs w:val="28"/>
+          <w:lang w:val="vi-VN"/>
+        </w:rPr>
+        <w:t>4. Sửa đổi, bổ sung </w:t>
+      </w:r>
+      <w:bookmarkStart w:id="86" w:name="dc_9"/>
+      <w:r>
+        <w:rPr>
+          <w:rFonts w:eastAsia="Times New Roman" w:cs="Times New Roman"/>
+          <w:color w:val="000000"/>
+          <w:szCs w:val="28"/>
+          <w:lang w:val="vi-VN"/>
+        </w:rPr>
+        <w:t>Điều 58 của Luật Dự trữ quốc gia số 22/2012/QH13</w:t>
+      </w:r>
+      <w:bookmarkEnd w:id="86"/>
+      <w:r>
+        <w:rPr>
+          <w:rFonts w:eastAsia="Times New Roman" w:cs="Times New Roman"/>
+          <w:color w:val="000000"/>
+          <w:szCs w:val="28"/>
+          <w:lang w:val="vi-VN"/>
+        </w:rPr>
+        <w:t> như sau:</w:t>
+      </w:r>
+    </w:p>
+    <w:p>
+      <w:pPr>
+        <w:shd w:val="clear" w:color="auto" w:fill="FFFFFF"/>
+        <w:spacing w:before="120" w:after="120" w:line="234" w:lineRule="atLeast"/>
+        <w:rPr>
+          <w:rFonts w:eastAsia="Times New Roman" w:cs="Times New Roman"/>
+          <w:color w:val="000000"/>
+          <w:szCs w:val="28"/>
+        </w:rPr>
+      </w:pPr>
+      <w:r>
+        <w:rPr>
+          <w:rFonts w:eastAsia="Times New Roman" w:cs="Times New Roman"/>
+          <w:color w:val="000000"/>
+          <w:szCs w:val="28"/>
+          <w:lang w:val="vi-VN"/>
+        </w:rPr>
+        <w:t>“Điều 58. Quy hoạch tổng thể hệ thống kho dự trữ quốc gia</w:t>
+      </w:r>
+    </w:p>
+    <w:p>
+      <w:pPr>
+        <w:shd w:val="clear" w:color="auto" w:fill="FFFFFF"/>
+        <w:spacing w:before="120" w:after="120" w:line="234" w:lineRule="atLeast"/>
+        <w:rPr>
+          <w:rFonts w:eastAsia="Times New Roman" w:cs="Times New Roman"/>
+          <w:color w:val="000000"/>
+          <w:szCs w:val="28"/>
+        </w:rPr>
+      </w:pPr>
+      <w:r>
+        <w:rPr>
+          <w:rFonts w:eastAsia="Times New Roman" w:cs="Times New Roman"/>
+          <w:color w:val="000000"/>
+          <w:szCs w:val="28"/>
+          <w:lang w:val="vi-VN"/>
+        </w:rPr>
+        <w:t>1. Việc lập quy hoạch tổng thể hệ thống kho dự trữ quốc gia phải tuân thủ các nguyên tắc theo quy định của Luật Quy hoạch và bảo đảm phù hợp với chiến lược dự trữ quốc gia; đồng bộ, phù hợp với nơi sản xuất nguồn hàng, mật độ dân cư; bảo đảm an toàn.</w:t>
+      </w:r>
+    </w:p>
+    <w:p>
+      <w:pPr>
+        <w:shd w:val="clear" w:color="auto" w:fill="FFFFFF"/>
+        <w:spacing w:before="120" w:after="120" w:line="234" w:lineRule="atLeast"/>
+        <w:rPr>
+          <w:rFonts w:eastAsia="Times New Roman" w:cs="Times New Roman"/>
+          <w:color w:val="000000"/>
+          <w:szCs w:val="28"/>
+        </w:rPr>
+      </w:pPr>
+      <w:r>
+        <w:rPr>
+          <w:rFonts w:eastAsia="Times New Roman" w:cs="Times New Roman"/>
+          <w:color w:val="000000"/>
+          <w:szCs w:val="28"/>
+          <w:lang w:val="vi-VN"/>
+        </w:rPr>
+        <w:t>2. Quy hoạch t</w:t>
+      </w:r>
+      <w:r>
+        <w:rPr>
+          <w:rFonts w:eastAsia="Times New Roman" w:cs="Times New Roman"/>
+          <w:color w:val="000000"/>
+          <w:szCs w:val="28"/>
+        </w:rPr>
+        <w:t>ổ</w:t>
+      </w:r>
+      <w:r>
+        <w:rPr>
+          <w:rFonts w:eastAsia="Times New Roman" w:cs="Times New Roman"/>
+          <w:color w:val="000000"/>
+          <w:szCs w:val="28"/>
+          <w:lang w:val="vi-VN"/>
+        </w:rPr>
+        <w:t>ng thể hệ thống kho dự trữ quốc gia bao gồm các nội dung theo quy định của Luật Quy hoạch và đáp ứng các yêu cầu sau đây:</w:t>
+      </w:r>
+    </w:p>
+    <w:p>
+      <w:pPr>
+        <w:shd w:val="clear" w:color="auto" w:fill="FFFFFF"/>
+        <w:spacing w:before="120" w:after="120" w:line="234" w:lineRule="atLeast"/>
+        <w:rPr>
+          <w:rFonts w:eastAsia="Times New Roman" w:cs="Times New Roman"/>
+          <w:color w:val="000000"/>
+          <w:szCs w:val="28"/>
+        </w:rPr>
+      </w:pPr>
+      <w:r>
+        <w:rPr>
+          <w:rFonts w:eastAsia="Times New Roman" w:cs="Times New Roman"/>
+          <w:color w:val="000000"/>
+          <w:szCs w:val="28"/>
+          <w:lang w:val="vi-VN"/>
+        </w:rPr>
+        <w:t>a) Phù hợp với mục tiêu và yêu cầu dự trữ quốc gia;</w:t>
+      </w:r>
+    </w:p>
+    <w:p>
+      <w:pPr>
+        <w:shd w:val="clear" w:color="auto" w:fill="FFFFFF"/>
+        <w:spacing w:before="120" w:after="120" w:line="234" w:lineRule="atLeast"/>
+        <w:rPr>
+          <w:rFonts w:eastAsia="Times New Roman" w:cs="Times New Roman"/>
+          <w:color w:val="000000"/>
+          <w:szCs w:val="28"/>
+        </w:rPr>
+      </w:pPr>
+      <w:r>
+        <w:rPr>
+          <w:rFonts w:eastAsia="Times New Roman" w:cs="Times New Roman"/>
+          <w:color w:val="000000"/>
+          <w:szCs w:val="28"/>
+          <w:lang w:val="vi-VN"/>
+        </w:rPr>
+        <w:t>b) Bảo đảm tính liên hoàn của hệ thống kho dự trữ quốc gia theo tuyến, vùng lãnh thổ;</w:t>
+      </w:r>
+    </w:p>
+    <w:p>
+      <w:pPr>
+        <w:shd w:val="clear" w:color="auto" w:fill="FFFFFF"/>
+        <w:spacing w:before="120" w:after="120" w:line="234" w:lineRule="atLeast"/>
+        <w:rPr>
+          <w:rFonts w:eastAsia="Times New Roman" w:cs="Times New Roman"/>
+          <w:color w:val="000000"/>
+          <w:szCs w:val="28"/>
+        </w:rPr>
+      </w:pPr>
+      <w:r>
+        <w:rPr>
+          <w:rFonts w:eastAsia="Times New Roman" w:cs="Times New Roman"/>
+          <w:color w:val="000000"/>
+          <w:szCs w:val="28"/>
+          <w:lang w:val="vi-VN"/>
+        </w:rPr>
+        <w:t>c) Bảo đảm phát triển theo hướng hiện đại hóa;</w:t>
+      </w:r>
+    </w:p>
+    <w:p>
+      <w:pPr>
+        <w:shd w:val="clear" w:color="auto" w:fill="FFFFFF"/>
+        <w:spacing w:before="120" w:after="120" w:line="234" w:lineRule="atLeast"/>
+        <w:rPr>
+          <w:rFonts w:eastAsia="Times New Roman" w:cs="Times New Roman"/>
+          <w:color w:val="000000"/>
+          <w:szCs w:val="28"/>
+        </w:rPr>
+      </w:pPr>
+      <w:r>
+        <w:rPr>
+          <w:rFonts w:eastAsia="Times New Roman" w:cs="Times New Roman"/>
+          <w:color w:val="000000"/>
+          <w:szCs w:val="28"/>
+          <w:lang w:val="vi-VN"/>
+        </w:rPr>
+        <w:t>d) Phù hợp với khả năng vốn đầu tư;</w:t>
+      </w:r>
+    </w:p>
+    <w:p>
+      <w:pPr>
+        <w:shd w:val="clear" w:color="auto" w:fill="FFFFFF"/>
+        <w:spacing w:before="120" w:after="120" w:line="234" w:lineRule="atLeast"/>
+        <w:rPr>
+          <w:rFonts w:eastAsia="Times New Roman" w:cs="Times New Roman"/>
+          <w:color w:val="000000"/>
+          <w:szCs w:val="28"/>
+        </w:rPr>
+      </w:pPr>
+      <w:r>
+        <w:rPr>
+          <w:rFonts w:eastAsia="Times New Roman" w:cs="Times New Roman"/>
+          <w:color w:val="000000"/>
+          <w:szCs w:val="28"/>
+          <w:lang w:val="vi-VN"/>
+        </w:rPr>
+        <w:t>đ) Xác định rõ giải pháp và lộ trình thực hiện.</w:t>
+      </w:r>
+    </w:p>
+    <w:p>
+      <w:pPr>
+        <w:shd w:val="clear" w:color="auto" w:fill="FFFFFF"/>
+        <w:spacing w:before="120" w:after="120" w:line="234" w:lineRule="atLeast"/>
+        <w:rPr>
+          <w:rFonts w:eastAsia="Times New Roman" w:cs="Times New Roman"/>
+          <w:color w:val="000000"/>
+          <w:szCs w:val="28"/>
+        </w:rPr>
+      </w:pPr>
+      <w:r>
+        <w:rPr>
+          <w:rFonts w:eastAsia="Times New Roman" w:cs="Times New Roman"/>
+          <w:color w:val="000000"/>
+          <w:szCs w:val="28"/>
+          <w:lang w:val="vi-VN"/>
+        </w:rPr>
+        <w:t>3. Việc lập, thẩm định, ph</w:t>
       </w:r>
       <w:r>
         <w:rPr>
@@ -12550,27 +13106,7 @@
           <w:szCs w:val="28"/>
           <w:lang w:val="vi-VN"/>
         </w:rPr>
-        <w:t>duyệt;”.</w:t>
-      </w:r>
-    </w:p>
-    <w:p>
-      <w:pPr>
-        <w:shd w:val="clear" w:color="auto" w:fill="FFFFFF"/>
-        <w:spacing w:before="120" w:after="120" w:line="234" w:lineRule="atLeast"/>
-        <w:rPr>
-          <w:rFonts w:eastAsia="Times New Roman" w:cs="Times New Roman"/>
-          <w:color w:val="000000"/>
-          <w:szCs w:val="28"/>
-        </w:rPr>
-      </w:pPr>
-      <w:r>
-        <w:rPr>
-          <w:rFonts w:eastAsia="Times New Roman" w:cs="Times New Roman"/>
-          <w:color w:val="000000"/>
-          <w:szCs w:val="28"/>
-          <w:lang w:val="vi-VN"/>
-        </w:rPr>
-        <w:t>3. Sửa đổi, bổ sung một số điều của Luật Thú y số 79/2015/QH13 như sau:</w:t>
+        <w:t> duyệt, công bố, thực hiện, điều chỉnh quy hoạch tổng thể hệ thống kho dự trữ quốc gia thực hiện theo quy định của pháp luật về quy hoạch và quy định khác của pháp luật có liên quan.”.</w:t>
       </w:r>
     </w:p>
     <w:p>
@@ -12590,637 +13126,19 @@
           <w:szCs w:val="28"/>
           <w:lang w:val="vi-VN"/>
         </w:rPr>
-        <w:t>a) Sửa đổi, bổ sung </w:t>
-      </w:r>
-      <w:bookmarkStart w:id="82" w:name="dc_4"/>
-      <w:r>
-        <w:rPr>
-          <w:rFonts w:eastAsia="Times New Roman" w:cs="Times New Roman"/>
-          <w:color w:val="000000"/>
-          <w:szCs w:val="28"/>
-          <w:lang w:val="vi-VN"/>
-        </w:rPr>
-        <w:t>điểm b khoản 1 Điều 5</w:t>
-      </w:r>
-      <w:bookmarkEnd w:id="82"/>
-      <w:r>
-        <w:rPr>
-          <w:rFonts w:eastAsia="Times New Roman" w:cs="Times New Roman"/>
-          <w:color w:val="000000"/>
-          <w:szCs w:val="28"/>
-          <w:lang w:val="vi-VN"/>
-        </w:rPr>
-        <w:t> như sau:</w:t>
-      </w:r>
-    </w:p>
-    <w:p>
-      <w:pPr>
-        <w:shd w:val="clear" w:color="auto" w:fill="FFFFFF"/>
-        <w:spacing w:before="120" w:after="120" w:line="234" w:lineRule="atLeast"/>
-        <w:rPr>
-          <w:rFonts w:eastAsia="Times New Roman" w:cs="Times New Roman"/>
-          <w:color w:val="000000"/>
-          <w:szCs w:val="28"/>
-        </w:rPr>
-      </w:pPr>
-      <w:r>
-        <w:rPr>
-          <w:rFonts w:eastAsia="Times New Roman" w:cs="Times New Roman"/>
-          <w:color w:val="000000"/>
-          <w:szCs w:val="28"/>
-          <w:lang w:val="vi-VN"/>
-        </w:rPr>
-        <w:t>“b) Xây dựng hệ thống truy xuất nguồn gốc động vật, sản phẩm động vật; xây dựng mạng lưới cơ sở giết mổ, sơ chế, chế biến sản phẩm động vật theo hướng công nghiệp gắn với vùng chăn nuôi;”;</w:t>
-      </w:r>
-    </w:p>
-    <w:p>
-      <w:pPr>
-        <w:shd w:val="clear" w:color="auto" w:fill="FFFFFF"/>
-        <w:spacing w:after="0" w:line="234" w:lineRule="atLeast"/>
-        <w:rPr>
-          <w:rFonts w:eastAsia="Times New Roman" w:cs="Times New Roman"/>
-          <w:color w:val="000000"/>
-          <w:szCs w:val="28"/>
-        </w:rPr>
-      </w:pPr>
-      <w:r>
-        <w:rPr>
-          <w:rFonts w:eastAsia="Times New Roman" w:cs="Times New Roman"/>
-          <w:color w:val="000000"/>
-          <w:szCs w:val="28"/>
-          <w:lang w:val="vi-VN"/>
-        </w:rPr>
-        <w:t>b) Sửa đổi, bổ sung </w:t>
-      </w:r>
-      <w:bookmarkStart w:id="83" w:name="dc_5"/>
-      <w:r>
-        <w:rPr>
-          <w:rFonts w:eastAsia="Times New Roman" w:cs="Times New Roman"/>
-          <w:color w:val="000000"/>
-          <w:szCs w:val="28"/>
-          <w:lang w:val="vi-VN"/>
-        </w:rPr>
-        <w:t>điểm b khoản 1 Điều 9</w:t>
-      </w:r>
-      <w:bookmarkEnd w:id="83"/>
-      <w:r>
-        <w:rPr>
-          <w:rFonts w:eastAsia="Times New Roman" w:cs="Times New Roman"/>
-          <w:color w:val="000000"/>
-          <w:szCs w:val="28"/>
-          <w:lang w:val="vi-VN"/>
-        </w:rPr>
-        <w:t> như sau:</w:t>
-      </w:r>
-    </w:p>
-    <w:p>
-      <w:pPr>
-        <w:shd w:val="clear" w:color="auto" w:fill="FFFFFF"/>
-        <w:spacing w:before="120" w:after="120" w:line="234" w:lineRule="atLeast"/>
-        <w:rPr>
-          <w:rFonts w:eastAsia="Times New Roman" w:cs="Times New Roman"/>
-          <w:color w:val="000000"/>
-          <w:szCs w:val="28"/>
-        </w:rPr>
-      </w:pPr>
-      <w:r>
-        <w:rPr>
-          <w:rFonts w:eastAsia="Times New Roman" w:cs="Times New Roman"/>
-          <w:color w:val="000000"/>
-          <w:szCs w:val="28"/>
-          <w:lang w:val="vi-VN"/>
-        </w:rPr>
-        <w:t>“b) Xây dựng quy hoạch vùng và cơ sở an toàn dịch bệnh động vật, tích hợp vào quy hoạch tỉnh và tổ chức thực hiện; xây dựng, ban hành và tổ chức thực hiện kế hoạch phòng, chống dịch bệnh động vật, chương trình giám sát, khống chế, thanh toán dịch bệnh động vật;”;</w:t>
-      </w:r>
-    </w:p>
-    <w:p>
-      <w:pPr>
-        <w:shd w:val="clear" w:color="auto" w:fill="FFFFFF"/>
-        <w:spacing w:after="0" w:line="234" w:lineRule="atLeast"/>
-        <w:rPr>
-          <w:rFonts w:eastAsia="Times New Roman" w:cs="Times New Roman"/>
-          <w:color w:val="000000"/>
-          <w:szCs w:val="28"/>
-        </w:rPr>
-      </w:pPr>
-      <w:r>
-        <w:rPr>
-          <w:rFonts w:eastAsia="Times New Roman" w:cs="Times New Roman"/>
-          <w:color w:val="000000"/>
-          <w:szCs w:val="28"/>
-          <w:lang w:val="vi-VN"/>
-        </w:rPr>
-        <w:t>c) Sửa đổi, bổ sung </w:t>
-      </w:r>
-      <w:bookmarkStart w:id="84" w:name="dc_6"/>
-      <w:r>
-        <w:rPr>
-          <w:rFonts w:eastAsia="Times New Roman" w:cs="Times New Roman"/>
-          <w:color w:val="000000"/>
-          <w:szCs w:val="28"/>
-          <w:lang w:val="vi-VN"/>
-        </w:rPr>
-        <w:t>khoản 3 và khoản 4 Điều 40</w:t>
-      </w:r>
-      <w:bookmarkEnd w:id="84"/>
-      <w:r>
-        <w:rPr>
-          <w:rFonts w:eastAsia="Times New Roman" w:cs="Times New Roman"/>
-          <w:color w:val="000000"/>
-          <w:szCs w:val="28"/>
-          <w:lang w:val="vi-VN"/>
-        </w:rPr>
-        <w:t> như sau:</w:t>
-      </w:r>
-    </w:p>
-    <w:p>
-      <w:pPr>
-        <w:shd w:val="clear" w:color="auto" w:fill="FFFFFF"/>
-        <w:spacing w:before="120" w:after="120" w:line="234" w:lineRule="atLeast"/>
-        <w:rPr>
-          <w:rFonts w:eastAsia="Times New Roman" w:cs="Times New Roman"/>
-          <w:color w:val="000000"/>
-          <w:szCs w:val="28"/>
-        </w:rPr>
-      </w:pPr>
-      <w:r>
-        <w:rPr>
-          <w:rFonts w:eastAsia="Times New Roman" w:cs="Times New Roman"/>
-          <w:color w:val="000000"/>
-          <w:szCs w:val="28"/>
-          <w:lang w:val="vi-VN"/>
-        </w:rPr>
-        <w:t>“3. Bộ trưởng Bộ Nông nghiệp và Phát triển nông thôn quy định việc lập trạm kiểm dịch động vật tại đầu mối giao thông trên phạm vi cả nước.</w:t>
-      </w:r>
-    </w:p>
-    <w:p>
-      <w:pPr>
-        <w:shd w:val="clear" w:color="auto" w:fill="FFFFFF"/>
-        <w:spacing w:before="120" w:after="120" w:line="234" w:lineRule="atLeast"/>
-        <w:rPr>
-          <w:rFonts w:eastAsia="Times New Roman" w:cs="Times New Roman"/>
-          <w:color w:val="000000"/>
-          <w:szCs w:val="28"/>
-        </w:rPr>
-      </w:pPr>
-      <w:r>
-        <w:rPr>
-          <w:rFonts w:eastAsia="Times New Roman" w:cs="Times New Roman"/>
-          <w:color w:val="000000"/>
-          <w:szCs w:val="28"/>
-          <w:lang w:val="vi-VN"/>
-        </w:rPr>
-        <w:t>4. Ủy ban nhân dân cấp tỉnh căn cứ quy định của Bộ trưởng Bộ Nông nghiệp và Phát triển nông thôn tại khoản 3 Điều này quyết định thành lập và tổ chức thực hiện việc kiểm dịch động vật, sản phẩm động vật của các trạm kiểm dịch động vật tại đầu mối giao thông trên địa bàn.”;</w:t>
-      </w:r>
-    </w:p>
-    <w:p>
-      <w:pPr>
-        <w:shd w:val="clear" w:color="auto" w:fill="FFFFFF"/>
-        <w:spacing w:after="0" w:line="234" w:lineRule="atLeast"/>
-        <w:rPr>
-          <w:rFonts w:eastAsia="Times New Roman" w:cs="Times New Roman"/>
-          <w:color w:val="000000"/>
-          <w:szCs w:val="28"/>
-        </w:rPr>
-      </w:pPr>
-      <w:r>
-        <w:rPr>
-          <w:rFonts w:eastAsia="Times New Roman" w:cs="Times New Roman"/>
-          <w:color w:val="000000"/>
-          <w:szCs w:val="28"/>
-          <w:lang w:val="vi-VN"/>
-        </w:rPr>
-        <w:t>d) Sửa đ</w:t>
-      </w:r>
-      <w:r>
-        <w:rPr>
-          <w:rFonts w:eastAsia="Times New Roman" w:cs="Times New Roman"/>
-          <w:color w:val="000000"/>
-          <w:szCs w:val="28"/>
-        </w:rPr>
-        <w:t>ổ</w:t>
-      </w:r>
-      <w:r>
-        <w:rPr>
-          <w:rFonts w:eastAsia="Times New Roman" w:cs="Times New Roman"/>
-          <w:color w:val="000000"/>
-          <w:szCs w:val="28"/>
-          <w:lang w:val="vi-VN"/>
-        </w:rPr>
-        <w:t>i, bổ sung </w:t>
-      </w:r>
-      <w:bookmarkStart w:id="85" w:name="dc_7"/>
-      <w:r>
-        <w:rPr>
-          <w:rFonts w:eastAsia="Times New Roman" w:cs="Times New Roman"/>
-          <w:color w:val="000000"/>
-          <w:szCs w:val="28"/>
-          <w:lang w:val="vi-VN"/>
-        </w:rPr>
-        <w:t>điểm b khoản 1 Điều 76</w:t>
-      </w:r>
-      <w:bookmarkEnd w:id="85"/>
-      <w:r>
-        <w:rPr>
-          <w:rFonts w:eastAsia="Times New Roman" w:cs="Times New Roman"/>
-          <w:color w:val="000000"/>
-          <w:szCs w:val="28"/>
-          <w:lang w:val="vi-VN"/>
-        </w:rPr>
-        <w:t> như sau:</w:t>
-      </w:r>
-    </w:p>
-    <w:p>
-      <w:pPr>
-        <w:shd w:val="clear" w:color="auto" w:fill="FFFFFF"/>
-        <w:spacing w:before="120" w:after="120" w:line="234" w:lineRule="atLeast"/>
-        <w:rPr>
-          <w:rFonts w:eastAsia="Times New Roman" w:cs="Times New Roman"/>
-          <w:color w:val="000000"/>
-          <w:szCs w:val="28"/>
-        </w:rPr>
-      </w:pPr>
-      <w:r>
-        <w:rPr>
-          <w:rFonts w:eastAsia="Times New Roman" w:cs="Times New Roman"/>
-          <w:color w:val="000000"/>
-          <w:szCs w:val="28"/>
-          <w:lang w:val="vi-VN"/>
-        </w:rPr>
-        <w:t>“b) Chỉ đạo xây dựng mạng lư</w:t>
-      </w:r>
-      <w:r>
-        <w:rPr>
-          <w:rFonts w:eastAsia="Times New Roman" w:cs="Times New Roman"/>
-          <w:color w:val="000000"/>
-          <w:szCs w:val="28"/>
-        </w:rPr>
-        <w:t>ớ</w:t>
-      </w:r>
-      <w:r>
-        <w:rPr>
-          <w:rFonts w:eastAsia="Times New Roman" w:cs="Times New Roman"/>
-          <w:color w:val="000000"/>
-          <w:szCs w:val="28"/>
-          <w:lang w:val="vi-VN"/>
-        </w:rPr>
-        <w:t>i cơ sở giết mổ động vật tập trung và lập kế hoạch thực hiện việc giết mổ động vật tập trung;”;</w:t>
-      </w:r>
-    </w:p>
-    <w:p>
-      <w:pPr>
-        <w:shd w:val="clear" w:color="auto" w:fill="FFFFFF"/>
-        <w:spacing w:after="0" w:line="234" w:lineRule="atLeast"/>
-        <w:rPr>
-          <w:rFonts w:eastAsia="Times New Roman" w:cs="Times New Roman"/>
-          <w:color w:val="000000"/>
-          <w:szCs w:val="28"/>
-        </w:rPr>
-      </w:pPr>
-      <w:r>
-        <w:rPr>
-          <w:rFonts w:eastAsia="Times New Roman" w:cs="Times New Roman"/>
-          <w:color w:val="000000"/>
-          <w:szCs w:val="28"/>
-          <w:lang w:val="vi-VN"/>
-        </w:rPr>
-        <w:t>đ) Sửa đổi, bổ sung </w:t>
-      </w:r>
-      <w:bookmarkStart w:id="86" w:name="dc_8"/>
-      <w:r>
-        <w:rPr>
-          <w:rFonts w:eastAsia="Times New Roman" w:cs="Times New Roman"/>
-          <w:color w:val="000000"/>
-          <w:szCs w:val="28"/>
-          <w:lang w:val="vi-VN"/>
-        </w:rPr>
-        <w:t>điểm a khoản 2 Điều 76</w:t>
-      </w:r>
-      <w:bookmarkEnd w:id="86"/>
-      <w:r>
-        <w:rPr>
-          <w:rFonts w:eastAsia="Times New Roman" w:cs="Times New Roman"/>
-          <w:color w:val="000000"/>
-          <w:szCs w:val="28"/>
-          <w:lang w:val="vi-VN"/>
-        </w:rPr>
-        <w:t> như sau:</w:t>
-      </w:r>
-    </w:p>
-    <w:p>
-      <w:pPr>
-        <w:shd w:val="clear" w:color="auto" w:fill="FFFFFF"/>
-        <w:spacing w:before="120" w:after="120" w:line="234" w:lineRule="atLeast"/>
-        <w:rPr>
-          <w:rFonts w:eastAsia="Times New Roman" w:cs="Times New Roman"/>
-          <w:color w:val="000000"/>
-          <w:szCs w:val="28"/>
-        </w:rPr>
-      </w:pPr>
-      <w:r>
-        <w:rPr>
-          <w:rFonts w:eastAsia="Times New Roman" w:cs="Times New Roman"/>
-          <w:color w:val="000000"/>
-          <w:szCs w:val="28"/>
-          <w:lang w:val="vi-VN"/>
-        </w:rPr>
-        <w:t>“a) Phối hợp với các phòng, ban, ngành liên quan tổ chức triển khai thực hiện mạng lưới cơ sở giết mổ động vật tập trung;”.</w:t>
-      </w:r>
-    </w:p>
-    <w:p>
-      <w:pPr>
-        <w:shd w:val="clear" w:color="auto" w:fill="FFFFFF"/>
-        <w:spacing w:after="0" w:line="234" w:lineRule="atLeast"/>
-        <w:rPr>
-          <w:rFonts w:eastAsia="Times New Roman" w:cs="Times New Roman"/>
-          <w:color w:val="000000"/>
-          <w:szCs w:val="28"/>
-        </w:rPr>
-      </w:pPr>
-      <w:r>
-        <w:rPr>
-          <w:rFonts w:eastAsia="Times New Roman" w:cs="Times New Roman"/>
-          <w:color w:val="000000"/>
-          <w:szCs w:val="28"/>
-          <w:lang w:val="vi-VN"/>
-        </w:rPr>
-        <w:t>4. Sửa đổi, bổ sung </w:t>
-      </w:r>
-      <w:bookmarkStart w:id="87" w:name="dc_9"/>
-      <w:r>
-        <w:rPr>
-          <w:rFonts w:eastAsia="Times New Roman" w:cs="Times New Roman"/>
-          <w:color w:val="000000"/>
-          <w:szCs w:val="28"/>
-          <w:lang w:val="vi-VN"/>
-        </w:rPr>
-        <w:t>Điều 58 của Luật Dự trữ quốc gia số 22/2012/QH13</w:t>
+        <w:t>5. Sửa đổi, bổ sung </w:t>
+      </w:r>
+      <w:bookmarkStart w:id="87" w:name="dc_10"/>
+      <w:r>
+        <w:rPr>
+          <w:rFonts w:eastAsia="Times New Roman" w:cs="Times New Roman"/>
+          <w:color w:val="000000"/>
+          <w:szCs w:val="28"/>
+          <w:lang w:val="vi-VN"/>
+        </w:rPr>
+        <w:t>Điều 8 của Luật Giáo dục nghề nghiệp số 74/2014/QH13</w:t>
       </w:r>
       <w:bookmarkEnd w:id="87"/>
-      <w:r>
-        <w:rPr>
-          <w:rFonts w:eastAsia="Times New Roman" w:cs="Times New Roman"/>
-          <w:color w:val="000000"/>
-          <w:szCs w:val="28"/>
-          <w:lang w:val="vi-VN"/>
-        </w:rPr>
-        <w:t> như sau:</w:t>
-      </w:r>
-    </w:p>
-    <w:p>
-      <w:pPr>
-        <w:shd w:val="clear" w:color="auto" w:fill="FFFFFF"/>
-        <w:spacing w:before="120" w:after="120" w:line="234" w:lineRule="atLeast"/>
-        <w:rPr>
-          <w:rFonts w:eastAsia="Times New Roman" w:cs="Times New Roman"/>
-          <w:color w:val="000000"/>
-          <w:szCs w:val="28"/>
-        </w:rPr>
-      </w:pPr>
-      <w:r>
-        <w:rPr>
-          <w:rFonts w:eastAsia="Times New Roman" w:cs="Times New Roman"/>
-          <w:color w:val="000000"/>
-          <w:szCs w:val="28"/>
-          <w:lang w:val="vi-VN"/>
-        </w:rPr>
-        <w:t>“Điều 58. Quy hoạch tổng thể hệ thống kho dự trữ quốc gia</w:t>
-      </w:r>
-    </w:p>
-    <w:p>
-      <w:pPr>
-        <w:shd w:val="clear" w:color="auto" w:fill="FFFFFF"/>
-        <w:spacing w:before="120" w:after="120" w:line="234" w:lineRule="atLeast"/>
-        <w:rPr>
-          <w:rFonts w:eastAsia="Times New Roman" w:cs="Times New Roman"/>
-          <w:color w:val="000000"/>
-          <w:szCs w:val="28"/>
-        </w:rPr>
-      </w:pPr>
-      <w:r>
-        <w:rPr>
-          <w:rFonts w:eastAsia="Times New Roman" w:cs="Times New Roman"/>
-          <w:color w:val="000000"/>
-          <w:szCs w:val="28"/>
-          <w:lang w:val="vi-VN"/>
-        </w:rPr>
-        <w:t xml:space="preserve">1. Việc lập quy hoạch tổng thể hệ thống kho dự trữ quốc gia phải tuân thủ các nguyên tắc theo quy định của Luật Quy hoạch và bảo đảm phù hợp với chiến </w:t>
-      </w:r>
-      <w:r>
-        <w:rPr>
-          <w:rFonts w:eastAsia="Times New Roman" w:cs="Times New Roman"/>
-          <w:color w:val="000000"/>
-          <w:szCs w:val="28"/>
-          <w:lang w:val="vi-VN"/>
-        </w:rPr>
-        <w:lastRenderedPageBreak/>
-        <w:t>lược dự trữ quốc gia; đồng bộ, phù hợp với nơi sản xuất nguồn hàng, mật độ dân cư; bảo đảm an toàn.</w:t>
-      </w:r>
-    </w:p>
-    <w:p>
-      <w:pPr>
-        <w:shd w:val="clear" w:color="auto" w:fill="FFFFFF"/>
-        <w:spacing w:before="120" w:after="120" w:line="234" w:lineRule="atLeast"/>
-        <w:rPr>
-          <w:rFonts w:eastAsia="Times New Roman" w:cs="Times New Roman"/>
-          <w:color w:val="000000"/>
-          <w:szCs w:val="28"/>
-        </w:rPr>
-      </w:pPr>
-      <w:r>
-        <w:rPr>
-          <w:rFonts w:eastAsia="Times New Roman" w:cs="Times New Roman"/>
-          <w:color w:val="000000"/>
-          <w:szCs w:val="28"/>
-          <w:lang w:val="vi-VN"/>
-        </w:rPr>
-        <w:t>2. Quy hoạch t</w:t>
-      </w:r>
-      <w:r>
-        <w:rPr>
-          <w:rFonts w:eastAsia="Times New Roman" w:cs="Times New Roman"/>
-          <w:color w:val="000000"/>
-          <w:szCs w:val="28"/>
-        </w:rPr>
-        <w:t>ổ</w:t>
-      </w:r>
-      <w:r>
-        <w:rPr>
-          <w:rFonts w:eastAsia="Times New Roman" w:cs="Times New Roman"/>
-          <w:color w:val="000000"/>
-          <w:szCs w:val="28"/>
-          <w:lang w:val="vi-VN"/>
-        </w:rPr>
-        <w:t>ng thể hệ thống kho dự trữ quốc gia bao gồm các nội dung theo quy định của Luật Quy hoạch và đáp ứng các yêu cầu sau đây:</w:t>
-      </w:r>
-    </w:p>
-    <w:p>
-      <w:pPr>
-        <w:shd w:val="clear" w:color="auto" w:fill="FFFFFF"/>
-        <w:spacing w:before="120" w:after="120" w:line="234" w:lineRule="atLeast"/>
-        <w:rPr>
-          <w:rFonts w:eastAsia="Times New Roman" w:cs="Times New Roman"/>
-          <w:color w:val="000000"/>
-          <w:szCs w:val="28"/>
-        </w:rPr>
-      </w:pPr>
-      <w:r>
-        <w:rPr>
-          <w:rFonts w:eastAsia="Times New Roman" w:cs="Times New Roman"/>
-          <w:color w:val="000000"/>
-          <w:szCs w:val="28"/>
-          <w:lang w:val="vi-VN"/>
-        </w:rPr>
-        <w:t>a) Phù hợp với mục tiêu và yêu cầu dự trữ quốc gia;</w:t>
-      </w:r>
-    </w:p>
-    <w:p>
-      <w:pPr>
-        <w:shd w:val="clear" w:color="auto" w:fill="FFFFFF"/>
-        <w:spacing w:before="120" w:after="120" w:line="234" w:lineRule="atLeast"/>
-        <w:rPr>
-          <w:rFonts w:eastAsia="Times New Roman" w:cs="Times New Roman"/>
-          <w:color w:val="000000"/>
-          <w:szCs w:val="28"/>
-        </w:rPr>
-      </w:pPr>
-      <w:r>
-        <w:rPr>
-          <w:rFonts w:eastAsia="Times New Roman" w:cs="Times New Roman"/>
-          <w:color w:val="000000"/>
-          <w:szCs w:val="28"/>
-          <w:lang w:val="vi-VN"/>
-        </w:rPr>
-        <w:t>b) Bảo đảm tính liên hoàn của hệ thống kho dự trữ quốc gia theo tuyến, vùng lãnh thổ;</w:t>
-      </w:r>
-    </w:p>
-    <w:p>
-      <w:pPr>
-        <w:shd w:val="clear" w:color="auto" w:fill="FFFFFF"/>
-        <w:spacing w:before="120" w:after="120" w:line="234" w:lineRule="atLeast"/>
-        <w:rPr>
-          <w:rFonts w:eastAsia="Times New Roman" w:cs="Times New Roman"/>
-          <w:color w:val="000000"/>
-          <w:szCs w:val="28"/>
-        </w:rPr>
-      </w:pPr>
-      <w:r>
-        <w:rPr>
-          <w:rFonts w:eastAsia="Times New Roman" w:cs="Times New Roman"/>
-          <w:color w:val="000000"/>
-          <w:szCs w:val="28"/>
-          <w:lang w:val="vi-VN"/>
-        </w:rPr>
-        <w:t>c) Bảo đảm phát triển theo hướng hiện đại hóa;</w:t>
-      </w:r>
-    </w:p>
-    <w:p>
-      <w:pPr>
-        <w:shd w:val="clear" w:color="auto" w:fill="FFFFFF"/>
-        <w:spacing w:before="120" w:after="120" w:line="234" w:lineRule="atLeast"/>
-        <w:rPr>
-          <w:rFonts w:eastAsia="Times New Roman" w:cs="Times New Roman"/>
-          <w:color w:val="000000"/>
-          <w:szCs w:val="28"/>
-        </w:rPr>
-      </w:pPr>
-      <w:r>
-        <w:rPr>
-          <w:rFonts w:eastAsia="Times New Roman" w:cs="Times New Roman"/>
-          <w:color w:val="000000"/>
-          <w:szCs w:val="28"/>
-          <w:lang w:val="vi-VN"/>
-        </w:rPr>
-        <w:t>d) Phù hợp với khả năng vốn đầu tư;</w:t>
-      </w:r>
-    </w:p>
-    <w:p>
-      <w:pPr>
-        <w:shd w:val="clear" w:color="auto" w:fill="FFFFFF"/>
-        <w:spacing w:before="120" w:after="120" w:line="234" w:lineRule="atLeast"/>
-        <w:rPr>
-          <w:rFonts w:eastAsia="Times New Roman" w:cs="Times New Roman"/>
-          <w:color w:val="000000"/>
-          <w:szCs w:val="28"/>
-        </w:rPr>
-      </w:pPr>
-      <w:r>
-        <w:rPr>
-          <w:rFonts w:eastAsia="Times New Roman" w:cs="Times New Roman"/>
-          <w:color w:val="000000"/>
-          <w:szCs w:val="28"/>
-          <w:lang w:val="vi-VN"/>
-        </w:rPr>
-        <w:t>đ) Xác định rõ giải pháp và lộ trình thực hiện.</w:t>
-      </w:r>
-    </w:p>
-    <w:p>
-      <w:pPr>
-        <w:shd w:val="clear" w:color="auto" w:fill="FFFFFF"/>
-        <w:spacing w:before="120" w:after="120" w:line="234" w:lineRule="atLeast"/>
-        <w:rPr>
-          <w:rFonts w:eastAsia="Times New Roman" w:cs="Times New Roman"/>
-          <w:color w:val="000000"/>
-          <w:szCs w:val="28"/>
-        </w:rPr>
-      </w:pPr>
-      <w:r>
-        <w:rPr>
-          <w:rFonts w:eastAsia="Times New Roman" w:cs="Times New Roman"/>
-          <w:color w:val="000000"/>
-          <w:szCs w:val="28"/>
-          <w:lang w:val="vi-VN"/>
-        </w:rPr>
-        <w:t>3. Việc lập, thẩm định, ph</w:t>
-      </w:r>
-      <w:r>
-        <w:rPr>
-          <w:rFonts w:eastAsia="Times New Roman" w:cs="Times New Roman"/>
-          <w:color w:val="000000"/>
-          <w:szCs w:val="28"/>
-        </w:rPr>
-        <w:t>ê</w:t>
-      </w:r>
-      <w:r>
-        <w:rPr>
-          <w:rFonts w:eastAsia="Times New Roman" w:cs="Times New Roman"/>
-          <w:color w:val="000000"/>
-          <w:szCs w:val="28"/>
-          <w:lang w:val="vi-VN"/>
-        </w:rPr>
-        <w:t> duyệt, công bố, thực hiện, điều chỉnh quy hoạch tổng thể hệ thống kho dự trữ quốc gia thực hiện theo quy định của pháp luật về quy hoạch và quy định khác của pháp luật có liên quan.”.</w:t>
-      </w:r>
-    </w:p>
-    <w:p>
-      <w:pPr>
-        <w:shd w:val="clear" w:color="auto" w:fill="FFFFFF"/>
-        <w:spacing w:after="0" w:line="234" w:lineRule="atLeast"/>
-        <w:rPr>
-          <w:rFonts w:eastAsia="Times New Roman" w:cs="Times New Roman"/>
-          <w:color w:val="000000"/>
-          <w:szCs w:val="28"/>
-        </w:rPr>
-      </w:pPr>
-      <w:r>
-        <w:rPr>
-          <w:rFonts w:eastAsia="Times New Roman" w:cs="Times New Roman"/>
-          <w:color w:val="000000"/>
-          <w:szCs w:val="28"/>
-          <w:lang w:val="vi-VN"/>
-        </w:rPr>
-        <w:t>5. Sửa đổi, bổ sung </w:t>
-      </w:r>
-      <w:bookmarkStart w:id="88" w:name="dc_10"/>
-      <w:r>
-        <w:rPr>
-          <w:rFonts w:eastAsia="Times New Roman" w:cs="Times New Roman"/>
-          <w:color w:val="000000"/>
-          <w:szCs w:val="28"/>
-          <w:lang w:val="vi-VN"/>
-        </w:rPr>
-        <w:t>Điều 8 của Luật Giáo dục nghề nghiệp số 74/2014/QH13</w:t>
-      </w:r>
-      <w:bookmarkEnd w:id="88"/>
       <w:r>
         <w:rPr>
           <w:rFonts w:eastAsia="Times New Roman" w:cs="Times New Roman"/>
@@ -13481,7 +13399,6 @@
           <w:szCs w:val="28"/>
           <w:lang w:val="vi-VN"/>
         </w:rPr>
-        <w:lastRenderedPageBreak/>
         <w:t>Việc tích h</w:t>
       </w:r>
       <w:r>
@@ -13521,7 +13438,7 @@
         </w:rPr>
         <w:t>6. Bổ sung khoản 5 vào </w:t>
       </w:r>
-      <w:bookmarkStart w:id="89" w:name="dc_11"/>
+      <w:bookmarkStart w:id="88" w:name="dc_11"/>
       <w:r>
         <w:rPr>
           <w:rFonts w:eastAsia="Times New Roman" w:cs="Times New Roman"/>
@@ -13531,6 +13448,120 @@
         </w:rPr>
         <w:t>Điều 82 của Luật Khám bệnh, chữa bệnh số 40/2009/QH12</w:t>
       </w:r>
+      <w:bookmarkEnd w:id="88"/>
+      <w:r>
+        <w:rPr>
+          <w:rFonts w:eastAsia="Times New Roman" w:cs="Times New Roman"/>
+          <w:color w:val="000000"/>
+          <w:szCs w:val="28"/>
+          <w:lang w:val="vi-VN"/>
+        </w:rPr>
+        <w:t> như sau:</w:t>
+      </w:r>
+    </w:p>
+    <w:p>
+      <w:pPr>
+        <w:shd w:val="clear" w:color="auto" w:fill="FFFFFF"/>
+        <w:spacing w:before="120" w:after="120" w:line="234" w:lineRule="atLeast"/>
+        <w:rPr>
+          <w:rFonts w:eastAsia="Times New Roman" w:cs="Times New Roman"/>
+          <w:color w:val="000000"/>
+          <w:szCs w:val="28"/>
+        </w:rPr>
+      </w:pPr>
+      <w:r>
+        <w:rPr>
+          <w:rFonts w:eastAsia="Times New Roman" w:cs="Times New Roman"/>
+          <w:color w:val="000000"/>
+          <w:szCs w:val="28"/>
+          <w:lang w:val="vi-VN"/>
+        </w:rPr>
+        <w:t>“5. Quy hoạch hệ thống cơ sở khám bệnh, chữa bệnh trên toàn quốc và cơ sở khám bệnh, chữa bệnh chuyên ngành được tích hợp vào quy hoạch mạng lưới cơ sở y tế quốc gia; quy hoạch hệ thống cơ sở khám bệnh, chữa bệnh của địa phương được tích hợp vào quy hoạch tỉnh theo quy định của pháp luật về q</w:t>
+      </w:r>
+      <w:r>
+        <w:rPr>
+          <w:rFonts w:eastAsia="Times New Roman" w:cs="Times New Roman"/>
+          <w:color w:val="000000"/>
+          <w:szCs w:val="28"/>
+        </w:rPr>
+        <w:t>u</w:t>
+      </w:r>
+      <w:r>
+        <w:rPr>
+          <w:rFonts w:eastAsia="Times New Roman" w:cs="Times New Roman"/>
+          <w:color w:val="000000"/>
+          <w:szCs w:val="28"/>
+          <w:lang w:val="vi-VN"/>
+        </w:rPr>
+        <w:t>y hoạch.”.</w:t>
+      </w:r>
+    </w:p>
+    <w:p>
+      <w:pPr>
+        <w:shd w:val="clear" w:color="auto" w:fill="FFFFFF"/>
+        <w:spacing w:before="120" w:after="120" w:line="234" w:lineRule="atLeast"/>
+        <w:rPr>
+          <w:rFonts w:eastAsia="Times New Roman" w:cs="Times New Roman"/>
+          <w:color w:val="000000"/>
+          <w:szCs w:val="28"/>
+        </w:rPr>
+      </w:pPr>
+      <w:r>
+        <w:rPr>
+          <w:rFonts w:eastAsia="Times New Roman" w:cs="Times New Roman"/>
+          <w:color w:val="000000"/>
+          <w:szCs w:val="28"/>
+          <w:lang w:val="vi-VN"/>
+        </w:rPr>
+        <w:t>7. Sửa đổi, bổ sung một số điều của Luật Viễn thông số 41/2009/QH</w:t>
+      </w:r>
+      <w:r>
+        <w:rPr>
+          <w:rFonts w:eastAsia="Times New Roman" w:cs="Times New Roman"/>
+          <w:color w:val="000000"/>
+          <w:szCs w:val="28"/>
+        </w:rPr>
+        <w:t>1</w:t>
+      </w:r>
+      <w:r>
+        <w:rPr>
+          <w:rFonts w:eastAsia="Times New Roman" w:cs="Times New Roman"/>
+          <w:color w:val="000000"/>
+          <w:szCs w:val="28"/>
+          <w:lang w:val="vi-VN"/>
+        </w:rPr>
+        <w:t>2 như sau:</w:t>
+      </w:r>
+    </w:p>
+    <w:p>
+      <w:pPr>
+        <w:shd w:val="clear" w:color="auto" w:fill="FFFFFF"/>
+        <w:spacing w:after="0" w:line="234" w:lineRule="atLeast"/>
+        <w:rPr>
+          <w:rFonts w:eastAsia="Times New Roman" w:cs="Times New Roman"/>
+          <w:color w:val="000000"/>
+          <w:szCs w:val="28"/>
+        </w:rPr>
+      </w:pPr>
+      <w:r>
+        <w:rPr>
+          <w:rFonts w:eastAsia="Times New Roman" w:cs="Times New Roman"/>
+          <w:color w:val="000000"/>
+          <w:szCs w:val="28"/>
+          <w:lang w:val="vi-VN"/>
+        </w:rPr>
+        <w:t>a) Sửa đổi, bổ sung </w:t>
+      </w:r>
+      <w:bookmarkStart w:id="89" w:name="dc_12"/>
+      <w:r>
+        <w:rPr>
+          <w:rFonts w:eastAsia="Times New Roman" w:cs="Times New Roman"/>
+          <w:color w:val="000000"/>
+          <w:szCs w:val="28"/>
+          <w:lang w:val="vi-VN"/>
+        </w:rPr>
+        <w:t>điểm a khoản 2 Điều 8</w:t>
+      </w:r>
       <w:bookmarkEnd w:id="89"/>
       <w:r>
         <w:rPr>
@@ -13559,61 +13590,7 @@
           <w:szCs w:val="28"/>
           <w:lang w:val="vi-VN"/>
         </w:rPr>
-        <w:t>“5. Quy hoạch hệ thống cơ sở khám bệnh, chữa bệnh trên toàn quốc và cơ sở khám bệnh, chữa bệnh chuyên ngành được tích hợp vào quy hoạch mạng lưới cơ sở y tế quốc gia; quy hoạch hệ thống cơ sở khám bệnh, chữa bệnh của địa phương được tích hợp vào quy hoạch tỉnh theo quy định của pháp luật về q</w:t>
-      </w:r>
-      <w:r>
-        <w:rPr>
-          <w:rFonts w:eastAsia="Times New Roman" w:cs="Times New Roman"/>
-          <w:color w:val="000000"/>
-          <w:szCs w:val="28"/>
-        </w:rPr>
-        <w:t>u</w:t>
-      </w:r>
-      <w:r>
-        <w:rPr>
-          <w:rFonts w:eastAsia="Times New Roman" w:cs="Times New Roman"/>
-          <w:color w:val="000000"/>
-          <w:szCs w:val="28"/>
-          <w:lang w:val="vi-VN"/>
-        </w:rPr>
-        <w:t>y hoạch.”.</w:t>
-      </w:r>
-    </w:p>
-    <w:p>
-      <w:pPr>
-        <w:shd w:val="clear" w:color="auto" w:fill="FFFFFF"/>
-        <w:spacing w:before="120" w:after="120" w:line="234" w:lineRule="atLeast"/>
-        <w:rPr>
-          <w:rFonts w:eastAsia="Times New Roman" w:cs="Times New Roman"/>
-          <w:color w:val="000000"/>
-          <w:szCs w:val="28"/>
-        </w:rPr>
-      </w:pPr>
-      <w:r>
-        <w:rPr>
-          <w:rFonts w:eastAsia="Times New Roman" w:cs="Times New Roman"/>
-          <w:color w:val="000000"/>
-          <w:szCs w:val="28"/>
-          <w:lang w:val="vi-VN"/>
-        </w:rPr>
-        <w:t>7. Sửa đổi, bổ sung một số điều của Luật Viễn thông số 41/2009/QH</w:t>
-      </w:r>
-      <w:r>
-        <w:rPr>
-          <w:rFonts w:eastAsia="Times New Roman" w:cs="Times New Roman"/>
-          <w:color w:val="000000"/>
-          <w:szCs w:val="28"/>
-        </w:rPr>
-        <w:t>1</w:t>
-      </w:r>
-      <w:r>
-        <w:rPr>
-          <w:rFonts w:eastAsia="Times New Roman" w:cs="Times New Roman"/>
-          <w:color w:val="000000"/>
-          <w:szCs w:val="28"/>
-          <w:lang w:val="vi-VN"/>
-        </w:rPr>
-        <w:t>2 như sau:</w:t>
+        <w:t>“a) Phù hợp với chiến lược phát triển kinh tế - xã hội, quy hoạch cấp quốc gia, kế hoạch phát triển kinh tế - xã hội của đất nước trong từng thời kỳ; tuân thủ pháp luật Việt Nam, điều ước quốc tế mà Cộng hòa xã hội chủ nghĩa Việt Nam là thành viên;”;</w:t>
       </w:r>
     </w:p>
     <w:p>
@@ -13633,19 +13610,296 @@
           <w:szCs w:val="28"/>
           <w:lang w:val="vi-VN"/>
         </w:rPr>
+        <w:t>b) Sửa đổi, bổ sung </w:t>
+      </w:r>
+      <w:bookmarkStart w:id="90" w:name="dc_13"/>
+      <w:r>
+        <w:rPr>
+          <w:rFonts w:eastAsia="Times New Roman" w:cs="Times New Roman"/>
+          <w:color w:val="000000"/>
+          <w:szCs w:val="28"/>
+          <w:lang w:val="vi-VN"/>
+        </w:rPr>
+        <w:t>khoản 3 Điều 8</w:t>
+      </w:r>
+      <w:bookmarkEnd w:id="90"/>
+      <w:r>
+        <w:rPr>
+          <w:rFonts w:eastAsia="Times New Roman" w:cs="Times New Roman"/>
+          <w:color w:val="000000"/>
+          <w:szCs w:val="28"/>
+          <w:lang w:val="vi-VN"/>
+        </w:rPr>
+        <w:t> như sau:</w:t>
+      </w:r>
+    </w:p>
+    <w:p>
+      <w:pPr>
+        <w:shd w:val="clear" w:color="auto" w:fill="FFFFFF"/>
+        <w:spacing w:before="120" w:after="120" w:line="234" w:lineRule="atLeast"/>
+        <w:rPr>
+          <w:rFonts w:eastAsia="Times New Roman" w:cs="Times New Roman"/>
+          <w:color w:val="000000"/>
+          <w:szCs w:val="28"/>
+        </w:rPr>
+      </w:pPr>
+      <w:r>
+        <w:rPr>
+          <w:rFonts w:eastAsia="Times New Roman" w:cs="Times New Roman"/>
+          <w:color w:val="000000"/>
+          <w:szCs w:val="28"/>
+          <w:lang w:val="vi-VN"/>
+        </w:rPr>
+        <w:t>“3. Bộ Thông tin và Truyền thông xây dựng quy hoạch phát triển viễn thông quốc gia và tích hợp vào quy hoạch hạ tầng thông tin và truyền thông quốc gia theo quy định của pháp luật về quy hoạch và quy định khác của pháp luật có liên quan.”;</w:t>
+      </w:r>
+    </w:p>
+    <w:p>
+      <w:pPr>
+        <w:shd w:val="clear" w:color="auto" w:fill="FFFFFF"/>
+        <w:spacing w:after="0" w:line="234" w:lineRule="atLeast"/>
+        <w:rPr>
+          <w:rFonts w:eastAsia="Times New Roman" w:cs="Times New Roman"/>
+          <w:color w:val="000000"/>
+          <w:szCs w:val="28"/>
+        </w:rPr>
+      </w:pPr>
+      <w:r>
+        <w:rPr>
+          <w:rFonts w:eastAsia="Times New Roman" w:cs="Times New Roman"/>
+          <w:color w:val="000000"/>
+          <w:szCs w:val="28"/>
+          <w:lang w:val="vi-VN"/>
+        </w:rPr>
+        <w:t>c) Sửa đổi, bổ sung </w:t>
+      </w:r>
+      <w:bookmarkStart w:id="91" w:name="dc_14"/>
+      <w:r>
+        <w:rPr>
+          <w:rFonts w:eastAsia="Times New Roman" w:cs="Times New Roman"/>
+          <w:color w:val="000000"/>
+          <w:szCs w:val="28"/>
+          <w:lang w:val="vi-VN"/>
+        </w:rPr>
+        <w:t>điểm đ khoản 1 Điều 14</w:t>
+      </w:r>
+      <w:bookmarkEnd w:id="91"/>
+      <w:r>
+        <w:rPr>
+          <w:rFonts w:eastAsia="Times New Roman" w:cs="Times New Roman"/>
+          <w:color w:val="000000"/>
+          <w:szCs w:val="28"/>
+          <w:lang w:val="vi-VN"/>
+        </w:rPr>
+        <w:t> như sau:</w:t>
+      </w:r>
+    </w:p>
+    <w:p>
+      <w:pPr>
+        <w:shd w:val="clear" w:color="auto" w:fill="FFFFFF"/>
+        <w:spacing w:before="120" w:after="120" w:line="234" w:lineRule="atLeast"/>
+        <w:rPr>
+          <w:rFonts w:eastAsia="Times New Roman" w:cs="Times New Roman"/>
+          <w:color w:val="000000"/>
+          <w:szCs w:val="28"/>
+        </w:rPr>
+      </w:pPr>
+      <w:r>
+        <w:rPr>
+          <w:rFonts w:eastAsia="Times New Roman" w:cs="Times New Roman"/>
+          <w:color w:val="000000"/>
+          <w:szCs w:val="28"/>
+          <w:lang w:val="vi-VN"/>
+        </w:rPr>
+        <w:t>“đ) Được phân b</w:t>
+      </w:r>
+      <w:r>
+        <w:rPr>
+          <w:rFonts w:eastAsia="Times New Roman" w:cs="Times New Roman"/>
+          <w:color w:val="000000"/>
+          <w:szCs w:val="28"/>
+        </w:rPr>
+        <w:t>ổ</w:t>
+      </w:r>
+      <w:r>
+        <w:rPr>
+          <w:rFonts w:eastAsia="Times New Roman" w:cs="Times New Roman"/>
+          <w:color w:val="000000"/>
+          <w:szCs w:val="28"/>
+          <w:lang w:val="vi-VN"/>
+        </w:rPr>
+        <w:t> tài nguyên viễn thông theo quy định về quản lý tài nguyên viễn thông;”;</w:t>
+      </w:r>
+    </w:p>
+    <w:p>
+      <w:pPr>
+        <w:shd w:val="clear" w:color="auto" w:fill="FFFFFF"/>
+        <w:spacing w:after="0" w:line="234" w:lineRule="atLeast"/>
+        <w:rPr>
+          <w:rFonts w:eastAsia="Times New Roman" w:cs="Times New Roman"/>
+          <w:color w:val="000000"/>
+          <w:szCs w:val="28"/>
+        </w:rPr>
+      </w:pPr>
+      <w:r>
+        <w:rPr>
+          <w:rFonts w:eastAsia="Times New Roman" w:cs="Times New Roman"/>
+          <w:color w:val="000000"/>
+          <w:szCs w:val="28"/>
+          <w:lang w:val="vi-VN"/>
+        </w:rPr>
+        <w:t>d) Sửa đổi, bổ sung </w:t>
+      </w:r>
+      <w:bookmarkStart w:id="92" w:name="dc_15"/>
+      <w:r>
+        <w:rPr>
+          <w:rFonts w:eastAsia="Times New Roman" w:cs="Times New Roman"/>
+          <w:color w:val="000000"/>
+          <w:szCs w:val="28"/>
+          <w:lang w:val="vi-VN"/>
+        </w:rPr>
+        <w:t>khoản 3 Điều 38</w:t>
+      </w:r>
+      <w:bookmarkEnd w:id="92"/>
+      <w:r>
+        <w:rPr>
+          <w:rFonts w:eastAsia="Times New Roman" w:cs="Times New Roman"/>
+          <w:color w:val="000000"/>
+          <w:szCs w:val="28"/>
+          <w:lang w:val="vi-VN"/>
+        </w:rPr>
+        <w:t> như sau:</w:t>
+      </w:r>
+    </w:p>
+    <w:p>
+      <w:pPr>
+        <w:shd w:val="clear" w:color="auto" w:fill="FFFFFF"/>
+        <w:spacing w:before="120" w:after="120" w:line="234" w:lineRule="atLeast"/>
+        <w:rPr>
+          <w:rFonts w:eastAsia="Times New Roman" w:cs="Times New Roman"/>
+          <w:color w:val="000000"/>
+          <w:szCs w:val="28"/>
+        </w:rPr>
+      </w:pPr>
+      <w:r>
+        <w:rPr>
+          <w:rFonts w:eastAsia="Times New Roman" w:cs="Times New Roman"/>
+          <w:color w:val="000000"/>
+          <w:szCs w:val="28"/>
+          <w:lang w:val="vi-VN"/>
+        </w:rPr>
+        <w:t>“3. Việc sửa đổi, bổ sung giấy phép viễn thông trong thời gian giấy phép còn hiệu lực được thực hiện theo đề nghị của tổ chức được cấp giấy phép hoặc theo yêu cầu của Bộ Thông tin và Truyền thông phải phù hợp với các quy định về quản lý tài nguyên viễn thông, kết nối, giá cước, tiêu chuẩn, quy chuẩn kỹ thuật viễn thông.”;</w:t>
+      </w:r>
+    </w:p>
+    <w:p>
+      <w:pPr>
+        <w:shd w:val="clear" w:color="auto" w:fill="FFFFFF"/>
+        <w:spacing w:after="0" w:line="234" w:lineRule="atLeast"/>
+        <w:rPr>
+          <w:rFonts w:eastAsia="Times New Roman" w:cs="Times New Roman"/>
+          <w:color w:val="000000"/>
+          <w:szCs w:val="28"/>
+        </w:rPr>
+      </w:pPr>
+      <w:r>
+        <w:rPr>
+          <w:rFonts w:eastAsia="Times New Roman" w:cs="Times New Roman"/>
+          <w:color w:val="000000"/>
+          <w:szCs w:val="28"/>
+          <w:lang w:val="vi-VN"/>
+        </w:rPr>
+        <w:t>đ) Sửa đổi, bổ sung </w:t>
+      </w:r>
+      <w:bookmarkStart w:id="93" w:name="dc_16"/>
+      <w:r>
+        <w:rPr>
+          <w:rFonts w:eastAsia="Times New Roman" w:cs="Times New Roman"/>
+          <w:color w:val="000000"/>
+          <w:szCs w:val="28"/>
+          <w:lang w:val="vi-VN"/>
+        </w:rPr>
+        <w:t>khoản 1 Điều 60</w:t>
+      </w:r>
+      <w:bookmarkEnd w:id="93"/>
+      <w:r>
+        <w:rPr>
+          <w:rFonts w:eastAsia="Times New Roman" w:cs="Times New Roman"/>
+          <w:color w:val="000000"/>
+          <w:szCs w:val="28"/>
+          <w:lang w:val="vi-VN"/>
+        </w:rPr>
+        <w:t> như sau:</w:t>
+      </w:r>
+    </w:p>
+    <w:p>
+      <w:pPr>
+        <w:shd w:val="clear" w:color="auto" w:fill="FFFFFF"/>
+        <w:spacing w:before="120" w:after="120" w:line="234" w:lineRule="atLeast"/>
+        <w:rPr>
+          <w:rFonts w:eastAsia="Times New Roman" w:cs="Times New Roman"/>
+          <w:color w:val="000000"/>
+          <w:szCs w:val="28"/>
+        </w:rPr>
+      </w:pPr>
+      <w:r>
+        <w:rPr>
+          <w:rFonts w:eastAsia="Times New Roman" w:cs="Times New Roman"/>
+          <w:color w:val="000000"/>
+          <w:szCs w:val="28"/>
+          <w:lang w:val="vi-VN"/>
+        </w:rPr>
+        <w:t>“1. Việc sử dụng chung cơ sở hạ tầng kỹ thuật giao thông, cung cấp năng lượng, chiếu sáng công cộng, cấp nước, thoát nước, viễn thông và các công trình hạ tầng kỹ thuật khác được thực hiện theo nguyên tắc hiệu quả, tiết kiệm, bảo đảm yêu cầu về cảnh quan, môi trường, phù hợp với các quy hoạch được cơ quan có thẩm quyền quyết định hoặc phê duyệt.”.</w:t>
+      </w:r>
+    </w:p>
+    <w:p>
+      <w:pPr>
+        <w:shd w:val="clear" w:color="auto" w:fill="FFFFFF"/>
+        <w:spacing w:before="120" w:after="120" w:line="234" w:lineRule="atLeast"/>
+        <w:rPr>
+          <w:rFonts w:eastAsia="Times New Roman" w:cs="Times New Roman"/>
+          <w:color w:val="000000"/>
+          <w:szCs w:val="28"/>
+        </w:rPr>
+      </w:pPr>
+      <w:r>
+        <w:rPr>
+          <w:rFonts w:eastAsia="Times New Roman" w:cs="Times New Roman"/>
+          <w:color w:val="000000"/>
+          <w:szCs w:val="28"/>
+          <w:lang w:val="vi-VN"/>
+        </w:rPr>
+        <w:t>8. Sửa đổi, bổ sung một số Điều của Luật Thực hành tiết kiệm, chống lãng phí số 44/2013/QH13 như sau:</w:t>
+      </w:r>
+    </w:p>
+    <w:p>
+      <w:pPr>
+        <w:shd w:val="clear" w:color="auto" w:fill="FFFFFF"/>
+        <w:spacing w:after="0" w:line="234" w:lineRule="atLeast"/>
+        <w:rPr>
+          <w:rFonts w:eastAsia="Times New Roman" w:cs="Times New Roman"/>
+          <w:color w:val="000000"/>
+          <w:szCs w:val="28"/>
+        </w:rPr>
+      </w:pPr>
+      <w:r>
+        <w:rPr>
+          <w:rFonts w:eastAsia="Times New Roman" w:cs="Times New Roman"/>
+          <w:color w:val="000000"/>
+          <w:szCs w:val="28"/>
+          <w:lang w:val="vi-VN"/>
+        </w:rPr>
         <w:t>a) Sửa đổi, bổ sung </w:t>
       </w:r>
-      <w:bookmarkStart w:id="90" w:name="dc_12"/>
-      <w:r>
-        <w:rPr>
-          <w:rFonts w:eastAsia="Times New Roman" w:cs="Times New Roman"/>
-          <w:color w:val="000000"/>
-          <w:szCs w:val="28"/>
-          <w:lang w:val="vi-VN"/>
-        </w:rPr>
-        <w:t>điểm a khoản 2 Điều 8</w:t>
-      </w:r>
-      <w:bookmarkEnd w:id="90"/>
+      <w:bookmarkStart w:id="94" w:name="dc_17"/>
+      <w:r>
+        <w:rPr>
+          <w:rFonts w:eastAsia="Times New Roman" w:cs="Times New Roman"/>
+          <w:color w:val="000000"/>
+          <w:szCs w:val="28"/>
+          <w:lang w:val="vi-VN"/>
+        </w:rPr>
+        <w:t>điểm d khoản 2 Điều 5</w:t>
+      </w:r>
+      <w:bookmarkEnd w:id="94"/>
       <w:r>
         <w:rPr>
           <w:rFonts w:eastAsia="Times New Roman" w:cs="Times New Roman"/>
@@ -13673,7 +13927,7 @@
           <w:szCs w:val="28"/>
           <w:lang w:val="vi-VN"/>
         </w:rPr>
-        <w:t>“a) Phù hợp với chiến lược phát triển kinh tế - xã hội, quy hoạch cấp quốc gia, kế hoạch phát triển kinh tế - xã hội của đất nước trong từng thời kỳ; tuân thủ pháp luật Việt Nam, điều ước quốc tế mà Cộng hòa xã hội chủ nghĩa Việt Nam là thành viên;”;</w:t>
+        <w:t>“d) Các quy hoạch đã được cơ quan có thẩm quyền quyết định hoặc phê duyệt; kế hoạch phát triển kinh tế - xã hội; kế hoạch phát triển ngành, vùng; kế hoạch sử dụng đất; danh mục dự án đầu tư, nguồn vốn đầu tư; kế hoạch và hoạt động khai thác tài nguyên;”;</w:t>
       </w:r>
     </w:p>
     <w:p>
@@ -13695,355 +13949,17 @@
         </w:rPr>
         <w:t>b) Sửa đổi, bổ sung </w:t>
       </w:r>
-      <w:bookmarkStart w:id="91" w:name="dc_13"/>
-      <w:r>
-        <w:rPr>
-          <w:rFonts w:eastAsia="Times New Roman" w:cs="Times New Roman"/>
-          <w:color w:val="000000"/>
-          <w:szCs w:val="28"/>
-          <w:lang w:val="vi-VN"/>
-        </w:rPr>
-        <w:t>khoản 3 Điều 8</w:t>
-      </w:r>
-      <w:bookmarkEnd w:id="91"/>
-      <w:r>
-        <w:rPr>
-          <w:rFonts w:eastAsia="Times New Roman" w:cs="Times New Roman"/>
-          <w:color w:val="000000"/>
-          <w:szCs w:val="28"/>
-          <w:lang w:val="vi-VN"/>
-        </w:rPr>
-        <w:t> như sau:</w:t>
-      </w:r>
-    </w:p>
-    <w:p>
-      <w:pPr>
-        <w:shd w:val="clear" w:color="auto" w:fill="FFFFFF"/>
-        <w:spacing w:before="120" w:after="120" w:line="234" w:lineRule="atLeast"/>
-        <w:rPr>
-          <w:rFonts w:eastAsia="Times New Roman" w:cs="Times New Roman"/>
-          <w:color w:val="000000"/>
-          <w:szCs w:val="28"/>
-        </w:rPr>
-      </w:pPr>
-      <w:r>
-        <w:rPr>
-          <w:rFonts w:eastAsia="Times New Roman" w:cs="Times New Roman"/>
-          <w:color w:val="000000"/>
-          <w:szCs w:val="28"/>
-          <w:lang w:val="vi-VN"/>
-        </w:rPr>
-        <w:t>“3. Bộ Thông tin và Truyền thông xây dựng quy hoạch phát triển viễn thông quốc gia và tích hợp vào quy hoạch hạ tầng thông tin và truyền thông quốc gia theo quy định của pháp luật về quy hoạch và quy định khác của pháp luật có liên quan.”;</w:t>
-      </w:r>
-    </w:p>
-    <w:p>
-      <w:pPr>
-        <w:shd w:val="clear" w:color="auto" w:fill="FFFFFF"/>
-        <w:spacing w:after="0" w:line="234" w:lineRule="atLeast"/>
-        <w:rPr>
-          <w:rFonts w:eastAsia="Times New Roman" w:cs="Times New Roman"/>
-          <w:color w:val="000000"/>
-          <w:szCs w:val="28"/>
-        </w:rPr>
-      </w:pPr>
-      <w:r>
-        <w:rPr>
-          <w:rFonts w:eastAsia="Times New Roman" w:cs="Times New Roman"/>
-          <w:color w:val="000000"/>
-          <w:szCs w:val="28"/>
-          <w:lang w:val="vi-VN"/>
-        </w:rPr>
-        <w:t>c) Sửa đổi, bổ sung </w:t>
-      </w:r>
-      <w:bookmarkStart w:id="92" w:name="dc_14"/>
-      <w:r>
-        <w:rPr>
-          <w:rFonts w:eastAsia="Times New Roman" w:cs="Times New Roman"/>
-          <w:color w:val="000000"/>
-          <w:szCs w:val="28"/>
-          <w:lang w:val="vi-VN"/>
-        </w:rPr>
-        <w:t>điểm đ khoản 1 Điều 14</w:t>
-      </w:r>
-      <w:bookmarkEnd w:id="92"/>
-      <w:r>
-        <w:rPr>
-          <w:rFonts w:eastAsia="Times New Roman" w:cs="Times New Roman"/>
-          <w:color w:val="000000"/>
-          <w:szCs w:val="28"/>
-          <w:lang w:val="vi-VN"/>
-        </w:rPr>
-        <w:t> như sau:</w:t>
-      </w:r>
-    </w:p>
-    <w:p>
-      <w:pPr>
-        <w:shd w:val="clear" w:color="auto" w:fill="FFFFFF"/>
-        <w:spacing w:before="120" w:after="120" w:line="234" w:lineRule="atLeast"/>
-        <w:rPr>
-          <w:rFonts w:eastAsia="Times New Roman" w:cs="Times New Roman"/>
-          <w:color w:val="000000"/>
-          <w:szCs w:val="28"/>
-        </w:rPr>
-      </w:pPr>
-      <w:r>
-        <w:rPr>
-          <w:rFonts w:eastAsia="Times New Roman" w:cs="Times New Roman"/>
-          <w:color w:val="000000"/>
-          <w:szCs w:val="28"/>
-          <w:lang w:val="vi-VN"/>
-        </w:rPr>
-        <w:t>“đ) Được phân b</w:t>
-      </w:r>
-      <w:r>
-        <w:rPr>
-          <w:rFonts w:eastAsia="Times New Roman" w:cs="Times New Roman"/>
-          <w:color w:val="000000"/>
-          <w:szCs w:val="28"/>
-        </w:rPr>
-        <w:t>ổ</w:t>
-      </w:r>
-      <w:r>
-        <w:rPr>
-          <w:rFonts w:eastAsia="Times New Roman" w:cs="Times New Roman"/>
-          <w:color w:val="000000"/>
-          <w:szCs w:val="28"/>
-          <w:lang w:val="vi-VN"/>
-        </w:rPr>
-        <w:t> tài nguyên viễn thông theo quy định về quản lý tài nguyên viễn thông;”;</w:t>
-      </w:r>
-    </w:p>
-    <w:p>
-      <w:pPr>
-        <w:shd w:val="clear" w:color="auto" w:fill="FFFFFF"/>
-        <w:spacing w:after="0" w:line="234" w:lineRule="atLeast"/>
-        <w:rPr>
-          <w:rFonts w:eastAsia="Times New Roman" w:cs="Times New Roman"/>
-          <w:color w:val="000000"/>
-          <w:szCs w:val="28"/>
-        </w:rPr>
-      </w:pPr>
-      <w:r>
-        <w:rPr>
-          <w:rFonts w:eastAsia="Times New Roman" w:cs="Times New Roman"/>
-          <w:color w:val="000000"/>
-          <w:szCs w:val="28"/>
-          <w:lang w:val="vi-VN"/>
-        </w:rPr>
-        <w:t>d) Sửa đổi, bổ sung </w:t>
-      </w:r>
-      <w:bookmarkStart w:id="93" w:name="dc_15"/>
-      <w:r>
-        <w:rPr>
-          <w:rFonts w:eastAsia="Times New Roman" w:cs="Times New Roman"/>
-          <w:color w:val="000000"/>
-          <w:szCs w:val="28"/>
-          <w:lang w:val="vi-VN"/>
-        </w:rPr>
-        <w:t>khoản 3 Điều 38</w:t>
-      </w:r>
-      <w:bookmarkEnd w:id="93"/>
-      <w:r>
-        <w:rPr>
-          <w:rFonts w:eastAsia="Times New Roman" w:cs="Times New Roman"/>
-          <w:color w:val="000000"/>
-          <w:szCs w:val="28"/>
-          <w:lang w:val="vi-VN"/>
-        </w:rPr>
-        <w:t> như sau:</w:t>
-      </w:r>
-    </w:p>
-    <w:p>
-      <w:pPr>
-        <w:shd w:val="clear" w:color="auto" w:fill="FFFFFF"/>
-        <w:spacing w:before="120" w:after="120" w:line="234" w:lineRule="atLeast"/>
-        <w:rPr>
-          <w:rFonts w:eastAsia="Times New Roman" w:cs="Times New Roman"/>
-          <w:color w:val="000000"/>
-          <w:szCs w:val="28"/>
-        </w:rPr>
-      </w:pPr>
-      <w:r>
-        <w:rPr>
-          <w:rFonts w:eastAsia="Times New Roman" w:cs="Times New Roman"/>
-          <w:color w:val="000000"/>
-          <w:szCs w:val="28"/>
-          <w:lang w:val="vi-VN"/>
-        </w:rPr>
-        <w:t>“3. Việc sửa đổi, bổ sung giấy phép viễn thông trong thời gian giấy phép còn hiệu lực được thực hiện theo đề nghị của tổ chức được cấp giấy phép hoặc theo yêu cầu của Bộ Thông tin và Truyền thông phải phù hợp với các quy định về quản lý tài nguyên viễn thông, kết nối, giá cước, tiêu chuẩn, quy chuẩn kỹ thuật viễn thông.”;</w:t>
-      </w:r>
-    </w:p>
-    <w:p>
-      <w:pPr>
-        <w:shd w:val="clear" w:color="auto" w:fill="FFFFFF"/>
-        <w:spacing w:after="0" w:line="234" w:lineRule="atLeast"/>
-        <w:rPr>
-          <w:rFonts w:eastAsia="Times New Roman" w:cs="Times New Roman"/>
-          <w:color w:val="000000"/>
-          <w:szCs w:val="28"/>
-        </w:rPr>
-      </w:pPr>
-      <w:r>
-        <w:rPr>
-          <w:rFonts w:eastAsia="Times New Roman" w:cs="Times New Roman"/>
-          <w:color w:val="000000"/>
-          <w:szCs w:val="28"/>
-          <w:lang w:val="vi-VN"/>
-        </w:rPr>
-        <w:t>đ) Sửa đổi, bổ sung </w:t>
-      </w:r>
-      <w:bookmarkStart w:id="94" w:name="dc_16"/>
-      <w:r>
-        <w:rPr>
-          <w:rFonts w:eastAsia="Times New Roman" w:cs="Times New Roman"/>
-          <w:color w:val="000000"/>
-          <w:szCs w:val="28"/>
-          <w:lang w:val="vi-VN"/>
-        </w:rPr>
-        <w:t>khoản 1 Điều 60</w:t>
-      </w:r>
-      <w:bookmarkEnd w:id="94"/>
-      <w:r>
-        <w:rPr>
-          <w:rFonts w:eastAsia="Times New Roman" w:cs="Times New Roman"/>
-          <w:color w:val="000000"/>
-          <w:szCs w:val="28"/>
-          <w:lang w:val="vi-VN"/>
-        </w:rPr>
-        <w:t> như sau:</w:t>
-      </w:r>
-    </w:p>
-    <w:p>
-      <w:pPr>
-        <w:shd w:val="clear" w:color="auto" w:fill="FFFFFF"/>
-        <w:spacing w:before="120" w:after="120" w:line="234" w:lineRule="atLeast"/>
-        <w:rPr>
-          <w:rFonts w:eastAsia="Times New Roman" w:cs="Times New Roman"/>
-          <w:color w:val="000000"/>
-          <w:szCs w:val="28"/>
-        </w:rPr>
-      </w:pPr>
-      <w:r>
-        <w:rPr>
-          <w:rFonts w:eastAsia="Times New Roman" w:cs="Times New Roman"/>
-          <w:color w:val="000000"/>
-          <w:szCs w:val="28"/>
-          <w:lang w:val="vi-VN"/>
-        </w:rPr>
-        <w:t>“1. Việc sử dụng chung cơ sở hạ tầng kỹ thuật giao thông, cung cấp năng lượng, chiếu sáng công cộng, cấp nước, thoát nước, viễn thông và các công trình hạ tầng kỹ thuật khác được thực hiện theo nguyên tắc hiệu quả, tiết kiệm, bảo đảm yêu cầu về cảnh quan, môi trường, phù hợp với các quy hoạch được cơ quan có thẩm quyền quyết định hoặc phê duyệt.”.</w:t>
-      </w:r>
-    </w:p>
-    <w:p>
-      <w:pPr>
-        <w:shd w:val="clear" w:color="auto" w:fill="FFFFFF"/>
-        <w:spacing w:before="120" w:after="120" w:line="234" w:lineRule="atLeast"/>
-        <w:rPr>
-          <w:rFonts w:eastAsia="Times New Roman" w:cs="Times New Roman"/>
-          <w:color w:val="000000"/>
-          <w:szCs w:val="28"/>
-        </w:rPr>
-      </w:pPr>
-      <w:r>
-        <w:rPr>
-          <w:rFonts w:eastAsia="Times New Roman" w:cs="Times New Roman"/>
-          <w:color w:val="000000"/>
-          <w:szCs w:val="28"/>
-          <w:lang w:val="vi-VN"/>
-        </w:rPr>
-        <w:t>8. Sửa đổi, bổ sung một số Điều của Luật Thực hành tiết kiệm, chống lãng phí số 44/2013/QH13 như sau:</w:t>
-      </w:r>
-    </w:p>
-    <w:p>
-      <w:pPr>
-        <w:shd w:val="clear" w:color="auto" w:fill="FFFFFF"/>
-        <w:spacing w:after="0" w:line="234" w:lineRule="atLeast"/>
-        <w:rPr>
-          <w:rFonts w:eastAsia="Times New Roman" w:cs="Times New Roman"/>
-          <w:color w:val="000000"/>
-          <w:szCs w:val="28"/>
-        </w:rPr>
-      </w:pPr>
-      <w:r>
-        <w:rPr>
-          <w:rFonts w:eastAsia="Times New Roman" w:cs="Times New Roman"/>
-          <w:color w:val="000000"/>
-          <w:szCs w:val="28"/>
-          <w:lang w:val="vi-VN"/>
-        </w:rPr>
-        <w:t>a) Sửa đổi, bổ sung </w:t>
-      </w:r>
-      <w:bookmarkStart w:id="95" w:name="dc_17"/>
-      <w:r>
-        <w:rPr>
-          <w:rFonts w:eastAsia="Times New Roman" w:cs="Times New Roman"/>
-          <w:color w:val="000000"/>
-          <w:szCs w:val="28"/>
-          <w:lang w:val="vi-VN"/>
-        </w:rPr>
-        <w:t>điểm d khoản 2 Điều 5</w:t>
+      <w:bookmarkStart w:id="95" w:name="dc_18"/>
+      <w:r>
+        <w:rPr>
+          <w:rFonts w:eastAsia="Times New Roman" w:cs="Times New Roman"/>
+          <w:color w:val="000000"/>
+          <w:szCs w:val="28"/>
+          <w:lang w:val="vi-VN"/>
+        </w:rPr>
+        <w:t>Điều 33</w:t>
       </w:r>
       <w:bookmarkEnd w:id="95"/>
-      <w:r>
-        <w:rPr>
-          <w:rFonts w:eastAsia="Times New Roman" w:cs="Times New Roman"/>
-          <w:color w:val="000000"/>
-          <w:szCs w:val="28"/>
-          <w:lang w:val="vi-VN"/>
-        </w:rPr>
-        <w:t> như sau:</w:t>
-      </w:r>
-    </w:p>
-    <w:p>
-      <w:pPr>
-        <w:shd w:val="clear" w:color="auto" w:fill="FFFFFF"/>
-        <w:spacing w:before="120" w:after="120" w:line="234" w:lineRule="atLeast"/>
-        <w:rPr>
-          <w:rFonts w:eastAsia="Times New Roman" w:cs="Times New Roman"/>
-          <w:color w:val="000000"/>
-          <w:szCs w:val="28"/>
-        </w:rPr>
-      </w:pPr>
-      <w:r>
-        <w:rPr>
-          <w:rFonts w:eastAsia="Times New Roman" w:cs="Times New Roman"/>
-          <w:color w:val="000000"/>
-          <w:szCs w:val="28"/>
-          <w:lang w:val="vi-VN"/>
-        </w:rPr>
-        <w:lastRenderedPageBreak/>
-        <w:t>“d) Các quy hoạch đã được cơ quan có thẩm quyền quyết định hoặc phê duyệt; kế hoạch phát triển kinh tế - xã hội; kế hoạch phát triển ngành, vùng; kế hoạch sử dụng đất; danh mục dự án đầu tư, nguồn vốn đầu tư; kế hoạch và hoạt động khai thác tài nguyên;”;</w:t>
-      </w:r>
-    </w:p>
-    <w:p>
-      <w:pPr>
-        <w:shd w:val="clear" w:color="auto" w:fill="FFFFFF"/>
-        <w:spacing w:after="0" w:line="234" w:lineRule="atLeast"/>
-        <w:rPr>
-          <w:rFonts w:eastAsia="Times New Roman" w:cs="Times New Roman"/>
-          <w:color w:val="000000"/>
-          <w:szCs w:val="28"/>
-        </w:rPr>
-      </w:pPr>
-      <w:r>
-        <w:rPr>
-          <w:rFonts w:eastAsia="Times New Roman" w:cs="Times New Roman"/>
-          <w:color w:val="000000"/>
-          <w:szCs w:val="28"/>
-          <w:lang w:val="vi-VN"/>
-        </w:rPr>
-        <w:t>b) Sửa đổi, bổ sung </w:t>
-      </w:r>
-      <w:bookmarkStart w:id="96" w:name="dc_18"/>
-      <w:r>
-        <w:rPr>
-          <w:rFonts w:eastAsia="Times New Roman" w:cs="Times New Roman"/>
-          <w:color w:val="000000"/>
-          <w:szCs w:val="28"/>
-          <w:lang w:val="vi-VN"/>
-        </w:rPr>
-        <w:t>Điều 33</w:t>
-      </w:r>
-      <w:bookmarkEnd w:id="96"/>
       <w:r>
         <w:rPr>
           <w:rFonts w:eastAsia="Times New Roman" w:cs="Times New Roman"/>
@@ -14152,7 +14068,7 @@
         </w:rPr>
         <w:t>c) Sửa đổi, bổ sung </w:t>
       </w:r>
-      <w:bookmarkStart w:id="97" w:name="dc_19"/>
+      <w:bookmarkStart w:id="96" w:name="dc_19"/>
       <w:r>
         <w:rPr>
           <w:rFonts w:eastAsia="Times New Roman" w:cs="Times New Roman"/>
@@ -14162,7 +14078,7 @@
         </w:rPr>
         <w:t>khoản 1 Điều 34</w:t>
       </w:r>
-      <w:bookmarkEnd w:id="97"/>
+      <w:bookmarkEnd w:id="96"/>
       <w:r>
         <w:rPr>
           <w:rFonts w:eastAsia="Times New Roman" w:cs="Times New Roman"/>
@@ -14263,7 +14179,7 @@
         </w:rPr>
         <w:t>n dân số 73/2014/QH13, Luật Tài nguyên, môi trường biển và hải đảo số 82/2015/QH13, Luật Tiếp cận thông tin số 104/2016/QH13, Luật Du lịch số 09/2017/QH14, Pháp lệnh về Giống cây trồng số </w:t>
       </w:r>
-      <w:hyperlink r:id="rId6" w:tgtFrame="_blank" w:tooltip="Pháp lệnh 15/2004/PL-UBTVQH11" w:history="1">
+      <w:hyperlink r:id="rId9" w:tgtFrame="_blank" w:tooltip="Pháp lệnh 15/2004/PL-UBTVQH11" w:history="1">
         <w:r>
           <w:rPr>
             <w:rFonts w:eastAsia="Times New Roman" w:cs="Times New Roman"/>
@@ -14300,7 +14216,7 @@
         </w:rPr>
         <w:t>BTVQH11 đã được sửa đổi, bổ sung theo Pháp lệnh sửa đổi Điều 10 của Pháp lệnh Dân số số </w:t>
       </w:r>
-      <w:hyperlink r:id="rId7" w:tgtFrame="_blank" w:tooltip="Pháp lệnh 08/2008/PL-UBTVQH12" w:history="1">
+      <w:hyperlink r:id="rId10" w:tgtFrame="_blank" w:tooltip="Pháp lệnh 08/2008/PL-UBTVQH12" w:history="1">
         <w:r>
           <w:rPr>
             <w:rFonts w:eastAsia="Times New Roman" w:cs="Times New Roman"/>
@@ -14348,7 +14264,7 @@
           <w:szCs w:val="28"/>
         </w:rPr>
       </w:pPr>
-      <w:bookmarkStart w:id="98" w:name="dieu_58"/>
+      <w:bookmarkStart w:id="97" w:name="dieu_58"/>
       <w:r>
         <w:rPr>
           <w:rFonts w:eastAsia="Times New Roman" w:cs="Times New Roman"/>
@@ -14360,7 +14276,7 @@
         </w:rPr>
         <w:t>Điều 58. Hiệu lực thi hành</w:t>
       </w:r>
-      <w:bookmarkEnd w:id="98"/>
+      <w:bookmarkEnd w:id="97"/>
     </w:p>
     <w:p>
       <w:pPr>
@@ -14466,7 +14382,7 @@
           <w:szCs w:val="28"/>
         </w:rPr>
       </w:pPr>
-      <w:bookmarkStart w:id="99" w:name="dieu_59"/>
+      <w:bookmarkStart w:id="98" w:name="dieu_59"/>
       <w:r>
         <w:rPr>
           <w:rFonts w:eastAsia="Times New Roman" w:cs="Times New Roman"/>
@@ -14478,26 +14394,25 @@
         </w:rPr>
         <w:t>Điều 59. Quy định chuyển tiếp</w:t>
       </w:r>
-      <w:bookmarkEnd w:id="99"/>
-    </w:p>
-    <w:p>
-      <w:pPr>
-        <w:shd w:val="clear" w:color="auto" w:fill="FFFFFF"/>
-        <w:spacing w:before="120" w:after="120" w:line="234" w:lineRule="atLeast"/>
-        <w:rPr>
-          <w:rFonts w:eastAsia="Times New Roman" w:cs="Times New Roman"/>
-          <w:color w:val="000000"/>
-          <w:szCs w:val="28"/>
-        </w:rPr>
-      </w:pPr>
-      <w:r>
-        <w:rPr>
-          <w:rFonts w:eastAsia="Times New Roman" w:cs="Times New Roman"/>
-          <w:color w:val="000000"/>
-          <w:szCs w:val="28"/>
-          <w:lang w:val="vi-VN"/>
-        </w:rPr>
-        <w:lastRenderedPageBreak/>
+      <w:bookmarkEnd w:id="98"/>
+    </w:p>
+    <w:p>
+      <w:pPr>
+        <w:shd w:val="clear" w:color="auto" w:fill="FFFFFF"/>
+        <w:spacing w:before="120" w:after="120" w:line="234" w:lineRule="atLeast"/>
+        <w:rPr>
+          <w:rFonts w:eastAsia="Times New Roman" w:cs="Times New Roman"/>
+          <w:color w:val="000000"/>
+          <w:szCs w:val="28"/>
+        </w:rPr>
+      </w:pPr>
+      <w:r>
+        <w:rPr>
+          <w:rFonts w:eastAsia="Times New Roman" w:cs="Times New Roman"/>
+          <w:color w:val="000000"/>
+          <w:szCs w:val="28"/>
+          <w:lang w:val="vi-VN"/>
+        </w:rPr>
         <w:t>1. Các quy hoạch đã được quyết định hoặc phê duyệt theo quy định của pháp luật trước ngày Luật này có hiệu lực được thực hiện như sau:</w:t>
       </w:r>
     </w:p>
@@ -15010,7 +14925,6 @@
           <w:color w:val="000000"/>
           <w:szCs w:val="28"/>
         </w:rPr>
-        <w:lastRenderedPageBreak/>
         <w:t> </w:t>
       </w:r>
     </w:p>
@@ -15025,7 +14939,7 @@
           <w:szCs w:val="28"/>
         </w:rPr>
       </w:pPr>
-      <w:bookmarkStart w:id="100" w:name="chuong_pl_1"/>
+      <w:bookmarkStart w:id="99" w:name="chuong_pl_1"/>
       <w:r>
         <w:rPr>
           <w:rFonts w:eastAsia="Times New Roman" w:cs="Times New Roman"/>
@@ -15037,7 +14951,7 @@
         </w:rPr>
         <w:t>PHỤ LỤC</w:t>
       </w:r>
-      <w:bookmarkEnd w:id="100"/>
+      <w:bookmarkEnd w:id="99"/>
     </w:p>
     <w:p>
       <w:pPr>
@@ -15061,7 +14975,7 @@
         </w:rPr>
         <w:t>(</w:t>
       </w:r>
-      <w:bookmarkStart w:id="101" w:name="chuong_pl_1_name"/>
+      <w:bookmarkStart w:id="100" w:name="chuong_pl_1_name"/>
       <w:r>
         <w:rPr>
           <w:rFonts w:eastAsia="Times New Roman" w:cs="Times New Roman"/>
@@ -15073,7 +14987,7 @@
         </w:rPr>
         <w:t>Ban hành kèm theo Luật Quy hoạch số 21/2017/QH14</w:t>
       </w:r>
-      <w:bookmarkEnd w:id="101"/>
+      <w:bookmarkEnd w:id="100"/>
       <w:r>
         <w:rPr>
           <w:rFonts w:eastAsia="Times New Roman" w:cs="Times New Roman"/>
@@ -15117,7 +15031,7 @@
           <w:szCs w:val="28"/>
         </w:rPr>
       </w:pPr>
-      <w:bookmarkStart w:id="102" w:name="chuong_pl_2"/>
+      <w:bookmarkStart w:id="101" w:name="chuong_pl_2"/>
       <w:r>
         <w:rPr>
           <w:rFonts w:eastAsia="Times New Roman" w:cs="Times New Roman"/>
@@ -15129,7 +15043,7 @@
         </w:rPr>
         <w:t>PHỤ LỤC I</w:t>
       </w:r>
-      <w:bookmarkEnd w:id="102"/>
+      <w:bookmarkEnd w:id="101"/>
     </w:p>
     <w:p>
       <w:pPr>
@@ -15142,7 +15056,7 @@
           <w:szCs w:val="28"/>
         </w:rPr>
       </w:pPr>
-      <w:bookmarkStart w:id="103" w:name="chuong_pl_2_name"/>
+      <w:bookmarkStart w:id="102" w:name="chuong_pl_2_name"/>
       <w:r>
         <w:rPr>
           <w:rFonts w:eastAsia="Times New Roman" w:cs="Times New Roman"/>
@@ -15152,7 +15066,7 @@
         </w:rPr>
         <w:t>DANH MỤC CÁC QUY HOẠCH NGÀNH QUỐC GIA</w:t>
       </w:r>
-      <w:bookmarkEnd w:id="103"/>
+      <w:bookmarkEnd w:id="102"/>
     </w:p>
     <w:tbl>
       <w:tblPr>
@@ -16634,7 +16548,6 @@
                 <w:szCs w:val="28"/>
                 <w:lang w:val="vi-VN"/>
               </w:rPr>
-              <w:lastRenderedPageBreak/>
               <w:t>18.</w:t>
             </w:r>
           </w:p>
@@ -18366,7 +18279,6 @@
                 <w:szCs w:val="28"/>
                 <w:lang w:val="vi-VN"/>
               </w:rPr>
-              <w:lastRenderedPageBreak/>
               <w:t>IV</w:t>
             </w:r>
           </w:p>
@@ -18531,7 +18443,7 @@
           <w:szCs w:val="28"/>
         </w:rPr>
       </w:pPr>
-      <w:bookmarkStart w:id="104" w:name="chuong_pl_3"/>
+      <w:bookmarkStart w:id="103" w:name="chuong_pl_3"/>
       <w:r>
         <w:rPr>
           <w:rFonts w:eastAsia="Times New Roman" w:cs="Times New Roman"/>
@@ -18543,7 +18455,7 @@
         </w:rPr>
         <w:t>PHỤ LỤC II</w:t>
       </w:r>
-      <w:bookmarkEnd w:id="104"/>
+      <w:bookmarkEnd w:id="103"/>
     </w:p>
     <w:p>
       <w:pPr>
@@ -18556,7 +18468,7 @@
           <w:szCs w:val="28"/>
         </w:rPr>
       </w:pPr>
-      <w:bookmarkStart w:id="105" w:name="chuong_pl_3_name"/>
+      <w:bookmarkStart w:id="104" w:name="chuong_pl_3_name"/>
       <w:r>
         <w:rPr>
           <w:rFonts w:eastAsia="Times New Roman" w:cs="Times New Roman"/>
@@ -18566,7 +18478,7 @@
         </w:rPr>
         <w:t>DANH MỤC CÁC QUY HOẠCH CÓ TÍNH CHẤT KỸ THUẬT, CHUYÊN NGÀNH</w:t>
       </w:r>
-      <w:bookmarkEnd w:id="105"/>
+      <w:bookmarkEnd w:id="104"/>
     </w:p>
     <w:tbl>
       <w:tblPr>
@@ -19947,17 +19859,7 @@
                 <w:szCs w:val="28"/>
                 <w:lang w:val="vi-VN"/>
               </w:rPr>
-              <w:t xml:space="preserve">Luật Di sản văn hóa số 28/2001/QH10 đã được sửa đổi, bổ sung theo Luật sửa </w:t>
-            </w:r>
-            <w:r>
-              <w:rPr>
-                <w:rFonts w:eastAsia="Times New Roman" w:cs="Times New Roman"/>
-                <w:color w:val="000000"/>
-                <w:szCs w:val="28"/>
-                <w:lang w:val="vi-VN"/>
-              </w:rPr>
-              <w:lastRenderedPageBreak/>
-              <w:t>đổi, bổ sung một số điều của Luật Di sản văn hóa số 32/2009/QH12</w:t>
+              <w:t>Luật Di sản văn hóa số 28/2001/QH10 đã được sửa đổi, bổ sung theo Luật sửa đổi, bổ sung một số điều của Luật Di sản văn hóa số 32/2009/QH12</w:t>
             </w:r>
           </w:p>
         </w:tc>
@@ -19995,7 +19897,6 @@
                 <w:szCs w:val="28"/>
                 <w:lang w:val="vi-VN"/>
               </w:rPr>
-              <w:lastRenderedPageBreak/>
               <w:t>13.</w:t>
             </w:r>
           </w:p>
@@ -20846,7 +20747,6 @@
                 <w:szCs w:val="28"/>
                 <w:lang w:val="vi-VN"/>
               </w:rPr>
-              <w:lastRenderedPageBreak/>
               <w:t>21.</w:t>
             </w:r>
           </w:p>
@@ -22564,7 +22464,6 @@
                 <w:szCs w:val="28"/>
                 <w:lang w:val="vi-VN"/>
               </w:rPr>
-              <w:lastRenderedPageBreak/>
               <w:t>37.</w:t>
             </w:r>
           </w:p>
@@ -22903,7 +22802,7 @@
           <w:szCs w:val="28"/>
         </w:rPr>
       </w:pPr>
-      <w:bookmarkStart w:id="106" w:name="chuong_pl_4"/>
+      <w:bookmarkStart w:id="105" w:name="chuong_pl_4"/>
       <w:r>
         <w:rPr>
           <w:rFonts w:eastAsia="Times New Roman" w:cs="Times New Roman"/>
@@ -22915,7 +22814,7 @@
         </w:rPr>
         <w:t>PHỤ LỤC III</w:t>
       </w:r>
-      <w:bookmarkEnd w:id="106"/>
+      <w:bookmarkEnd w:id="105"/>
     </w:p>
     <w:p>
       <w:pPr>
@@ -22928,7 +22827,7 @@
           <w:szCs w:val="28"/>
         </w:rPr>
       </w:pPr>
-      <w:bookmarkStart w:id="107" w:name="chuong_pl_4_name"/>
+      <w:bookmarkStart w:id="106" w:name="chuong_pl_4_name"/>
       <w:r>
         <w:rPr>
           <w:rFonts w:eastAsia="Times New Roman" w:cs="Times New Roman"/>
@@ -22937,7 +22836,7 @@
         </w:rPr>
         <w:t>DANH MỤC CÁC BỘ LUẬT, LUẬT CÓ QUY ĐỊNH LIÊN QUAN ĐẾN QUY HOẠCH CẦN SỬA ĐỔI, BỔ SUNG</w:t>
       </w:r>
-      <w:bookmarkEnd w:id="107"/>
+      <w:bookmarkEnd w:id="106"/>
     </w:p>
     <w:tbl>
       <w:tblPr>
@@ -23803,7 +23702,6 @@
                 <w:szCs w:val="28"/>
                 <w:lang w:val="vi-VN"/>
               </w:rPr>
-              <w:lastRenderedPageBreak/>
               <w:t>7.</w:t>
             </w:r>
           </w:p>
@@ -24790,7 +24688,6 @@
                 <w:szCs w:val="28"/>
                 <w:lang w:val="vi-VN"/>
               </w:rPr>
-              <w:lastRenderedPageBreak/>
               <w:t>16.</w:t>
             </w:r>
           </w:p>
@@ -25893,7 +25790,7 @@
       </w:pPr>
     </w:p>
     <w:sectPr>
-      <w:footerReference w:type="default" r:id="rId8"/>
+      <w:footerReference w:type="default" r:id="rId11"/>
       <w:pgSz w:w="11907" w:h="16840" w:code="9"/>
       <w:pgMar w:top="1134" w:right="1134" w:bottom="1134" w:left="1701" w:header="720" w:footer="324" w:gutter="0"/>
       <w:cols w:space="720"/>
@@ -25905,7 +25802,7 @@
 </file>
 
 <file path=word/endnotes.xml><?xml version="1.0" encoding="utf-8"?>
-<w:endnotes xmlns:wpc="http://schemas.microsoft.com/office/word/2010/wordprocessingCanvas" xmlns:mc="http://schemas.openxmlformats.org/markup-compatibility/2006" xmlns:o="urn:schemas-microsoft-com:office:office" xmlns:r="http://schemas.openxmlformats.org/officeDocument/2006/relationships" xmlns:m="http://schemas.openxmlformats.org/officeDocument/2006/math" xmlns:v="urn:schemas-microsoft-com:vml" xmlns:wp14="http://schemas.microsoft.com/office/word/2010/wordprocessingDrawing" xmlns:wp="http://schemas.openxmlformats.org/drawingml/2006/wordprocessingDrawing" xmlns:w10="urn:schemas-microsoft-com:office:word" xmlns:w="http://schemas.openxmlformats.org/wordprocessingml/2006/main" xmlns:w14="http://schemas.microsoft.com/office/word/2010/wordml" xmlns:w15="http://schemas.microsoft.com/office/word/2012/wordml" xmlns:wpg="http://schemas.microsoft.com/office/word/2010/wordprocessingGroup" xmlns:wpi="http://schemas.microsoft.com/office/word/2010/wordprocessingInk" xmlns:wne="http://schemas.microsoft.com/office/word/2006/wordml" xmlns:wps="http://schemas.microsoft.com/office/word/2010/wordprocessingShape" mc:Ignorable="w14 w15 wp14">
+<w:endnotes xmlns:wpc="http://schemas.microsoft.com/office/word/2010/wordprocessingCanvas" xmlns:cx="http://schemas.microsoft.com/office/drawing/2014/chartex" xmlns:cx1="http://schemas.microsoft.com/office/drawing/2015/9/8/chartex" xmlns:cx2="http://schemas.microsoft.com/office/drawing/2015/10/21/chartex" xmlns:cx3="http://schemas.microsoft.com/office/drawing/2016/5/9/chartex" xmlns:cx4="http://schemas.microsoft.com/office/drawing/2016/5/10/chartex" xmlns:cx5="http://schemas.microsoft.com/office/drawing/2016/5/11/chartex" xmlns:cx6="http://schemas.microsoft.com/office/drawing/2016/5/12/chartex" xmlns:cx7="http://schemas.microsoft.com/office/drawing/2016/5/13/chartex" xmlns:cx8="http://schemas.microsoft.com/office/drawing/2016/5/14/chartex" xmlns:mc="http://schemas.openxmlformats.org/markup-compatibility/2006" xmlns:aink="http://schemas.microsoft.com/office/drawing/2016/ink" xmlns:am3d="http://schemas.microsoft.com/office/drawing/2017/model3d" xmlns:o="urn:schemas-microsoft-com:office:office" xmlns:oel="http://schemas.microsoft.com/office/2019/extlst" xmlns:r="http://schemas.openxmlformats.org/officeDocument/2006/relationships" xmlns:m="http://schemas.openxmlformats.org/officeDocument/2006/math" xmlns:v="urn:schemas-microsoft-com:vml" xmlns:wp14="http://schemas.microsoft.com/office/word/2010/wordprocessingDrawing" xmlns:wp="http://schemas.openxmlformats.org/drawingml/2006/wordprocessingDrawing" xmlns:w10="urn:schemas-microsoft-com:office:word" xmlns:w="http://schemas.openxmlformats.org/wordprocessingml/2006/main" xmlns:w14="http://schemas.microsoft.com/office/word/2010/wordml" xmlns:w15="http://schemas.microsoft.com/office/word/2012/wordml" xmlns:w16cex="http://schemas.microsoft.com/office/word/2018/wordml/cex" xmlns:w16cid="http://schemas.microsoft.com/office/word/2016/wordml/cid" xmlns:w16="http://schemas.microsoft.com/office/word/2018/wordml" xmlns:w16du="http://schemas.microsoft.com/office/word/2023/wordml/word16du" xmlns:w16sdtdh="http://schemas.microsoft.com/office/word/2020/wordml/sdtdatahash" xmlns:w16sdtfl="http://schemas.microsoft.com/office/word/2024/wordml/sdtformatlock" xmlns:w16se="http://schemas.microsoft.com/office/word/2015/wordml/symex" xmlns:wpg="http://schemas.microsoft.com/office/word/2010/wordprocessingGroup" xmlns:wpi="http://schemas.microsoft.com/office/word/2010/wordprocessingInk" xmlns:wne="http://schemas.microsoft.com/office/word/2006/wordml" xmlns:wps="http://schemas.microsoft.com/office/word/2010/wordprocessingShape" mc:Ignorable="w14 w15 w16se w16cid w16 w16cex w16sdtdh w16sdtfl w16du wp14">
   <w:endnote w:type="separator" w:id="-1">
     <w:p>
       <w:pPr>
@@ -25930,7 +25827,7 @@
 </file>
 
 <file path=word/footer1.xml><?xml version="1.0" encoding="utf-8"?>
-<w:ftr xmlns:wpc="http://schemas.microsoft.com/office/word/2010/wordprocessingCanvas" xmlns:mc="http://schemas.openxmlformats.org/markup-compatibility/2006" xmlns:o="urn:schemas-microsoft-com:office:office" xmlns:r="http://schemas.openxmlformats.org/officeDocument/2006/relationships" xmlns:m="http://schemas.openxmlformats.org/officeDocument/2006/math" xmlns:v="urn:schemas-microsoft-com:vml" xmlns:wp14="http://schemas.microsoft.com/office/word/2010/wordprocessingDrawing" xmlns:wp="http://schemas.openxmlformats.org/drawingml/2006/wordprocessingDrawing" xmlns:w10="urn:schemas-microsoft-com:office:word" xmlns:w="http://schemas.openxmlformats.org/wordprocessingml/2006/main" xmlns:w14="http://schemas.microsoft.com/office/word/2010/wordml" xmlns:w15="http://schemas.microsoft.com/office/word/2012/wordml" xmlns:wpg="http://schemas.microsoft.com/office/word/2010/wordprocessingGroup" xmlns:wpi="http://schemas.microsoft.com/office/word/2010/wordprocessingInk" xmlns:wne="http://schemas.microsoft.com/office/word/2006/wordml" xmlns:wps="http://schemas.microsoft.com/office/word/2010/wordprocessingShape" mc:Ignorable="w14 w15 wp14">
+<w:ftr xmlns:wpc="http://schemas.microsoft.com/office/word/2010/wordprocessingCanvas" xmlns:cx="http://schemas.microsoft.com/office/drawing/2014/chartex" xmlns:cx1="http://schemas.microsoft.com/office/drawing/2015/9/8/chartex" xmlns:cx2="http://schemas.microsoft.com/office/drawing/2015/10/21/chartex" xmlns:cx3="http://schemas.microsoft.com/office/drawing/2016/5/9/chartex" xmlns:cx4="http://schemas.microsoft.com/office/drawing/2016/5/10/chartex" xmlns:cx5="http://schemas.microsoft.com/office/drawing/2016/5/11/chartex" xmlns:cx6="http://schemas.microsoft.com/office/drawing/2016/5/12/chartex" xmlns:cx7="http://schemas.microsoft.com/office/drawing/2016/5/13/chartex" xmlns:cx8="http://schemas.microsoft.com/office/drawing/2016/5/14/chartex" xmlns:mc="http://schemas.openxmlformats.org/markup-compatibility/2006" xmlns:aink="http://schemas.microsoft.com/office/drawing/2016/ink" xmlns:am3d="http://schemas.microsoft.com/office/drawing/2017/model3d" xmlns:o="urn:schemas-microsoft-com:office:office" xmlns:oel="http://schemas.microsoft.com/office/2019/extlst" xmlns:r="http://schemas.openxmlformats.org/officeDocument/2006/relationships" xmlns:m="http://schemas.openxmlformats.org/officeDocument/2006/math" xmlns:v="urn:schemas-microsoft-com:vml" xmlns:wp14="http://schemas.microsoft.com/office/word/2010/wordprocessingDrawing" xmlns:wp="http://schemas.openxmlformats.org/drawingml/2006/wordprocessingDrawing" xmlns:w10="urn:schemas-microsoft-com:office:word" xmlns:w="http://schemas.openxmlformats.org/wordprocessingml/2006/main" xmlns:w14="http://schemas.microsoft.com/office/word/2010/wordml" xmlns:w15="http://schemas.microsoft.com/office/word/2012/wordml" xmlns:w16cex="http://schemas.microsoft.com/office/word/2018/wordml/cex" xmlns:w16cid="http://schemas.microsoft.com/office/word/2016/wordml/cid" xmlns:w16="http://schemas.microsoft.com/office/word/2018/wordml" xmlns:w16du="http://schemas.microsoft.com/office/word/2023/wordml/word16du" xmlns:w16sdtdh="http://schemas.microsoft.com/office/word/2020/wordml/sdtdatahash" xmlns:w16sdtfl="http://schemas.microsoft.com/office/word/2024/wordml/sdtformatlock" xmlns:w16se="http://schemas.microsoft.com/office/word/2015/wordml/symex" xmlns:wpg="http://schemas.microsoft.com/office/word/2010/wordprocessingGroup" xmlns:wpi="http://schemas.microsoft.com/office/word/2010/wordprocessingInk" xmlns:wne="http://schemas.microsoft.com/office/word/2006/wordml" xmlns:wps="http://schemas.microsoft.com/office/word/2010/wordprocessingShape" mc:Ignorable="w14 w15 w16se w16cid w16 w16cex w16sdtdh w16sdtfl w16du wp14">
   <w:sdt>
     <w:sdtPr>
       <w:id w:val="268430390"/>
@@ -25983,7 +25880,7 @@
 </file>
 
 <file path=word/footnotes.xml><?xml version="1.0" encoding="utf-8"?>
-<w:footnotes xmlns:wpc="http://schemas.microsoft.com/office/word/2010/wordprocessingCanvas" xmlns:mc="http://schemas.openxmlformats.org/markup-compatibility/2006" xmlns:o="urn:schemas-microsoft-com:office:office" xmlns:r="http://schemas.openxmlformats.org/officeDocument/2006/relationships" xmlns:m="http://schemas.openxmlformats.org/officeDocument/2006/math" xmlns:v="urn:schemas-microsoft-com:vml" xmlns:wp14="http://schemas.microsoft.com/office/word/2010/wordprocessingDrawing" xmlns:wp="http://schemas.openxmlformats.org/drawingml/2006/wordprocessingDrawing" xmlns:w10="urn:schemas-microsoft-com:office:word" xmlns:w="http://schemas.openxmlformats.org/wordprocessingml/2006/main" xmlns:w14="http://schemas.microsoft.com/office/word/2010/wordml" xmlns:w15="http://schemas.microsoft.com/office/word/2012/wordml" xmlns:wpg="http://schemas.microsoft.com/office/word/2010/wordprocessingGroup" xmlns:wpi="http://schemas.microsoft.com/office/word/2010/wordprocessingInk" xmlns:wne="http://schemas.microsoft.com/office/word/2006/wordml" xmlns:wps="http://schemas.microsoft.com/office/word/2010/wordprocessingShape" mc:Ignorable="w14 w15 wp14">
+<w:footnotes xmlns:wpc="http://schemas.microsoft.com/office/word/2010/wordprocessingCanvas" xmlns:cx="http://schemas.microsoft.com/office/drawing/2014/chartex" xmlns:cx1="http://schemas.microsoft.com/office/drawing/2015/9/8/chartex" xmlns:cx2="http://schemas.microsoft.com/office/drawing/2015/10/21/chartex" xmlns:cx3="http://schemas.microsoft.com/office/drawing/2016/5/9/chartex" xmlns:cx4="http://schemas.microsoft.com/office/drawing/2016/5/10/chartex" xmlns:cx5="http://schemas.microsoft.com/office/drawing/2016/5/11/chartex" xmlns:cx6="http://schemas.microsoft.com/office/drawing/2016/5/12/chartex" xmlns:cx7="http://schemas.microsoft.com/office/drawing/2016/5/13/chartex" xmlns:cx8="http://schemas.microsoft.com/office/drawing/2016/5/14/chartex" xmlns:mc="http://schemas.openxmlformats.org/markup-compatibility/2006" xmlns:aink="http://schemas.microsoft.com/office/drawing/2016/ink" xmlns:am3d="http://schemas.microsoft.com/office/drawing/2017/model3d" xmlns:o="urn:schemas-microsoft-com:office:office" xmlns:oel="http://schemas.microsoft.com/office/2019/extlst" xmlns:r="http://schemas.openxmlformats.org/officeDocument/2006/relationships" xmlns:m="http://schemas.openxmlformats.org/officeDocument/2006/math" xmlns:v="urn:schemas-microsoft-com:vml" xmlns:wp14="http://schemas.microsoft.com/office/word/2010/wordprocessingDrawing" xmlns:wp="http://schemas.openxmlformats.org/drawingml/2006/wordprocessingDrawing" xmlns:w10="urn:schemas-microsoft-com:office:word" xmlns:w="http://schemas.openxmlformats.org/wordprocessingml/2006/main" xmlns:w14="http://schemas.microsoft.com/office/word/2010/wordml" xmlns:w15="http://schemas.microsoft.com/office/word/2012/wordml" xmlns:w16cex="http://schemas.microsoft.com/office/word/2018/wordml/cex" xmlns:w16cid="http://schemas.microsoft.com/office/word/2016/wordml/cid" xmlns:w16="http://schemas.microsoft.com/office/word/2018/wordml" xmlns:w16du="http://schemas.microsoft.com/office/word/2023/wordml/word16du" xmlns:w16sdtdh="http://schemas.microsoft.com/office/word/2020/wordml/sdtdatahash" xmlns:w16sdtfl="http://schemas.microsoft.com/office/word/2024/wordml/sdtformatlock" xmlns:w16se="http://schemas.microsoft.com/office/word/2015/wordml/symex" xmlns:wpg="http://schemas.microsoft.com/office/word/2010/wordprocessingGroup" xmlns:wpi="http://schemas.microsoft.com/office/word/2010/wordprocessingInk" xmlns:wne="http://schemas.microsoft.com/office/word/2006/wordml" xmlns:wps="http://schemas.microsoft.com/office/word/2010/wordprocessingShape" mc:Ignorable="w14 w15 w16se w16cid w16 w16cex w16sdtdh w16sdtfl w16du wp14">
   <w:footnote w:type="separator" w:id="-1">
     <w:p>
       <w:pPr>
@@ -26008,7 +25905,7 @@
 </file>
 
 <file path=word/styles.xml><?xml version="1.0" encoding="utf-8"?>
-<w:styles xmlns:mc="http://schemas.openxmlformats.org/markup-compatibility/2006" xmlns:r="http://schemas.openxmlformats.org/officeDocument/2006/relationships" xmlns:w="http://schemas.openxmlformats.org/wordprocessingml/2006/main" xmlns:w14="http://schemas.microsoft.com/office/word/2010/wordml" xmlns:w15="http://schemas.microsoft.com/office/word/2012/wordml" mc:Ignorable="w14 w15">
+<w:styles xmlns:mc="http://schemas.openxmlformats.org/markup-compatibility/2006" xmlns:r="http://schemas.openxmlformats.org/officeDocument/2006/relationships" xmlns:w="http://schemas.openxmlformats.org/wordprocessingml/2006/main" xmlns:w14="http://schemas.microsoft.com/office/word/2010/wordml" xmlns:w15="http://schemas.microsoft.com/office/word/2012/wordml" xmlns:w16cex="http://schemas.microsoft.com/office/word/2018/wordml/cex" xmlns:w16cid="http://schemas.microsoft.com/office/word/2016/wordml/cid" xmlns:w16="http://schemas.microsoft.com/office/word/2018/wordml" xmlns:w16du="http://schemas.microsoft.com/office/word/2023/wordml/word16du" xmlns:w16sdtdh="http://schemas.microsoft.com/office/word/2020/wordml/sdtdatahash" xmlns:w16sdtfl="http://schemas.microsoft.com/office/word/2024/wordml/sdtformatlock" xmlns:w16se="http://schemas.microsoft.com/office/word/2015/wordml/symex" mc:Ignorable="w14 w15 w16se w16cid w16 w16cex w16sdtdh w16sdtfl w16du">
   <w:docDefaults>
     <w:rPrDefault>
       <w:rPr>
@@ -26024,7 +25921,7 @@
       </w:pPr>
     </w:pPrDefault>
   </w:docDefaults>
-  <w:latentStyles w:defLockedState="0" w:defUIPriority="99" w:defSemiHidden="0" w:defUnhideWhenUsed="0" w:defQFormat="0" w:count="371">
+  <w:latentStyles w:defLockedState="0" w:defUIPriority="99" w:defSemiHidden="0" w:defUnhideWhenUsed="0" w:defQFormat="0" w:count="376">
     <w:lsdException w:name="Normal" w:uiPriority="0" w:qFormat="1"/>
     <w:lsdException w:name="heading 1" w:uiPriority="9" w:qFormat="1"/>
     <w:lsdException w:name="heading 2" w:semiHidden="1" w:uiPriority="9" w:unhideWhenUsed="1" w:qFormat="1"/>
@@ -26396,6 +26293,11 @@
     <w:lsdException w:name="List Table 5 Dark Accent 6" w:uiPriority="50"/>
     <w:lsdException w:name="List Table 6 Colorful Accent 6" w:uiPriority="51"/>
     <w:lsdException w:name="List Table 7 Colorful Accent 6" w:uiPriority="52"/>
+    <w:lsdException w:name="Mention" w:semiHidden="1" w:unhideWhenUsed="1"/>
+    <w:lsdException w:name="Smart Hyperlink" w:semiHidden="1" w:unhideWhenUsed="1"/>
+    <w:lsdException w:name="Hashtag" w:semiHidden="1" w:unhideWhenUsed="1"/>
+    <w:lsdException w:name="Unresolved Mention" w:semiHidden="1" w:unhideWhenUsed="1"/>
+    <w:lsdException w:name="Smart Link" w:semiHidden="1" w:unhideWhenUsed="1"/>
   </w:latentStyles>
   <w:style w:type="paragraph" w:default="1" w:styleId="Normal">
     <w:name w:val="Normal"/>
@@ -26737,15 +26639,6 @@
 </file>
 
 <file path=customXml/item1.xml><?xml version="1.0" encoding="utf-8"?>
-<?mso-contentType ?>
-<FormTemplates xmlns="http://schemas.microsoft.com/sharepoint/v3/contenttype/forms">
-  <Display>DocumentLibraryForm</Display>
-  <Edit>DocumentLibraryForm</Edit>
-  <New>DocumentLibraryForm</New>
-</FormTemplates>
-</file>
-
-<file path=customXml/item2.xml><?xml version="1.0" encoding="utf-8"?>
 <ct:contentTypeSchema xmlns:ct="http://schemas.microsoft.com/office/2006/metadata/contentType" xmlns:ma="http://schemas.microsoft.com/office/2006/metadata/properties/metaAttributes" ct:_="" ma:_="" ma:contentTypeName="Unknown Document Type" ma:contentTypeID="0x010104" ma:contentTypeVersion="0" ma:contentTypeDescription="" ma:contentTypeScope="" ma:versionID="05d83ceaa0bbd2e3bc716e6e66bd857a">
   <xsd:schema xmlns:xsd="http://www.w3.org/2001/XMLSchema" xmlns:xs="http://www.w3.org/2001/XMLSchema" xmlns:p="http://schemas.microsoft.com/office/2006/metadata/properties" targetNamespace="http://schemas.microsoft.com/office/2006/metadata/properties" ma:root="true" ma:fieldsID="b3d69fe45253d5ff147bb69036b756a7">
     <xsd:element name="properties">
@@ -26859,6 +26752,15 @@
 </ct:contentTypeSchema>
 </file>
 
+<file path=customXml/item2.xml><?xml version="1.0" encoding="utf-8"?>
+<?mso-contentType ?>
+<FormTemplates xmlns="http://schemas.microsoft.com/sharepoint/v3/contenttype/forms">
+  <Display>DocumentLibraryForm</Display>
+  <Edit>DocumentLibraryForm</Edit>
+  <New>DocumentLibraryForm</New>
+</FormTemplates>
+</file>
+
 <file path=customXml/item3.xml><?xml version="1.0" encoding="utf-8"?>
 <p:properties xmlns:p="http://schemas.microsoft.com/office/2006/metadata/properties" xmlns:xsi="http://www.w3.org/2001/XMLSchema-instance" xmlns:pc="http://schemas.microsoft.com/office/infopath/2007/PartnerControls">
   <documentManagement/>
@@ -26866,13 +26768,34 @@
 </file>
 
 <file path=customXml/itemProps1.xml><?xml version="1.0" encoding="utf-8"?>
-<ds:datastoreItem xmlns:ds="http://schemas.openxmlformats.org/officeDocument/2006/customXml" ds:itemID="{A626DB38-0F29-416B-94BD-F56D4F29D865}"/>
+<ds:datastoreItem xmlns:ds="http://schemas.openxmlformats.org/officeDocument/2006/customXml" ds:itemID="{8E85F08A-43F8-4075-8AD3-3D5CE103452C}">
+  <ds:schemaRefs>
+    <ds:schemaRef ds:uri="http://schemas.microsoft.com/office/2006/metadata/contentType"/>
+    <ds:schemaRef ds:uri="http://schemas.microsoft.com/office/2006/metadata/properties/metaAttributes"/>
+    <ds:schemaRef ds:uri="http://www.w3.org/2001/XMLSchema"/>
+    <ds:schemaRef ds:uri="http://schemas.microsoft.com/office/2006/metadata/properties"/>
+    <ds:schemaRef ds:uri="http://schemas.openxmlformats.org/package/2006/metadata/core-properties"/>
+    <ds:schemaRef ds:uri="http://purl.org/dc/elements/1.1/"/>
+    <ds:schemaRef ds:uri="http://purl.org/dc/terms/"/>
+    <ds:schemaRef ds:uri="http://schemas.microsoft.com/internal/obd"/>
+    <ds:schemaRef ds:uri="http://schemas.microsoft.com/office/infopath/2007/PartnerControls"/>
+  </ds:schemaRefs>
+</ds:datastoreItem>
 </file>
 
 <file path=customXml/itemProps2.xml><?xml version="1.0" encoding="utf-8"?>
-<ds:datastoreItem xmlns:ds="http://schemas.openxmlformats.org/officeDocument/2006/customXml" ds:itemID="{8E85F08A-43F8-4075-8AD3-3D5CE103452C}"/>
+<ds:datastoreItem xmlns:ds="http://schemas.openxmlformats.org/officeDocument/2006/customXml" ds:itemID="{A626DB38-0F29-416B-94BD-F56D4F29D865}">
+  <ds:schemaRefs>
+    <ds:schemaRef ds:uri="http://schemas.microsoft.com/sharepoint/v3/contenttype/forms"/>
+  </ds:schemaRefs>
+</ds:datastoreItem>
 </file>
 
 <file path=customXml/itemProps3.xml><?xml version="1.0" encoding="utf-8"?>
-<ds:datastoreItem xmlns:ds="http://schemas.openxmlformats.org/officeDocument/2006/customXml" ds:itemID="{F5B5D57A-F8DF-4F98-81F8-8977E7FA0D50}"/>
+<ds:datastoreItem xmlns:ds="http://schemas.openxmlformats.org/officeDocument/2006/customXml" ds:itemID="{F5B5D57A-F8DF-4F98-81F8-8977E7FA0D50}">
+  <ds:schemaRefs>
+    <ds:schemaRef ds:uri="http://schemas.microsoft.com/office/2006/metadata/properties"/>
+    <ds:schemaRef ds:uri="http://schemas.microsoft.com/office/infopath/2007/PartnerControls"/>
+  </ds:schemaRefs>
+</ds:datastoreItem>
 </file>